--- a/a7/packages/A7 Unit 3 - Exponents and Scientific Notation/Teacher Editions/A7 3.08  Teacher Edition.docx
+++ b/a7/packages/A7 Unit 3 - Exponents and Scientific Notation/Teacher Editions/A7 3.08  Teacher Edition.docx
@@ -149,266 +149,7 @@
           <w:color w:val="1A1A1A"/>
           <w:sz w:val="30"/>
         </w:rPr>
-        <w:t>Read This First</w:t>
-      </w:r>
-    </w:p>
-    <w:p>
-      <w:pPr>
-        <w:spacing w:before="0" w:after="120"/>
-      </w:pPr>
-      <w:r>
-        <w:rPr>
-          <w:b w:val="0"/>
-          <w:i w:val="0"/>
-          <w:color w:val="1A1A1A"/>
-          <w:sz w:val="21"/>
-        </w:rPr>
-        <w:t>This lesson rebuilds Math Nation 3.8 (SE pp. 139–145) and opens MA.8.NSO.1.4. The book's sequence — powers of ten and place value, the definition, the coefficient constraint, then 'how many times larger' in three cases — is kept as Notes I–III. Its Florida funding, painting, alligator and 8.4 × 10</w:t>
-      </w:r>
-      <w:r>
-        <w:rPr>
-          <w:b w:val="0"/>
-          <w:i w:val="0"/>
-          <w:color w:val="1A1A1A"/>
-          <w:sz w:val="21"/>
-          <w:vertAlign w:val="superscript"/>
-        </w:rPr>
-        <w:t>6</w:t>
-      </w:r>
-      <w:r>
-        <w:rPr>
-          <w:b w:val="0"/>
-          <w:i w:val="0"/>
-          <w:color w:val="1A1A1A"/>
-          <w:sz w:val="21"/>
-        </w:rPr>
-        <w:t xml:space="preserve"> items are kept as the examples and whiteboard 7.</w:t>
-      </w:r>
-    </w:p>
-    <w:p>
-      <w:pPr>
-        <w:spacing w:before="0" w:after="120"/>
-      </w:pPr>
-      <w:r>
-        <w:rPr>
-          <w:b w:val="0"/>
-          <w:i w:val="0"/>
-          <w:color w:val="1A1A1A"/>
-          <w:sz w:val="21"/>
-        </w:rPr>
-        <w:t>Two things the state guide expects that the book does not ask are added: calculator E notation (whiteboard 8, bank 7c) and the '10</w:t>
-      </w:r>
-      <w:r>
-        <w:rPr>
-          <w:b w:val="0"/>
-          <w:i w:val="0"/>
-          <w:color w:val="1A1A1A"/>
-          <w:sz w:val="21"/>
-          <w:vertAlign w:val="superscript"/>
-        </w:rPr>
-        <w:t>3</w:t>
-      </w:r>
-      <w:r>
-        <w:rPr>
-          <w:b w:val="0"/>
-          <w:i w:val="0"/>
-          <w:color w:val="1A1A1A"/>
-          <w:sz w:val="21"/>
-        </w:rPr>
-        <w:t xml:space="preserve"> times is not 3 times' misconception as a diagnostic (whiteboard 6). The guide's own items — the blue whale and elephant, Florida and Lake Okeechobee, China and Mexico — are bank 9 and Additional 9.</w:t>
-      </w:r>
-    </w:p>
-    <w:p>
-      <w:pPr>
-        <w:spacing w:before="0" w:after="120"/>
-      </w:pPr>
-      <w:r>
-        <w:rPr>
-          <w:b w:val="0"/>
-          <w:i w:val="0"/>
-          <w:color w:val="1A1A1A"/>
-          <w:sz w:val="21"/>
-        </w:rPr>
-        <w:t>Two book items were not reused. The Additional Practice key gives 10</w:t>
-      </w:r>
-      <w:r>
-        <w:rPr>
-          <w:b w:val="0"/>
-          <w:i w:val="0"/>
-          <w:color w:val="1A1A1A"/>
-          <w:sz w:val="21"/>
-          <w:vertAlign w:val="superscript"/>
-        </w:rPr>
-        <w:t>6</w:t>
-      </w:r>
-      <w:r>
-        <w:rPr>
-          <w:b w:val="0"/>
-          <w:i w:val="0"/>
-          <w:color w:val="1A1A1A"/>
-          <w:sz w:val="21"/>
-        </w:rPr>
-        <w:t xml:space="preserve"> + 10</w:t>
-      </w:r>
-      <w:r>
-        <w:rPr>
-          <w:b w:val="0"/>
-          <w:i w:val="0"/>
-          <w:color w:val="1A1A1A"/>
-          <w:sz w:val="21"/>
-          <w:vertAlign w:val="superscript"/>
-        </w:rPr>
-        <w:t>4</w:t>
-      </w:r>
-      <w:r>
-        <w:rPr>
-          <w:b w:val="0"/>
-          <w:i w:val="0"/>
-          <w:color w:val="1A1A1A"/>
-          <w:sz w:val="21"/>
-        </w:rPr>
-        <w:t xml:space="preserve"> = 101000 (it is 1,010,000). Homework 2 scaffolds 8.1 ÷ 2.7 = 3 and 10</w:t>
-      </w:r>
-      <w:r>
-        <w:rPr>
-          <w:b w:val="0"/>
-          <w:i w:val="0"/>
-          <w:color w:val="1A1A1A"/>
-          <w:sz w:val="21"/>
-          <w:vertAlign w:val="superscript"/>
-        </w:rPr>
-        <w:t>8</w:t>
-      </w:r>
-      <w:r>
-        <w:rPr>
-          <w:b w:val="0"/>
-          <w:i w:val="0"/>
-          <w:color w:val="1A1A1A"/>
-          <w:sz w:val="21"/>
-        </w:rPr>
-        <w:t xml:space="preserve"> ÷ 10</w:t>
-      </w:r>
-      <w:r>
-        <w:rPr>
-          <w:b w:val="0"/>
-          <w:i w:val="0"/>
-          <w:color w:val="1A1A1A"/>
-          <w:sz w:val="21"/>
-          <w:vertAlign w:val="superscript"/>
-        </w:rPr>
-        <w:t>6</w:t>
-      </w:r>
-      <w:r>
-        <w:rPr>
-          <w:b w:val="0"/>
-          <w:i w:val="0"/>
-          <w:color w:val="1A1A1A"/>
-          <w:sz w:val="21"/>
-        </w:rPr>
-        <w:t xml:space="preserve"> = 100 and then asks about 8.1 × 10</w:t>
-      </w:r>
-      <w:r>
-        <w:rPr>
-          <w:b w:val="0"/>
-          <w:i w:val="0"/>
-          <w:color w:val="1A1A1A"/>
-          <w:sz w:val="21"/>
-          <w:vertAlign w:val="superscript"/>
-        </w:rPr>
-        <w:t>8</w:t>
-      </w:r>
-      <w:r>
-        <w:rPr>
-          <w:b w:val="0"/>
-          <w:i w:val="0"/>
-          <w:color w:val="1A1A1A"/>
-          <w:sz w:val="21"/>
-        </w:rPr>
-        <w:t xml:space="preserve"> versus 5.4 × 10</w:t>
-      </w:r>
-      <w:r>
-        <w:rPr>
-          <w:b w:val="0"/>
-          <w:i w:val="0"/>
-          <w:color w:val="1A1A1A"/>
-          <w:sz w:val="21"/>
-          <w:vertAlign w:val="superscript"/>
-        </w:rPr>
-        <w:t>7</w:t>
-      </w:r>
-      <w:r>
-        <w:rPr>
-          <w:b w:val="0"/>
-          <w:i w:val="0"/>
-          <w:color w:val="1A1A1A"/>
-          <w:sz w:val="21"/>
-        </w:rPr>
-        <w:t xml:space="preserve"> = 15, so the scaffold does not lead to the question; bank 8 uses a scaffold that does.</w:t>
-      </w:r>
-    </w:p>
-    <w:p>
-      <w:pPr>
-        <w:spacing w:before="0" w:after="120"/>
-      </w:pPr>
-      <w:r>
-        <w:rPr>
-          <w:b w:val="0"/>
-          <w:i w:val="0"/>
-          <w:color w:val="1A1A1A"/>
-          <w:sz w:val="21"/>
-        </w:rPr>
-        <w:t>Coefficient constraint: every scientific-notation coefficient in this lesson is in [1, 10) except where an item is ABOUT the constraint (whiteboards 1, 3, 5, 9; bank 11–13). Those items are tagged in the spec and were checked by hand.</w:t>
-      </w:r>
-    </w:p>
-    <w:p>
-      <w:pPr>
-        <w:spacing w:before="0" w:after="120"/>
-      </w:pPr>
-      <w:r>
-        <w:rPr>
-          <w:b w:val="0"/>
-          <w:i w:val="0"/>
-          <w:color w:val="1A1A1A"/>
-          <w:sz w:val="21"/>
-        </w:rPr>
-        <w:t>The book's warm-up is the grains-of-sand story — good motivation, no mathematics until question 2. The number (7.5 × 10</w:t>
-      </w:r>
-      <w:r>
-        <w:rPr>
-          <w:b w:val="0"/>
-          <w:i w:val="0"/>
-          <w:color w:val="1A1A1A"/>
-          <w:sz w:val="21"/>
-          <w:vertAlign w:val="superscript"/>
-        </w:rPr>
-        <w:t>18</w:t>
-      </w:r>
-      <w:r>
-        <w:rPr>
-          <w:b w:val="0"/>
-          <w:i w:val="0"/>
-          <w:color w:val="1A1A1A"/>
-          <w:sz w:val="21"/>
-        </w:rPr>
-        <w:t>) is used in Notes I and as Additional 7a; the warm-up itself is spaced retrieval.</w:t>
-      </w:r>
-    </w:p>
-    <w:p>
-      <w:pPr>
-        <w:keepNext/>
-        <w:spacing w:before="280" w:after="120"/>
-        <w:pBdr>
-          <w:bottom w:val="single" w:sz="8" w:space="2" w:color="1A1A1A"/>
-        </w:pBdr>
-      </w:pPr>
-      <w:r>
-        <w:rPr>
-          <w:b/>
-          <w:i w:val="0"/>
-          <w:color w:val="1A1A1A"/>
-          <w:sz w:val="30"/>
-        </w:rPr>
-        <w:t>Standard and Targets</w:t>
+        <w:t>The Period</w:t>
       </w:r>
     </w:p>
     <w:p>
@@ -445,7 +186,7 @@
           <w:color w:val="1A1A1A"/>
           <w:sz w:val="21"/>
         </w:rPr>
-        <w:t xml:space="preserve">Benchmark  </w:t>
+        <w:t xml:space="preserve">Must  </w:t>
       </w:r>
       <w:r>
         <w:rPr>
@@ -454,7 +195,7 @@
           <w:color w:val="1A1A1A"/>
           <w:sz w:val="21"/>
         </w:rPr>
-        <w:t>Express numbers in scientific notation to represent and approximate very large or very small quantities. Determine how many times larger or smaller one number is compared to a second number.</w:t>
+        <w:t>Express very large quantities in scientific notation and read them back into standard form; determine how many times larger one number is than another.</w:t>
       </w:r>
     </w:p>
     <w:p>
@@ -468,7 +209,7 @@
           <w:color w:val="1A1A1A"/>
           <w:sz w:val="21"/>
         </w:rPr>
-        <w:t xml:space="preserve">Boundary  </w:t>
+        <w:t xml:space="preserve">Must not  </w:t>
       </w:r>
       <w:r>
         <w:rPr>
@@ -477,7 +218,7 @@
           <w:color w:val="1A1A1A"/>
           <w:sz w:val="21"/>
         </w:rPr>
-        <w:t>Large numbers today; small numbers (negative exponents) tomorrow in 3.09. Operations in scientific notation are MA.8.NSO.1.5, Unit 4.</w:t>
+        <w:t>Coefficients are at least 1 and less than 10. Large numbers today; negative powers of ten are 3.09, and operations in scientific notation are Unit 4.</w:t>
       </w:r>
     </w:p>
     <w:p>
@@ -491,7 +232,7 @@
           <w:color w:val="1A1A1A"/>
           <w:sz w:val="21"/>
         </w:rPr>
-        <w:t xml:space="preserve">Learning target  </w:t>
+        <w:t xml:space="preserve">Target  </w:t>
       </w:r>
       <w:r>
         <w:rPr>
@@ -514,7 +255,16 @@
           <w:color w:val="1A1A1A"/>
           <w:sz w:val="21"/>
         </w:rPr>
-        <w:t xml:space="preserve">Essential question  </w:t>
+        <w:t xml:space="preserve">MTR  </w:t>
+      </w:r>
+      <w:r>
+        <w:rPr>
+          <w:b/>
+          <w:i w:val="0"/>
+          <w:color w:val="1A1A1A"/>
+          <w:sz w:val="21"/>
+        </w:rPr>
+        <w:t>MTR.7.1</w:t>
       </w:r>
       <w:r>
         <w:rPr>
@@ -523,13 +273,8 @@
           <w:color w:val="1A1A1A"/>
           <w:sz w:val="21"/>
         </w:rPr>
-        <w:t>How does a power of 10 let us write a very large number briefly, and compare two of them?</w:t>
+        <w:t xml:space="preserve"> — Every board and the bank   ·   </w:t>
       </w:r>
-    </w:p>
-    <w:p>
-      <w:pPr>
-        <w:spacing w:before="0" w:after="100"/>
-      </w:pPr>
       <w:r>
         <w:rPr>
           <w:b/>
@@ -537,7 +282,7 @@
           <w:color w:val="1A1A1A"/>
           <w:sz w:val="21"/>
         </w:rPr>
-        <w:t xml:space="preserve">Building on  </w:t>
+        <w:t>MTR.5.1</w:t>
       </w:r>
       <w:r>
         <w:rPr>
@@ -546,13 +291,8 @@
           <w:color w:val="1A1A1A"/>
           <w:sz w:val="21"/>
         </w:rPr>
-        <w:t>MA.7.NSO.1.1 and MA.8.NSO.1.3 (3.01–3.07) — powers of 10 and the laws; Grade 5 — place value to the billions.</w:t>
+        <w:t xml:space="preserve"> — Notes I   ·   </w:t>
       </w:r>
-    </w:p>
-    <w:p>
-      <w:pPr>
-        <w:spacing w:before="0" w:after="100"/>
-      </w:pPr>
       <w:r>
         <w:rPr>
           <w:b/>
@@ -560,7 +300,7 @@
           <w:color w:val="1A1A1A"/>
           <w:sz w:val="21"/>
         </w:rPr>
-        <w:t xml:space="preserve">Working toward  </w:t>
+        <w:t>MTR.6.1</w:t>
       </w:r>
       <w:r>
         <w:rPr>
@@ -569,117 +309,7 @@
           <w:color w:val="1A1A1A"/>
           <w:sz w:val="21"/>
         </w:rPr>
-        <w:t>3.09 — small numbers and negative powers of ten; MA.8.NSO.1.5 (Unit 4) — operations in scientific notation.</w:t>
-      </w:r>
-    </w:p>
-    <w:p>
-      <w:pPr>
-        <w:spacing w:before="0" w:after="100"/>
-      </w:pPr>
-      <w:r>
-        <w:rPr>
-          <w:b/>
-          <w:i w:val="0"/>
-          <w:color w:val="1A1A1A"/>
-          <w:sz w:val="21"/>
-        </w:rPr>
-        <w:t xml:space="preserve">Where this sits in the course  </w:t>
-      </w:r>
-      <w:r>
-        <w:rPr>
-          <w:b w:val="0"/>
-          <w:i w:val="0"/>
-          <w:color w:val="1A1A1A"/>
-          <w:sz w:val="21"/>
-        </w:rPr>
-        <w:t>First of two MA.8.NSO.1.4 lessons (3.08–3.09). The Grade 8 FAST reports this under Number Sense and Operations. The guide's named misconceptions — coefficient outside [1, 10), 'E' read as an error, '10</w:t>
-      </w:r>
-      <w:r>
-        <w:rPr>
-          <w:b w:val="0"/>
-          <w:i w:val="0"/>
-          <w:color w:val="1A1A1A"/>
-          <w:sz w:val="21"/>
-          <w:vertAlign w:val="superscript"/>
-        </w:rPr>
-        <w:t>4</w:t>
-      </w:r>
-      <w:r>
-        <w:rPr>
-          <w:b w:val="0"/>
-          <w:i w:val="0"/>
-          <w:color w:val="1A1A1A"/>
-          <w:sz w:val="21"/>
-        </w:rPr>
-        <w:t xml:space="preserve"> times' read as '4 times', and multiplying the exponent when scaling — are each a distractor somewhere in today's round or bank.</w:t>
-      </w:r>
-    </w:p>
-    <w:p>
-      <w:pPr>
-        <w:keepNext/>
-        <w:spacing w:before="280" w:after="120"/>
-        <w:pBdr>
-          <w:bottom w:val="single" w:sz="8" w:space="2" w:color="1A1A1A"/>
-        </w:pBdr>
-      </w:pPr>
-      <w:r>
-        <w:rPr>
-          <w:b/>
-          <w:i w:val="0"/>
-          <w:color w:val="1A1A1A"/>
-          <w:sz w:val="30"/>
-        </w:rPr>
-        <w:t>Lesson at a Glance</w:t>
-      </w:r>
-    </w:p>
-    <w:p>
-      <w:pPr>
-        <w:spacing w:before="0" w:after="120"/>
-      </w:pPr>
-      <w:r>
-        <w:rPr>
-          <w:b w:val="0"/>
-          <w:i w:val="0"/>
-          <w:color w:val="1A1A1A"/>
-          <w:sz w:val="21"/>
-        </w:rPr>
-        <w:t xml:space="preserve">Windy Hill periods run </w:t>
-      </w:r>
-      <w:r>
-        <w:rPr>
-          <w:b/>
-          <w:i w:val="0"/>
-          <w:color w:val="1A1A1A"/>
-          <w:sz w:val="21"/>
-        </w:rPr>
-        <w:t>53 minutes</w:t>
-      </w:r>
-      <w:r>
-        <w:rPr>
-          <w:b w:val="0"/>
-          <w:i w:val="0"/>
-          <w:color w:val="1A1A1A"/>
-          <w:sz w:val="21"/>
-        </w:rPr>
-        <w:t xml:space="preserve">. The whiteboard round takes the remainder after the taught blocks — </w:t>
-      </w:r>
-      <w:r>
-        <w:rPr>
-          <w:b/>
-          <w:i w:val="0"/>
-          <w:color w:val="1A1A1A"/>
-          <w:sz w:val="21"/>
-        </w:rPr>
-        <w:t>19 minutes</w:t>
-      </w:r>
-      <w:r>
-        <w:rPr>
-          <w:b w:val="0"/>
-          <w:i w:val="0"/>
-          <w:color w:val="1A1A1A"/>
-          <w:sz w:val="21"/>
-        </w:rPr>
-        <w:t xml:space="preserve"> in this lesson — and IXL takes the last 5. Slide numbers below are read from the deck when this edition is built.</w:t>
+        <w:t xml:space="preserve"> — Board 4</w:t>
       </w:r>
     </w:p>
     <w:tbl>
@@ -1578,7 +1208,105 @@
                 <w:color w:val="1A1A1A"/>
                 <w:sz w:val="20"/>
               </w:rPr>
-              <w:t>19 min</w:t>
+              <w:t>13 min</w:t>
+            </w:r>
+          </w:p>
+        </w:tc>
+      </w:tr>
+      <w:tr>
+        <w:trPr>
+          <w:cantSplit/>
+        </w:trPr>
+        <w:tc>
+          <w:tcPr>
+            <w:tcW w:type="dxa" w:w="6660"/>
+            <w:tcMar>
+              <w:top w:w="60" w:type="dxa"/>
+              <w:left w:w="100" w:type="dxa"/>
+              <w:bottom w:w="60" w:type="dxa"/>
+              <w:right w:w="100" w:type="dxa"/>
+            </w:tcMar>
+            <w:tcBorders>
+              <w:top w:val="single" w:sz="6" w:color="1A1A1A"/>
+              <w:left w:val="single" w:sz="6" w:color="1A1A1A"/>
+              <w:bottom w:val="single" w:sz="6" w:color="1A1A1A"/>
+              <w:right w:val="single" w:sz="6" w:color="1A1A1A"/>
+            </w:tcBorders>
+          </w:tcPr>
+          <w:p>
+            <w:pPr>
+              <w:spacing w:after="0"/>
+            </w:pPr>
+            <w:r>
+              <w:rPr>
+                <w:b w:val="0"/>
+                <w:i w:val="0"/>
+                <w:color w:val="1A1A1A"/>
+                <w:sz w:val="20"/>
+              </w:rPr>
+              <w:t>Independent Set</w:t>
+            </w:r>
+          </w:p>
+        </w:tc>
+        <w:tc>
+          <w:tcPr>
+            <w:tcW w:type="dxa" w:w="1200"/>
+            <w:tcMar>
+              <w:top w:w="60" w:type="dxa"/>
+              <w:left w:w="100" w:type="dxa"/>
+              <w:bottom w:w="60" w:type="dxa"/>
+              <w:right w:w="100" w:type="dxa"/>
+            </w:tcMar>
+            <w:tcBorders>
+              <w:top w:val="single" w:sz="6" w:color="1A1A1A"/>
+              <w:left w:val="single" w:sz="6" w:color="1A1A1A"/>
+              <w:bottom w:val="single" w:sz="6" w:color="1A1A1A"/>
+              <w:right w:val="single" w:sz="6" w:color="1A1A1A"/>
+            </w:tcBorders>
+          </w:tcPr>
+          <w:p>
+            <w:pPr>
+              <w:spacing w:after="0"/>
+            </w:pPr>
+            <w:r>
+              <w:rPr>
+                <w:b w:val="0"/>
+                <w:i w:val="0"/>
+                <w:color w:val="1A1A1A"/>
+                <w:sz w:val="20"/>
+              </w:rPr>
+              <w:t>33</w:t>
+            </w:r>
+          </w:p>
+        </w:tc>
+        <w:tc>
+          <w:tcPr>
+            <w:tcW w:type="dxa" w:w="1500"/>
+            <w:tcMar>
+              <w:top w:w="60" w:type="dxa"/>
+              <w:left w:w="100" w:type="dxa"/>
+              <w:bottom w:w="60" w:type="dxa"/>
+              <w:right w:w="100" w:type="dxa"/>
+            </w:tcMar>
+            <w:tcBorders>
+              <w:top w:val="single" w:sz="6" w:color="1A1A1A"/>
+              <w:left w:val="single" w:sz="6" w:color="1A1A1A"/>
+              <w:bottom w:val="single" w:sz="6" w:color="1A1A1A"/>
+              <w:right w:val="single" w:sz="6" w:color="1A1A1A"/>
+            </w:tcBorders>
+          </w:tcPr>
+          <w:p>
+            <w:pPr>
+              <w:spacing w:after="0"/>
+            </w:pPr>
+            <w:r>
+              <w:rPr>
+                <w:b w:val="0"/>
+                <w:i w:val="0"/>
+                <w:color w:val="1A1A1A"/>
+                <w:sz w:val="20"/>
+              </w:rPr>
+              <w:t>6 min</w:t>
             </w:r>
           </w:p>
         </w:tc>
@@ -1645,7 +1373,7 @@
                 <w:color w:val="1A1A1A"/>
                 <w:sz w:val="20"/>
               </w:rPr>
-              <w:t>33</w:t>
+              <w:t>34</w:t>
             </w:r>
           </w:p>
         </w:tc>
@@ -1783,7 +1511,23 @@
     </w:p>
     <w:p>
       <w:pPr>
-        <w:spacing w:before="0" w:after="100"/>
+        <w:keepNext/>
+        <w:spacing w:before="200" w:after="60"/>
+      </w:pPr>
+      <w:r>
+        <w:rPr>
+          <w:b/>
+          <w:i w:val="0"/>
+          <w:color w:val="1A1A1A"/>
+          <w:sz w:val="23"/>
+        </w:rPr>
+        <w:t>Say these three things out loud today</w:t>
+      </w:r>
+    </w:p>
+    <w:p>
+      <w:pPr>
+        <w:spacing w:before="20" w:after="80"/>
+        <w:ind w:left="360" w:hanging="360"/>
       </w:pPr>
       <w:r>
         <w:rPr>
@@ -1792,7 +1536,7 @@
           <w:color w:val="1A1A1A"/>
           <w:sz w:val="21"/>
         </w:rPr>
-        <w:t xml:space="preserve">Materials  </w:t>
+        <w:t xml:space="preserve">1.  </w:t>
       </w:r>
       <w:r>
         <w:rPr>
@@ -1801,17 +1545,22 @@
           <w:color w:val="1A1A1A"/>
           <w:sz w:val="21"/>
         </w:rPr>
-        <w:t>Whiteboards and markers. Calculators are allowed on everything; today is the day to show the class what E means on the display — enter 3.5 × 10</w:t>
+        <w:t>Exactly one nonzero digit sits in front of the decimal point. One — not two, and not none.</w:t>
       </w:r>
+    </w:p>
+    <w:p>
+      <w:pPr>
+        <w:spacing w:before="20" w:after="80"/>
+        <w:ind w:left="360" w:hanging="360"/>
+      </w:pPr>
       <w:r>
         <w:rPr>
-          <w:b w:val="0"/>
+          <w:b/>
           <w:i w:val="0"/>
           <w:color w:val="1A1A1A"/>
           <w:sz w:val="21"/>
-          <w:vertAlign w:val="superscript"/>
         </w:rPr>
-        <w:t>9</w:t>
+        <w:t xml:space="preserve">2.  </w:t>
       </w:r>
       <w:r>
         <w:rPr>
@@ -1820,12 +1569,13 @@
           <w:color w:val="1A1A1A"/>
           <w:sz w:val="21"/>
         </w:rPr>
-        <w:t xml:space="preserve"> and 35,000,000,000 and look.</w:t>
+        <w:t>The exponent counts the places the decimal point moved. It does not count zeros.</w:t>
       </w:r>
     </w:p>
     <w:p>
       <w:pPr>
-        <w:spacing w:before="0" w:after="100"/>
+        <w:spacing w:before="20" w:after="80"/>
+        <w:ind w:left="360" w:hanging="360"/>
       </w:pPr>
       <w:r>
         <w:rPr>
@@ -1834,7 +1584,7 @@
           <w:color w:val="1A1A1A"/>
           <w:sz w:val="21"/>
         </w:rPr>
-        <w:t xml:space="preserve">Where the lesson lives  </w:t>
+        <w:t xml:space="preserve">3.  </w:t>
       </w:r>
       <w:r>
         <w:rPr>
@@ -1843,7 +1593,129 @@
           <w:color w:val="1A1A1A"/>
           <w:sz w:val="21"/>
         </w:rPr>
-        <w:t>Notes II — 'one nonzero digit in front of the decimal point'. Whiteboard 5 is the diagnostic; whiteboard 9 asks for it in writing. Notes III's '10</w:t>
+        <w:t>To compare, read the exponent first. Only when the exponents match does the coefficient decide.</w:t>
+      </w:r>
+    </w:p>
+    <w:p>
+      <w:r>
+        <w:br w:type="page"/>
+      </w:r>
+    </w:p>
+    <w:p>
+      <w:pPr>
+        <w:keepNext/>
+        <w:spacing w:before="280" w:after="120"/>
+        <w:pBdr>
+          <w:bottom w:val="single" w:sz="8" w:space="2" w:color="1A1A1A"/>
+        </w:pBdr>
+      </w:pPr>
+      <w:r>
+        <w:rPr>
+          <w:b/>
+          <w:i w:val="0"/>
+          <w:color w:val="1A1A1A"/>
+          <w:sz w:val="30"/>
+        </w:rPr>
+        <w:t>Slide by Slide</w:t>
+      </w:r>
+    </w:p>
+    <w:p>
+      <w:pPr>
+        <w:spacing w:before="20" w:after="60"/>
+        <w:ind w:left="470" w:hanging="470"/>
+      </w:pPr>
+      <w:r>
+        <w:rPr>
+          <w:b/>
+          <w:i w:val="0"/>
+          <w:color w:val="1A1A1A"/>
+          <w:sz w:val="21"/>
+        </w:rPr>
+        <w:t xml:space="preserve">1.  </w:t>
+      </w:r>
+      <w:r>
+        <w:rPr>
+          <w:b/>
+          <w:i w:val="0"/>
+          <w:color w:val="1A1A1A"/>
+          <w:sz w:val="21"/>
+        </w:rPr>
+        <w:t xml:space="preserve">Writing Large Numbers in Scientific Notation.  </w:t>
+      </w:r>
+      <w:r>
+        <w:rPr>
+          <w:b w:val="0"/>
+          <w:i w:val="0"/>
+          <w:color w:val="1A1A1A"/>
+          <w:sz w:val="21"/>
+        </w:rPr>
+        <w:t>Post the learning target.</w:t>
+      </w:r>
+    </w:p>
+    <w:p>
+      <w:pPr>
+        <w:spacing w:before="20" w:after="60"/>
+        <w:ind w:left="470" w:hanging="470"/>
+      </w:pPr>
+      <w:r>
+        <w:rPr>
+          <w:b/>
+          <w:i w:val="0"/>
+          <w:color w:val="1A1A1A"/>
+          <w:sz w:val="21"/>
+        </w:rPr>
+        <w:t xml:space="preserve">2.  </w:t>
+      </w:r>
+      <w:r>
+        <w:rPr>
+          <w:b/>
+          <w:i w:val="0"/>
+          <w:color w:val="1A1A1A"/>
+          <w:sz w:val="21"/>
+        </w:rPr>
+        <w:t xml:space="preserve">Warm-Up — On your own. Four minutes. No notes..  </w:t>
+      </w:r>
+      <w:r>
+        <w:rPr>
+          <w:b w:val="0"/>
+          <w:i w:val="0"/>
+          <w:color w:val="1A1A1A"/>
+          <w:sz w:val="21"/>
+        </w:rPr>
+        <w:t>Q2 and Q4 are the two halves of today: a power of 10 names a place.</w:t>
+      </w:r>
+    </w:p>
+    <w:p>
+      <w:pPr>
+        <w:spacing w:before="20" w:after="60"/>
+        <w:ind w:left="470" w:hanging="470"/>
+      </w:pPr>
+      <w:r>
+        <w:rPr>
+          <w:b/>
+          <w:i w:val="0"/>
+          <w:color w:val="1A1A1A"/>
+          <w:sz w:val="21"/>
+        </w:rPr>
+        <w:t xml:space="preserve">3.  </w:t>
+      </w:r>
+      <w:r>
+        <w:rPr>
+          <w:b/>
+          <w:i w:val="0"/>
+          <w:color w:val="1A1A1A"/>
+          <w:sz w:val="21"/>
+        </w:rPr>
+        <w:t xml:space="preserve">Warm-Up — Answers..  </w:t>
+      </w:r>
+      <w:r>
+        <w:rPr>
+          <w:b w:val="0"/>
+          <w:i w:val="0"/>
+          <w:color w:val="1A1A1A"/>
+          <w:sz w:val="21"/>
+        </w:rPr>
+        <w:t>Reveal.  1. 4/x</w:t>
       </w:r>
       <w:r>
         <w:rPr>
@@ -1862,964 +1734,7 @@
           <w:color w:val="1A1A1A"/>
           <w:sz w:val="21"/>
         </w:rPr>
-        <w:t xml:space="preserve"> times is a thousand times' is the second line to say out loud; whiteboard 6 tests it.</w:t>
-      </w:r>
-    </w:p>
-    <w:p>
-      <w:pPr>
-        <w:spacing w:before="0" w:after="120"/>
-      </w:pPr>
-      <w:r>
-        <w:rPr>
-          <w:b/>
-          <w:i w:val="0"/>
-          <w:color w:val="1A1A1A"/>
-          <w:sz w:val="21"/>
-        </w:rPr>
-        <w:t>No partner or group work anywhere in this lesson.</w:t>
-      </w:r>
-      <w:r>
-        <w:rPr>
-          <w:b w:val="0"/>
-          <w:i w:val="0"/>
-          <w:color w:val="1A1A1A"/>
-          <w:sz w:val="21"/>
-        </w:rPr>
-        <w:t xml:space="preserve"> Every Math Nation exploration this lesson draws on was written for pairs; here the same tables are worked from the front and on individual boards.</w:t>
-      </w:r>
-    </w:p>
-    <w:p>
-      <w:pPr>
-        <w:keepNext/>
-        <w:spacing w:before="280" w:after="120"/>
-        <w:pBdr>
-          <w:bottom w:val="single" w:sz="8" w:space="2" w:color="1A1A1A"/>
-        </w:pBdr>
-      </w:pPr>
-      <w:r>
-        <w:rPr>
-          <w:b/>
-          <w:i w:val="0"/>
-          <w:color w:val="1A1A1A"/>
-          <w:sz w:val="30"/>
-        </w:rPr>
-        <w:t>Vocabulary</w:t>
-      </w:r>
-    </w:p>
-    <w:p>
-      <w:pPr>
-        <w:spacing w:before="0" w:after="80"/>
-        <w:ind w:left="360" w:hanging="360"/>
-      </w:pPr>
-      <w:r>
-        <w:rPr>
-          <w:b/>
-          <w:i w:val="0"/>
-          <w:color w:val="0B5394"/>
-          <w:sz w:val="21"/>
-        </w:rPr>
-        <w:t>scientific notation</w:t>
-      </w:r>
-      <w:r>
-        <w:rPr>
-          <w:b w:val="0"/>
-          <w:i w:val="0"/>
-          <w:color w:val="1A1A1A"/>
-          <w:sz w:val="21"/>
-        </w:rPr>
-        <w:t xml:space="preserve">  —  </w:t>
-      </w:r>
-      <w:r>
-        <w:rPr>
-          <w:b w:val="0"/>
-          <w:i w:val="0"/>
-          <w:color w:val="1A1A1A"/>
-          <w:sz w:val="21"/>
-        </w:rPr>
-        <w:t xml:space="preserve">a number written as a product </w:t>
-      </w:r>
-      <w:r>
-        <w:drawing>
-          <wp:inline xmlns:a="http://schemas.openxmlformats.org/drawingml/2006/main" xmlns:pic="http://schemas.openxmlformats.org/drawingml/2006/picture">
-            <wp:extent cx="457200" cy="118872"/>
-            <wp:docPr id="1" name="Picture 1"/>
-            <wp:cNvGraphicFramePr>
-              <a:graphicFrameLocks noChangeAspect="1"/>
-            </wp:cNvGraphicFramePr>
-            <a:graphic>
-              <a:graphicData uri="http://schemas.openxmlformats.org/drawingml/2006/picture">
-                <pic:pic>
-                  <pic:nvPicPr>
-                    <pic:cNvPr id="0" name="e58c3cf5edebb866.png"/>
-                    <pic:cNvPicPr/>
-                  </pic:nvPicPr>
-                  <pic:blipFill>
-                    <a:blip r:embed="rId9"/>
-                    <a:stretch>
-                      <a:fillRect/>
-                    </a:stretch>
-                  </pic:blipFill>
-                  <pic:spPr>
-                    <a:xfrm>
-                      <a:off x="0" y="0"/>
-                      <a:ext cx="457200" cy="118872"/>
-                    </a:xfrm>
-                    <a:prstGeom prst="rect"/>
-                  </pic:spPr>
-                </pic:pic>
-              </a:graphicData>
-            </a:graphic>
-          </wp:inline>
-        </w:drawing>
-      </w:r>
-      <w:r>
-        <w:rPr>
-          <w:b w:val="0"/>
-          <w:i w:val="0"/>
-          <w:color w:val="1A1A1A"/>
-          <w:sz w:val="21"/>
-        </w:rPr>
-        <w:t xml:space="preserve"> where </w:t>
-      </w:r>
-      <w:r>
-        <w:drawing>
-          <wp:inline xmlns:a="http://schemas.openxmlformats.org/drawingml/2006/main" xmlns:pic="http://schemas.openxmlformats.org/drawingml/2006/picture">
-            <wp:extent cx="79248" cy="76200"/>
-            <wp:docPr id="2" name="Picture 2"/>
-            <wp:cNvGraphicFramePr>
-              <a:graphicFrameLocks noChangeAspect="1"/>
-            </wp:cNvGraphicFramePr>
-            <a:graphic>
-              <a:graphicData uri="http://schemas.openxmlformats.org/drawingml/2006/picture">
-                <pic:pic>
-                  <pic:nvPicPr>
-                    <pic:cNvPr id="0" name="031b7c8444ab5e83.png"/>
-                    <pic:cNvPicPr/>
-                  </pic:nvPicPr>
-                  <pic:blipFill>
-                    <a:blip r:embed="rId10"/>
-                    <a:stretch>
-                      <a:fillRect/>
-                    </a:stretch>
-                  </pic:blipFill>
-                  <pic:spPr>
-                    <a:xfrm>
-                      <a:off x="0" y="0"/>
-                      <a:ext cx="79248" cy="76200"/>
-                    </a:xfrm>
-                    <a:prstGeom prst="rect"/>
-                  </pic:spPr>
-                </pic:pic>
-              </a:graphicData>
-            </a:graphic>
-          </wp:inline>
-        </w:drawing>
-      </w:r>
-      <w:r>
-        <w:rPr>
-          <w:b w:val="0"/>
-          <w:i w:val="0"/>
-          <w:color w:val="1A1A1A"/>
-          <w:sz w:val="21"/>
-        </w:rPr>
-        <w:t xml:space="preserve"> is at least 1 and less than 10, and </w:t>
-      </w:r>
-      <w:r>
-        <w:drawing>
-          <wp:inline xmlns:a="http://schemas.openxmlformats.org/drawingml/2006/main" xmlns:pic="http://schemas.openxmlformats.org/drawingml/2006/picture">
-            <wp:extent cx="79248" cy="76200"/>
-            <wp:docPr id="3" name="Picture 3"/>
-            <wp:cNvGraphicFramePr>
-              <a:graphicFrameLocks noChangeAspect="1"/>
-            </wp:cNvGraphicFramePr>
-            <a:graphic>
-              <a:graphicData uri="http://schemas.openxmlformats.org/drawingml/2006/picture">
-                <pic:pic>
-                  <pic:nvPicPr>
-                    <pic:cNvPr id="0" name="a89321e3798efa02.png"/>
-                    <pic:cNvPicPr/>
-                  </pic:nvPicPr>
-                  <pic:blipFill>
-                    <a:blip r:embed="rId11"/>
-                    <a:stretch>
-                      <a:fillRect/>
-                    </a:stretch>
-                  </pic:blipFill>
-                  <pic:spPr>
-                    <a:xfrm>
-                      <a:off x="0" y="0"/>
-                      <a:ext cx="79248" cy="76200"/>
-                    </a:xfrm>
-                    <a:prstGeom prst="rect"/>
-                  </pic:spPr>
-                </pic:pic>
-              </a:graphicData>
-            </a:graphic>
-          </wp:inline>
-        </w:drawing>
-      </w:r>
-      <w:r>
-        <w:rPr>
-          <w:b w:val="0"/>
-          <w:i w:val="0"/>
-          <w:color w:val="1A1A1A"/>
-          <w:sz w:val="21"/>
-        </w:rPr>
-        <w:t xml:space="preserve"> is an integer: </w:t>
-      </w:r>
-      <w:r>
-        <w:drawing>
-          <wp:inline xmlns:a="http://schemas.openxmlformats.org/drawingml/2006/main" xmlns:pic="http://schemas.openxmlformats.org/drawingml/2006/picture">
-            <wp:extent cx="573024" cy="143256"/>
-            <wp:docPr id="4" name="Picture 4"/>
-            <wp:cNvGraphicFramePr>
-              <a:graphicFrameLocks noChangeAspect="1"/>
-            </wp:cNvGraphicFramePr>
-            <a:graphic>
-              <a:graphicData uri="http://schemas.openxmlformats.org/drawingml/2006/picture">
-                <pic:pic>
-                  <pic:nvPicPr>
-                    <pic:cNvPr id="0" name="4ed5363e4c10aa81.png"/>
-                    <pic:cNvPicPr/>
-                  </pic:nvPicPr>
-                  <pic:blipFill>
-                    <a:blip r:embed="rId12"/>
-                    <a:stretch>
-                      <a:fillRect/>
-                    </a:stretch>
-                  </pic:blipFill>
-                  <pic:spPr>
-                    <a:xfrm>
-                      <a:off x="0" y="0"/>
-                      <a:ext cx="573024" cy="143256"/>
-                    </a:xfrm>
-                    <a:prstGeom prst="rect"/>
-                  </pic:spPr>
-                </pic:pic>
-              </a:graphicData>
-            </a:graphic>
-          </wp:inline>
-        </w:drawing>
-      </w:r>
-    </w:p>
-    <w:p>
-      <w:pPr>
-        <w:spacing w:before="0" w:after="80"/>
-        <w:ind w:left="360" w:hanging="360"/>
-      </w:pPr>
-      <w:r>
-        <w:rPr>
-          <w:b/>
-          <w:i w:val="0"/>
-          <w:color w:val="0B5394"/>
-          <w:sz w:val="21"/>
-        </w:rPr>
-        <w:t>standard form</w:t>
-      </w:r>
-      <w:r>
-        <w:rPr>
-          <w:b w:val="0"/>
-          <w:i w:val="0"/>
-          <w:color w:val="1A1A1A"/>
-          <w:sz w:val="21"/>
-        </w:rPr>
-        <w:t xml:space="preserve">  —  </w:t>
-      </w:r>
-      <w:r>
-        <w:rPr>
-          <w:b w:val="0"/>
-          <w:i w:val="0"/>
-          <w:color w:val="1A1A1A"/>
-          <w:sz w:val="21"/>
-        </w:rPr>
-        <w:t>the number written out with all of its digits: 26,000,000</w:t>
-      </w:r>
-    </w:p>
-    <w:p>
-      <w:pPr>
-        <w:spacing w:before="0" w:after="80"/>
-        <w:ind w:left="360" w:hanging="360"/>
-      </w:pPr>
-      <w:r>
-        <w:rPr>
-          <w:b/>
-          <w:i w:val="0"/>
-          <w:color w:val="0B5394"/>
-          <w:sz w:val="21"/>
-        </w:rPr>
-        <w:t>coefficient</w:t>
-      </w:r>
-      <w:r>
-        <w:rPr>
-          <w:b w:val="0"/>
-          <w:i w:val="0"/>
-          <w:color w:val="1A1A1A"/>
-          <w:sz w:val="21"/>
-        </w:rPr>
-        <w:t xml:space="preserve">  —  </w:t>
-      </w:r>
-      <w:r>
-        <w:rPr>
-          <w:b w:val="0"/>
-          <w:i w:val="0"/>
-          <w:color w:val="1A1A1A"/>
-          <w:sz w:val="21"/>
-        </w:rPr>
-        <w:t xml:space="preserve">the factor </w:t>
-      </w:r>
-      <w:r>
-        <w:drawing>
-          <wp:inline xmlns:a="http://schemas.openxmlformats.org/drawingml/2006/main" xmlns:pic="http://schemas.openxmlformats.org/drawingml/2006/picture">
-            <wp:extent cx="79248" cy="76200"/>
-            <wp:docPr id="5" name="Picture 5"/>
-            <wp:cNvGraphicFramePr>
-              <a:graphicFrameLocks noChangeAspect="1"/>
-            </wp:cNvGraphicFramePr>
-            <a:graphic>
-              <a:graphicData uri="http://schemas.openxmlformats.org/drawingml/2006/picture">
-                <pic:pic>
-                  <pic:nvPicPr>
-                    <pic:cNvPr id="0" name="031b7c8444ab5e83.png"/>
-                    <pic:cNvPicPr/>
-                  </pic:nvPicPr>
-                  <pic:blipFill>
-                    <a:blip r:embed="rId10"/>
-                    <a:stretch>
-                      <a:fillRect/>
-                    </a:stretch>
-                  </pic:blipFill>
-                  <pic:spPr>
-                    <a:xfrm>
-                      <a:off x="0" y="0"/>
-                      <a:ext cx="79248" cy="76200"/>
-                    </a:xfrm>
-                    <a:prstGeom prst="rect"/>
-                  </pic:spPr>
-                </pic:pic>
-              </a:graphicData>
-            </a:graphic>
-          </wp:inline>
-        </w:drawing>
-      </w:r>
-      <w:r>
-        <w:rPr>
-          <w:b w:val="0"/>
-          <w:i w:val="0"/>
-          <w:color w:val="1A1A1A"/>
-          <w:sz w:val="21"/>
-        </w:rPr>
-        <w:t xml:space="preserve"> in </w:t>
-      </w:r>
-      <w:r>
-        <w:drawing>
-          <wp:inline xmlns:a="http://schemas.openxmlformats.org/drawingml/2006/main" xmlns:pic="http://schemas.openxmlformats.org/drawingml/2006/picture">
-            <wp:extent cx="457200" cy="118872"/>
-            <wp:docPr id="6" name="Picture 6"/>
-            <wp:cNvGraphicFramePr>
-              <a:graphicFrameLocks noChangeAspect="1"/>
-            </wp:cNvGraphicFramePr>
-            <a:graphic>
-              <a:graphicData uri="http://schemas.openxmlformats.org/drawingml/2006/picture">
-                <pic:pic>
-                  <pic:nvPicPr>
-                    <pic:cNvPr id="0" name="e58c3cf5edebb866.png"/>
-                    <pic:cNvPicPr/>
-                  </pic:nvPicPr>
-                  <pic:blipFill>
-                    <a:blip r:embed="rId9"/>
-                    <a:stretch>
-                      <a:fillRect/>
-                    </a:stretch>
-                  </pic:blipFill>
-                  <pic:spPr>
-                    <a:xfrm>
-                      <a:off x="0" y="0"/>
-                      <a:ext cx="457200" cy="118872"/>
-                    </a:xfrm>
-                    <a:prstGeom prst="rect"/>
-                  </pic:spPr>
-                </pic:pic>
-              </a:graphicData>
-            </a:graphic>
-          </wp:inline>
-        </w:drawing>
-      </w:r>
-      <w:r>
-        <w:rPr>
-          <w:b w:val="0"/>
-          <w:i w:val="0"/>
-          <w:color w:val="1A1A1A"/>
-          <w:sz w:val="21"/>
-        </w:rPr>
-        <w:t xml:space="preserve">; it must satisfy </w:t>
-      </w:r>
-      <w:r>
-        <w:drawing>
-          <wp:inline xmlns:a="http://schemas.openxmlformats.org/drawingml/2006/main" xmlns:pic="http://schemas.openxmlformats.org/drawingml/2006/picture">
-            <wp:extent cx="627888" cy="131064"/>
-            <wp:docPr id="7" name="Picture 7"/>
-            <wp:cNvGraphicFramePr>
-              <a:graphicFrameLocks noChangeAspect="1"/>
-            </wp:cNvGraphicFramePr>
-            <a:graphic>
-              <a:graphicData uri="http://schemas.openxmlformats.org/drawingml/2006/picture">
-                <pic:pic>
-                  <pic:nvPicPr>
-                    <pic:cNvPr id="0" name="d9aab52577831aa3.png"/>
-                    <pic:cNvPicPr/>
-                  </pic:nvPicPr>
-                  <pic:blipFill>
-                    <a:blip r:embed="rId13"/>
-                    <a:stretch>
-                      <a:fillRect/>
-                    </a:stretch>
-                  </pic:blipFill>
-                  <pic:spPr>
-                    <a:xfrm>
-                      <a:off x="0" y="0"/>
-                      <a:ext cx="627888" cy="131064"/>
-                    </a:xfrm>
-                    <a:prstGeom prst="rect"/>
-                  </pic:spPr>
-                </pic:pic>
-              </a:graphicData>
-            </a:graphic>
-          </wp:inline>
-        </w:drawing>
-      </w:r>
-    </w:p>
-    <w:p>
-      <w:pPr>
-        <w:keepNext/>
-        <w:spacing w:before="280" w:after="120"/>
-        <w:pBdr>
-          <w:bottom w:val="single" w:sz="8" w:space="2" w:color="1A1A1A"/>
-        </w:pBdr>
-      </w:pPr>
-      <w:r>
-        <w:rPr>
-          <w:b/>
-          <w:i w:val="0"/>
-          <w:color w:val="1A1A1A"/>
-          <w:sz w:val="30"/>
-        </w:rPr>
-        <w:t>Warm-Up — spaced retrieval</w:t>
-      </w:r>
-    </w:p>
-    <w:p>
-      <w:pPr>
-        <w:spacing w:before="0" w:after="120"/>
-      </w:pPr>
-      <w:r>
-        <w:rPr>
-          <w:b w:val="0"/>
-          <w:i w:val="0"/>
-          <w:color w:val="1A1A1A"/>
-          <w:sz w:val="21"/>
-        </w:rPr>
-        <w:t>Four questions, two minutes silent, then the reveal. No reteach longer than one sentence per question.</w:t>
-      </w:r>
-    </w:p>
-    <w:p>
-      <w:pPr>
-        <w:spacing w:before="0" w:after="80"/>
-        <w:ind w:left="360" w:hanging="360"/>
-      </w:pPr>
-      <w:r>
-        <w:rPr>
-          <w:b/>
-          <w:i w:val="0"/>
-          <w:color w:val="1A1A1A"/>
-          <w:sz w:val="21"/>
-        </w:rPr>
-        <w:t xml:space="preserve">1.  </w:t>
-      </w:r>
-      <w:r>
-        <w:rPr>
-          <w:b w:val="0"/>
-          <w:i w:val="0"/>
-          <w:color w:val="1A1A1A"/>
-          <w:sz w:val="21"/>
-        </w:rPr>
-        <w:t xml:space="preserve">Rewrite with a positive exponent:  </w:t>
-      </w:r>
-      <w:r>
-        <w:drawing>
-          <wp:inline xmlns:a="http://schemas.openxmlformats.org/drawingml/2006/main" xmlns:pic="http://schemas.openxmlformats.org/drawingml/2006/picture">
-            <wp:extent cx="295656" cy="143256"/>
-            <wp:docPr id="8" name="Picture 8"/>
-            <wp:cNvGraphicFramePr>
-              <a:graphicFrameLocks noChangeAspect="1"/>
-            </wp:cNvGraphicFramePr>
-            <a:graphic>
-              <a:graphicData uri="http://schemas.openxmlformats.org/drawingml/2006/picture">
-                <pic:pic>
-                  <pic:nvPicPr>
-                    <pic:cNvPr id="0" name="fdbabe9bed74fec0.png"/>
-                    <pic:cNvPicPr/>
-                  </pic:nvPicPr>
-                  <pic:blipFill>
-                    <a:blip r:embed="rId14"/>
-                    <a:stretch>
-                      <a:fillRect/>
-                    </a:stretch>
-                  </pic:blipFill>
-                  <pic:spPr>
-                    <a:xfrm>
-                      <a:off x="0" y="0"/>
-                      <a:ext cx="295656" cy="143256"/>
-                    </a:xfrm>
-                    <a:prstGeom prst="rect"/>
-                  </pic:spPr>
-                </pic:pic>
-              </a:graphicData>
-            </a:graphic>
-          </wp:inline>
-        </w:drawing>
-      </w:r>
-      <w:r>
-        <w:rPr>
-          <w:b w:val="0"/>
-          <w:i w:val="0"/>
-          <w:color w:val="1A1A1A"/>
-          <w:sz w:val="21"/>
-        </w:rPr>
-        <w:t xml:space="preserve">    </w:t>
-      </w:r>
-      <w:r>
-        <w:rPr>
-          <w:b/>
-          <w:i/>
-          <w:color w:val="9E1B32"/>
-          <w:sz w:val="21"/>
-        </w:rPr>
-        <w:t>4/x</w:t>
-      </w:r>
-      <w:r>
-        <w:rPr>
-          <w:b/>
-          <w:i/>
-          <w:color w:val="9E1B32"/>
-          <w:sz w:val="21"/>
-          <w:vertAlign w:val="superscript"/>
-        </w:rPr>
-        <w:t>3</w:t>
-      </w:r>
-    </w:p>
-    <w:p>
-      <w:pPr>
-        <w:spacing w:before="0" w:after="120"/>
-        <w:ind w:left="360"/>
-      </w:pPr>
-      <w:r>
-        <w:rPr>
-          <w:b w:val="0"/>
-          <w:i/>
-          <w:color w:val="6B6B6B"/>
-          <w:sz w:val="19"/>
-        </w:rPr>
-        <w:t xml:space="preserve">retrieves: </w:t>
-      </w:r>
-      <w:r>
-        <w:rPr>
-          <w:b w:val="0"/>
-          <w:i/>
-          <w:color w:val="6B6B6B"/>
-          <w:sz w:val="19"/>
-        </w:rPr>
-        <w:t>yesterday — T-A2 — only the factor with the negative exponent moves</w:t>
-      </w:r>
-    </w:p>
-    <w:p>
-      <w:pPr>
-        <w:spacing w:before="0" w:after="80"/>
-        <w:ind w:left="360" w:hanging="360"/>
-      </w:pPr>
-      <w:r>
-        <w:rPr>
-          <w:b/>
-          <w:i w:val="0"/>
-          <w:color w:val="1A1A1A"/>
-          <w:sz w:val="21"/>
-        </w:rPr>
-        <w:t xml:space="preserve">2.  </w:t>
-      </w:r>
-      <w:r>
-        <w:rPr>
-          <w:b w:val="0"/>
-          <w:i w:val="0"/>
-          <w:color w:val="1A1A1A"/>
-          <w:sz w:val="21"/>
-        </w:rPr>
-        <w:t xml:space="preserve">Find the value:  </w:t>
-      </w:r>
-      <w:r>
-        <w:drawing>
-          <wp:inline xmlns:a="http://schemas.openxmlformats.org/drawingml/2006/main" xmlns:pic="http://schemas.openxmlformats.org/drawingml/2006/picture">
-            <wp:extent cx="390144" cy="170688"/>
-            <wp:docPr id="9" name="Picture 9"/>
-            <wp:cNvGraphicFramePr>
-              <a:graphicFrameLocks noChangeAspect="1"/>
-            </wp:cNvGraphicFramePr>
-            <a:graphic>
-              <a:graphicData uri="http://schemas.openxmlformats.org/drawingml/2006/picture">
-                <pic:pic>
-                  <pic:nvPicPr>
-                    <pic:cNvPr id="0" name="8ee31100b53c074b.png"/>
-                    <pic:cNvPicPr/>
-                  </pic:nvPicPr>
-                  <pic:blipFill>
-                    <a:blip r:embed="rId15"/>
-                    <a:stretch>
-                      <a:fillRect/>
-                    </a:stretch>
-                  </pic:blipFill>
-                  <pic:spPr>
-                    <a:xfrm>
-                      <a:off x="0" y="0"/>
-                      <a:ext cx="390144" cy="170688"/>
-                    </a:xfrm>
-                    <a:prstGeom prst="rect"/>
-                  </pic:spPr>
-                </pic:pic>
-              </a:graphicData>
-            </a:graphic>
-          </wp:inline>
-        </w:drawing>
-      </w:r>
-      <w:r>
-        <w:rPr>
-          <w:b w:val="0"/>
-          <w:i w:val="0"/>
-          <w:color w:val="1A1A1A"/>
-          <w:sz w:val="21"/>
-        </w:rPr>
-        <w:t xml:space="preserve">    </w:t>
-      </w:r>
-      <w:r>
-        <w:rPr>
-          <w:b/>
-          <w:i/>
-          <w:color w:val="9E1B32"/>
-          <w:sz w:val="21"/>
-        </w:rPr>
-        <w:t>10</w:t>
-      </w:r>
-      <w:r>
-        <w:rPr>
-          <w:b/>
-          <w:i/>
-          <w:color w:val="9E1B32"/>
-          <w:sz w:val="21"/>
-          <w:vertAlign w:val="superscript"/>
-        </w:rPr>
-        <w:t>6</w:t>
-      </w:r>
-      <w:r>
-        <w:rPr>
-          <w:b/>
-          <w:i/>
-          <w:color w:val="9E1B32"/>
-          <w:sz w:val="21"/>
-        </w:rPr>
-        <w:t xml:space="preserve"> = 1,000,000</w:t>
-      </w:r>
-    </w:p>
-    <w:p>
-      <w:pPr>
-        <w:spacing w:before="0" w:after="120"/>
-        <w:ind w:left="360"/>
-      </w:pPr>
-      <w:r>
-        <w:rPr>
-          <w:b w:val="0"/>
-          <w:i/>
-          <w:color w:val="6B6B6B"/>
-          <w:sz w:val="19"/>
-        </w:rPr>
-        <w:t xml:space="preserve">retrieves: </w:t>
-      </w:r>
-      <w:r>
-        <w:rPr>
-          <w:b w:val="0"/>
-          <w:i/>
-          <w:color w:val="6B6B6B"/>
-          <w:sz w:val="19"/>
-        </w:rPr>
-        <w:t>last week — 3.03 — power of a power with base 10</w:t>
-      </w:r>
-    </w:p>
-    <w:p>
-      <w:pPr>
-        <w:spacing w:before="0" w:after="80"/>
-        <w:ind w:left="360" w:hanging="360"/>
-      </w:pPr>
-      <w:r>
-        <w:rPr>
-          <w:b/>
-          <w:i w:val="0"/>
-          <w:color w:val="1A1A1A"/>
-          <w:sz w:val="21"/>
-        </w:rPr>
-        <w:t xml:space="preserve">3.  </w:t>
-      </w:r>
-      <w:r>
-        <w:rPr>
-          <w:b w:val="0"/>
-          <w:i w:val="0"/>
-          <w:color w:val="1A1A1A"/>
-          <w:sz w:val="21"/>
-        </w:rPr>
-        <w:t xml:space="preserve">Find the value:  </w:t>
-      </w:r>
-      <w:r>
-        <w:drawing>
-          <wp:inline xmlns:a="http://schemas.openxmlformats.org/drawingml/2006/main" xmlns:pic="http://schemas.openxmlformats.org/drawingml/2006/picture">
-            <wp:extent cx="426720" cy="204216"/>
-            <wp:docPr id="10" name="Picture 10"/>
-            <wp:cNvGraphicFramePr>
-              <a:graphicFrameLocks noChangeAspect="1"/>
-            </wp:cNvGraphicFramePr>
-            <a:graphic>
-              <a:graphicData uri="http://schemas.openxmlformats.org/drawingml/2006/picture">
-                <pic:pic>
-                  <pic:nvPicPr>
-                    <pic:cNvPr id="0" name="bc25bba86f0ab21f.png"/>
-                    <pic:cNvPicPr/>
-                  </pic:nvPicPr>
-                  <pic:blipFill>
-                    <a:blip r:embed="rId16"/>
-                    <a:stretch>
-                      <a:fillRect/>
-                    </a:stretch>
-                  </pic:blipFill>
-                  <pic:spPr>
-                    <a:xfrm>
-                      <a:off x="0" y="0"/>
-                      <a:ext cx="426720" cy="204216"/>
-                    </a:xfrm>
-                    <a:prstGeom prst="rect"/>
-                  </pic:spPr>
-                </pic:pic>
-              </a:graphicData>
-            </a:graphic>
-          </wp:inline>
-        </w:drawing>
-      </w:r>
-      <w:r>
-        <w:rPr>
-          <w:b w:val="0"/>
-          <w:i w:val="0"/>
-          <w:color w:val="1A1A1A"/>
-          <w:sz w:val="21"/>
-        </w:rPr>
-        <w:t xml:space="preserve">    </w:t>
-      </w:r>
-      <w:r>
-        <w:rPr>
-          <w:b/>
-          <w:i/>
-          <w:color w:val="9E1B32"/>
-          <w:sz w:val="21"/>
-        </w:rPr>
-        <w:t>11</w:t>
-      </w:r>
-    </w:p>
-    <w:p>
-      <w:pPr>
-        <w:spacing w:before="0" w:after="120"/>
-        <w:ind w:left="360"/>
-      </w:pPr>
-      <w:r>
-        <w:rPr>
-          <w:b w:val="0"/>
-          <w:i/>
-          <w:color w:val="6B6B6B"/>
-          <w:sz w:val="19"/>
-        </w:rPr>
-        <w:t xml:space="preserve">retrieves: </w:t>
-      </w:r>
-      <w:r>
-        <w:rPr>
-          <w:b w:val="0"/>
-          <w:i/>
-          <w:color w:val="6B6B6B"/>
-          <w:sz w:val="19"/>
-        </w:rPr>
-        <w:t>last unit — Unit 2 — perfect squares (2.01)</w:t>
-      </w:r>
-    </w:p>
-    <w:p>
-      <w:pPr>
-        <w:spacing w:before="0" w:after="80"/>
-        <w:ind w:left="360" w:hanging="360"/>
-      </w:pPr>
-      <w:r>
-        <w:rPr>
-          <w:b/>
-          <w:i w:val="0"/>
-          <w:color w:val="1A1A1A"/>
-          <w:sz w:val="21"/>
-        </w:rPr>
-        <w:t xml:space="preserve">4.  </w:t>
-      </w:r>
-      <w:r>
-        <w:rPr>
-          <w:b w:val="0"/>
-          <w:i w:val="0"/>
-          <w:color w:val="1A1A1A"/>
-          <w:sz w:val="21"/>
-        </w:rPr>
-        <w:t xml:space="preserve">In 4,500,000, which place is the 4 in?    </w:t>
-      </w:r>
-      <w:r>
-        <w:rPr>
-          <w:b/>
-          <w:i/>
-          <w:color w:val="9E1B32"/>
-          <w:sz w:val="21"/>
-        </w:rPr>
-        <w:t>millions</w:t>
-      </w:r>
-    </w:p>
-    <w:p>
-      <w:pPr>
-        <w:spacing w:before="0" w:after="120"/>
-        <w:ind w:left="360"/>
-      </w:pPr>
-      <w:r>
-        <w:rPr>
-          <w:b w:val="0"/>
-          <w:i/>
-          <w:color w:val="6B6B6B"/>
-          <w:sz w:val="19"/>
-        </w:rPr>
-        <w:t xml:space="preserve">retrieves: </w:t>
-      </w:r>
-      <w:r>
-        <w:rPr>
-          <w:b w:val="0"/>
-          <w:i/>
-          <w:color w:val="6B6B6B"/>
-          <w:sz w:val="19"/>
-        </w:rPr>
-        <w:t>prior grade — the prerequisite this lesson needs — Grade 5 — place value (MA.5.NSO.1): the 4 is in the millions place, the 5 in the hundred thousands</w:t>
-      </w:r>
-    </w:p>
-    <w:p>
-      <w:pPr>
-        <w:keepNext/>
-        <w:spacing w:before="280" w:after="120"/>
-        <w:pBdr>
-          <w:bottom w:val="single" w:sz="8" w:space="2" w:color="1A1A1A"/>
-        </w:pBdr>
-      </w:pPr>
-      <w:r>
-        <w:rPr>
-          <w:b/>
-          <w:i w:val="0"/>
-          <w:color w:val="1A1A1A"/>
-          <w:sz w:val="30"/>
-        </w:rPr>
-        <w:t>Slide-by-Slide Teaching Notes</w:t>
-      </w:r>
-    </w:p>
-    <w:p>
-      <w:pPr>
-        <w:keepNext/>
-        <w:spacing w:before="200" w:after="60"/>
-      </w:pPr>
-      <w:r>
-        <w:rPr>
-          <w:b/>
-          <w:i w:val="0"/>
-          <w:color w:val="1A1A1A"/>
-          <w:sz w:val="23"/>
-        </w:rPr>
-        <w:t>Slide 1.  Writing Large Numbers in Scientific Notation</w:t>
-      </w:r>
-      <w:r>
-        <w:rPr>
-          <w:b w:val="0"/>
-          <w:i/>
-          <w:color w:val="6B6B6B"/>
-          <w:sz w:val="19"/>
-        </w:rPr>
-        <w:t xml:space="preserve">    1 min</w:t>
-      </w:r>
-    </w:p>
-    <w:p>
-      <w:pPr>
-        <w:spacing w:before="0" w:after="60"/>
-        <w:ind w:left="360" w:hanging="220"/>
-      </w:pPr>
-      <w:r>
-        <w:rPr>
-          <w:rFonts w:ascii="FreeSerif" w:hAnsi="FreeSerif" w:eastAsia="FreeSerif"/>
-          <w:b w:val="0"/>
-          <w:i w:val="0"/>
-          <w:color w:val="1A1A1A"/>
-          <w:sz w:val="16"/>
-        </w:rPr>
-        <w:t xml:space="preserve">●  </w:t>
-      </w:r>
-      <w:r>
-        <w:rPr>
-          <w:b w:val="0"/>
-          <w:i w:val="0"/>
-          <w:color w:val="1A1A1A"/>
-          <w:sz w:val="21"/>
-        </w:rPr>
-        <w:t>Post the learning target. Say the 'today' line and nothing else yet.</w:t>
-      </w:r>
-    </w:p>
-    <w:p>
-      <w:pPr>
-        <w:keepNext/>
-        <w:spacing w:before="200" w:after="60"/>
-      </w:pPr>
-      <w:r>
-        <w:rPr>
-          <w:b/>
-          <w:i w:val="0"/>
-          <w:color w:val="1A1A1A"/>
-          <w:sz w:val="23"/>
-        </w:rPr>
-        <w:t>Slide 2.  Warm-Up — On your own. Four minutes. No notes.</w:t>
-      </w:r>
-      <w:r>
-        <w:rPr>
-          <w:b w:val="0"/>
-          <w:i/>
-          <w:color w:val="6B6B6B"/>
-          <w:sz w:val="19"/>
-        </w:rPr>
-        <w:t xml:space="preserve">    4 min</w:t>
-      </w:r>
-    </w:p>
-    <w:p>
-      <w:pPr>
-        <w:spacing w:before="0" w:after="60"/>
-        <w:ind w:left="360" w:hanging="220"/>
-      </w:pPr>
-      <w:r>
-        <w:rPr>
-          <w:rFonts w:ascii="FreeSerif" w:hAnsi="FreeSerif" w:eastAsia="FreeSerif"/>
-          <w:b w:val="0"/>
-          <w:i w:val="0"/>
-          <w:color w:val="1A1A1A"/>
-          <w:sz w:val="16"/>
-        </w:rPr>
-        <w:t xml:space="preserve">●  </w:t>
-      </w:r>
-      <w:r>
-        <w:rPr>
-          <w:b w:val="0"/>
-          <w:i w:val="0"/>
-          <w:color w:val="1A1A1A"/>
-          <w:sz w:val="21"/>
-        </w:rPr>
-        <w:t>Q2 and Q4 are the two halves of today: a power of 10 names a place. 10</w:t>
+        <w:t xml:space="preserve">   2. 10</w:t>
       </w:r>
       <w:r>
         <w:rPr>
@@ -2838,115 +1753,31 @@
           <w:color w:val="1A1A1A"/>
           <w:sz w:val="21"/>
         </w:rPr>
-        <w:t xml:space="preserve"> is a million, and the 4 in 4,500,000 sits in the millions place, so 4,500,000 is 4.5 millions — 4.5 × 10</w:t>
-      </w:r>
-      <w:r>
-        <w:rPr>
-          <w:b w:val="0"/>
-          <w:i w:val="0"/>
-          <w:color w:val="1A1A1A"/>
-          <w:sz w:val="21"/>
-          <w:vertAlign w:val="superscript"/>
-        </w:rPr>
-        <w:t>6</w:t>
-      </w:r>
-      <w:r>
-        <w:rPr>
-          <w:b w:val="0"/>
-          <w:i w:val="0"/>
-          <w:color w:val="1A1A1A"/>
-          <w:sz w:val="21"/>
-        </w:rPr>
-        <w:t>. Say that sentence once at the reveal and the lesson is half taught.</w:t>
+        <w:t xml:space="preserve"> = 1,000,000   3. 11   4. millions</w:t>
       </w:r>
     </w:p>
     <w:p>
       <w:pPr>
-        <w:keepNext/>
-        <w:spacing w:before="200" w:after="60"/>
+        <w:spacing w:before="20" w:after="60"/>
+        <w:ind w:left="470" w:hanging="470"/>
       </w:pPr>
       <w:r>
         <w:rPr>
           <w:b/>
           <w:i w:val="0"/>
           <w:color w:val="1A1A1A"/>
-          <w:sz w:val="23"/>
-        </w:rPr>
-        <w:t>Slide 3.  Warm-Up — Answers.</w:t>
-      </w:r>
-      <w:r>
-        <w:rPr>
-          <w:b w:val="0"/>
-          <w:i/>
-          <w:color w:val="6B6B6B"/>
-          <w:sz w:val="19"/>
-        </w:rPr>
-        <w:t xml:space="preserve">    1 min</w:t>
-      </w:r>
-    </w:p>
-    <w:p>
-      <w:pPr>
-        <w:spacing w:before="0" w:after="60"/>
-        <w:ind w:left="360" w:hanging="220"/>
-      </w:pPr>
-      <w:r>
-        <w:rPr>
-          <w:rFonts w:ascii="FreeSerif" w:hAnsi="FreeSerif" w:eastAsia="FreeSerif"/>
-          <w:b w:val="0"/>
-          <w:i w:val="0"/>
-          <w:color w:val="1A1A1A"/>
-          <w:sz w:val="16"/>
-        </w:rPr>
-        <w:t xml:space="preserve">●  </w:t>
-      </w:r>
-      <w:r>
-        <w:rPr>
-          <w:b w:val="0"/>
-          <w:i w:val="0"/>
-          <w:color w:val="1A1A1A"/>
           <w:sz w:val="21"/>
         </w:rPr>
-        <w:t>Reveal. Ask for the band each question came from only if time allows.</w:t>
+        <w:t xml:space="preserve">4.  </w:t>
       </w:r>
-    </w:p>
-    <w:p>
-      <w:pPr>
-        <w:keepNext/>
-        <w:spacing w:before="200" w:after="60"/>
-      </w:pPr>
       <w:r>
         <w:rPr>
           <w:b/>
           <w:i w:val="0"/>
           <w:color w:val="1A1A1A"/>
-          <w:sz w:val="23"/>
+          <w:sz w:val="21"/>
         </w:rPr>
-        <w:t>Slide 4.  Notes — Copy the table.</w:t>
-      </w:r>
-      <w:r>
-        <w:rPr>
-          <w:b w:val="0"/>
-          <w:i/>
-          <w:color w:val="6B6B6B"/>
-          <w:sz w:val="19"/>
-        </w:rPr>
-        <w:t xml:space="preserve">    3 min</w:t>
-      </w:r>
-    </w:p>
-    <w:p>
-      <w:pPr>
-        <w:spacing w:before="0" w:after="60"/>
-        <w:ind w:left="360" w:hanging="220"/>
-      </w:pPr>
-      <w:r>
-        <w:rPr>
-          <w:rFonts w:ascii="FreeSerif" w:hAnsi="FreeSerif" w:eastAsia="FreeSerif"/>
-          <w:b w:val="0"/>
-          <w:i w:val="0"/>
-          <w:color w:val="1A1A1A"/>
-          <w:sz w:val="16"/>
-        </w:rPr>
-        <w:t xml:space="preserve">●  </w:t>
+        <w:t xml:space="preserve">Notes — Copy the table..  </w:t>
       </w:r>
       <w:r>
         <w:rPr>
@@ -2974,47 +1805,31 @@
           <w:color w:val="1A1A1A"/>
           <w:sz w:val="21"/>
         </w:rPr>
-        <w:t xml:space="preserve"> is one thousand, and the 1 sits in the thousands place. Students fill the last two cells. Then the book's warm-up number: seven quintillion, five hundred quadrillion grains of sand on Earth's beaches, 7,500,000,000,000,000,000 — twenty digits, and nobody wants to copy it twice.</w:t>
+        <w:t xml:space="preserve"> is one thousand, and the 1 sits in the thousands place.</w:t>
       </w:r>
     </w:p>
     <w:p>
       <w:pPr>
-        <w:keepNext/>
-        <w:spacing w:before="200" w:after="60"/>
+        <w:spacing w:before="20" w:after="60"/>
+        <w:ind w:left="470" w:hanging="470"/>
       </w:pPr>
       <w:r>
         <w:rPr>
           <w:b/>
           <w:i w:val="0"/>
           <w:color w:val="1A1A1A"/>
-          <w:sz w:val="23"/>
+          <w:sz w:val="21"/>
         </w:rPr>
-        <w:t>Slide 5.  Notes</w:t>
+        <w:t xml:space="preserve">5.  </w:t>
       </w:r>
       <w:r>
         <w:rPr>
-          <w:b w:val="0"/>
-          <w:i/>
-          <w:color w:val="6B6B6B"/>
-          <w:sz w:val="19"/>
-        </w:rPr>
-        <w:t xml:space="preserve">    4 min</w:t>
-      </w:r>
-    </w:p>
-    <w:p>
-      <w:pPr>
-        <w:spacing w:before="0" w:after="60"/>
-        <w:ind w:left="360" w:hanging="220"/>
-      </w:pPr>
-      <w:r>
-        <w:rPr>
-          <w:rFonts w:ascii="FreeSerif" w:hAnsi="FreeSerif" w:eastAsia="FreeSerif"/>
-          <w:b w:val="0"/>
+          <w:b/>
           <w:i w:val="0"/>
           <w:color w:val="1A1A1A"/>
-          <w:sz w:val="16"/>
+          <w:sz w:val="21"/>
         </w:rPr>
-        <w:t xml:space="preserve">●  </w:t>
+        <w:t xml:space="preserve">Notes.  </w:t>
       </w:r>
       <w:r>
         <w:rPr>
@@ -3023,17 +1838,31 @@
           <w:color w:val="1A1A1A"/>
           <w:sz w:val="21"/>
         </w:rPr>
-        <w:t>Definition first, then the two examples. 2,000,000 is 2 millions: 2 × 10</w:t>
+        <w:t>One nonzero digit in front of the decimal point. That is the whole rule.</w:t>
+      </w:r>
+    </w:p>
+    <w:p>
+      <w:pPr>
+        <w:spacing w:before="20" w:after="60"/>
+        <w:ind w:left="470" w:hanging="470"/>
+      </w:pPr>
+      <w:r>
+        <w:rPr>
+          <w:b/>
+          <w:i w:val="0"/>
+          <w:color w:val="1A1A1A"/>
+          <w:sz w:val="21"/>
+        </w:rPr>
+        <w:t xml:space="preserve">6.  </w:t>
       </w:r>
       <w:r>
         <w:rPr>
-          <w:b w:val="0"/>
+          <w:b/>
           <w:i w:val="0"/>
           <w:color w:val="1A1A1A"/>
           <w:sz w:val="21"/>
-          <w:vertAlign w:val="superscript"/>
         </w:rPr>
-        <w:t>6</w:t>
+        <w:t xml:space="preserve">Notes.  </w:t>
       </w:r>
       <w:r>
         <w:rPr>
@@ -3042,128 +1871,7 @@
           <w:color w:val="1A1A1A"/>
           <w:sz w:val="21"/>
         </w:rPr>
-        <w:t>. 26,000,000 is 2.6 ten-millions: the 2 is in the ten-millions place, so 2.6 × 10</w:t>
-      </w:r>
-      <w:r>
-        <w:rPr>
-          <w:b w:val="0"/>
-          <w:i w:val="0"/>
-          <w:color w:val="1A1A1A"/>
-          <w:sz w:val="21"/>
-          <w:vertAlign w:val="superscript"/>
-        </w:rPr>
-        <w:t>7</w:t>
-      </w:r>
-      <w:r>
-        <w:rPr>
-          <w:b w:val="0"/>
-          <w:i w:val="0"/>
-          <w:color w:val="1A1A1A"/>
-          <w:sz w:val="21"/>
-        </w:rPr>
-        <w:t>. The rule of thumb — count how many places the decimal point moves — is on the last line, and it agrees with place value every time. Then the constraint, which the state guide names as the first misconception: 20 × 10</w:t>
-      </w:r>
-      <w:r>
-        <w:rPr>
-          <w:b w:val="0"/>
-          <w:i w:val="0"/>
-          <w:color w:val="1A1A1A"/>
-          <w:sz w:val="21"/>
-          <w:vertAlign w:val="superscript"/>
-        </w:rPr>
-        <w:t>5</w:t>
-      </w:r>
-      <w:r>
-        <w:rPr>
-          <w:b w:val="0"/>
-          <w:i w:val="0"/>
-          <w:color w:val="1A1A1A"/>
-          <w:sz w:val="21"/>
-        </w:rPr>
-        <w:t xml:space="preserve"> equals 2,000,000 but is NOT scientific notation, because 20 is not less than 10.</w:t>
-      </w:r>
-    </w:p>
-    <w:p>
-      <w:pPr>
-        <w:spacing w:before="0" w:after="80"/>
-        <w:ind w:left="360" w:hanging="220"/>
-      </w:pPr>
-      <w:r>
-        <w:rPr>
-          <w:rFonts w:ascii="FreeSerif" w:hAnsi="FreeSerif" w:eastAsia="FreeSerif"/>
-          <w:b w:val="0"/>
-          <w:i w:val="0"/>
-          <w:color w:val="1A1A1A"/>
-          <w:sz w:val="16"/>
-        </w:rPr>
-        <w:t xml:space="preserve">●  </w:t>
-      </w:r>
-      <w:r>
-        <w:rPr>
-          <w:b/>
-          <w:i w:val="0"/>
-          <w:color w:val="6B6B6B"/>
-          <w:sz w:val="21"/>
-        </w:rPr>
-        <w:t xml:space="preserve">OFF THE SLIDE, YOURS TO SAY: </w:t>
-      </w:r>
-      <w:r>
-        <w:rPr>
-          <w:b w:val="0"/>
-          <w:i w:val="0"/>
-          <w:color w:val="1A1A1A"/>
-          <w:sz w:val="21"/>
-        </w:rPr>
-        <w:t>'One nonzero digit in front of the decimal point. That is the whole rule.'</w:t>
-      </w:r>
-    </w:p>
-    <w:p>
-      <w:pPr>
-        <w:keepNext/>
-        <w:spacing w:before="200" w:after="60"/>
-      </w:pPr>
-      <w:r>
-        <w:rPr>
-          <w:b/>
-          <w:i w:val="0"/>
-          <w:color w:val="1A1A1A"/>
-          <w:sz w:val="23"/>
-        </w:rPr>
-        <w:t>Slide 6.  Notes</w:t>
-      </w:r>
-      <w:r>
-        <w:rPr>
-          <w:b w:val="0"/>
-          <w:i/>
-          <w:color w:val="6B6B6B"/>
-          <w:sz w:val="19"/>
-        </w:rPr>
-        <w:t xml:space="preserve">    4 min</w:t>
-      </w:r>
-    </w:p>
-    <w:p>
-      <w:pPr>
-        <w:spacing w:before="0" w:after="60"/>
-        <w:ind w:left="360" w:hanging="220"/>
-      </w:pPr>
-      <w:r>
-        <w:rPr>
-          <w:rFonts w:ascii="FreeSerif" w:hAnsi="FreeSerif" w:eastAsia="FreeSerif"/>
-          <w:b w:val="0"/>
-          <w:i w:val="0"/>
-          <w:color w:val="1A1A1A"/>
-          <w:sz w:val="16"/>
-        </w:rPr>
-        <w:t xml:space="preserve">●  </w:t>
-      </w:r>
-      <w:r>
-        <w:rPr>
-          <w:b w:val="0"/>
-          <w:i w:val="0"/>
-          <w:color w:val="1A1A1A"/>
-          <w:sz w:val="21"/>
-        </w:rPr>
-        <w:t>Three cases, one line each. Same power of 10: divide the coefficients. Same coefficient: divide the powers — and 10</w:t>
+        <w:t>10</w:t>
       </w:r>
       <w:r>
         <w:rPr>
@@ -3182,17 +1890,31 @@
           <w:color w:val="1A1A1A"/>
           <w:sz w:val="21"/>
         </w:rPr>
-        <w:t xml:space="preserve"> times is one thousand times, not three times, which is the guide's second named misconception. Both different: divide both and multiply the results. The last line is the calculator: 8.4E6 means 8.4 × 10</w:t>
+        <w:t xml:space="preserve"> times larger is a thousand times larger. The exponent is not the answer; the power is.</w:t>
+      </w:r>
+    </w:p>
+    <w:p>
+      <w:pPr>
+        <w:spacing w:before="20" w:after="60"/>
+        <w:ind w:left="470" w:hanging="470"/>
+      </w:pPr>
+      <w:r>
+        <w:rPr>
+          <w:b/>
+          <w:i w:val="0"/>
+          <w:color w:val="1A1A1A"/>
+          <w:sz w:val="21"/>
+        </w:rPr>
+        <w:t xml:space="preserve">7.  </w:t>
       </w:r>
       <w:r>
         <w:rPr>
-          <w:b w:val="0"/>
+          <w:b/>
           <w:i w:val="0"/>
           <w:color w:val="1A1A1A"/>
           <w:sz w:val="21"/>
-          <w:vertAlign w:val="superscript"/>
         </w:rPr>
-        <w:t>6</w:t>
+        <w:t xml:space="preserve">Example 1 — Standard form to scientific notation..  </w:t>
       </w:r>
       <w:r>
         <w:rPr>
@@ -3201,149 +1923,31 @@
           <w:color w:val="1A1A1A"/>
           <w:sz w:val="21"/>
         </w:rPr>
-        <w:t>; E is not an error.</w:t>
+        <w:t>SPOKEN ONLY.</w:t>
       </w:r>
     </w:p>
     <w:p>
       <w:pPr>
-        <w:spacing w:before="0" w:after="80"/>
-        <w:ind w:left="360" w:hanging="220"/>
-      </w:pPr>
-      <w:r>
-        <w:rPr>
-          <w:rFonts w:ascii="FreeSerif" w:hAnsi="FreeSerif" w:eastAsia="FreeSerif"/>
-          <w:b w:val="0"/>
-          <w:i w:val="0"/>
-          <w:color w:val="1A1A1A"/>
-          <w:sz w:val="16"/>
-        </w:rPr>
-        <w:t xml:space="preserve">●  </w:t>
-      </w:r>
-      <w:r>
-        <w:rPr>
-          <w:b/>
-          <w:i w:val="0"/>
-          <w:color w:val="6B6B6B"/>
-          <w:sz w:val="21"/>
-        </w:rPr>
-        <w:t xml:space="preserve">OFF THE SLIDE, YOURS TO SAY: </w:t>
-      </w:r>
-      <w:r>
-        <w:rPr>
-          <w:b w:val="0"/>
-          <w:i w:val="0"/>
-          <w:color w:val="1A1A1A"/>
-          <w:sz w:val="21"/>
-        </w:rPr>
-        <w:t>'10</w:t>
-      </w:r>
-      <w:r>
-        <w:rPr>
-          <w:b w:val="0"/>
-          <w:i w:val="0"/>
-          <w:color w:val="1A1A1A"/>
-          <w:sz w:val="21"/>
-          <w:vertAlign w:val="superscript"/>
-        </w:rPr>
-        <w:t>3</w:t>
-      </w:r>
-      <w:r>
-        <w:rPr>
-          <w:b w:val="0"/>
-          <w:i w:val="0"/>
-          <w:color w:val="1A1A1A"/>
-          <w:sz w:val="21"/>
-        </w:rPr>
-        <w:t xml:space="preserve"> times larger is a thousand times larger. The exponent is not the answer; the power is.'</w:t>
-      </w:r>
-    </w:p>
-    <w:p>
-      <w:pPr>
-        <w:keepNext/>
-        <w:spacing w:before="200" w:after="60"/>
+        <w:spacing w:before="20" w:after="60"/>
+        <w:ind w:left="470" w:hanging="470"/>
       </w:pPr>
       <w:r>
         <w:rPr>
           <w:b/>
           <w:i w:val="0"/>
           <w:color w:val="1A1A1A"/>
-          <w:sz w:val="23"/>
-        </w:rPr>
-        <w:t>Slide 7.  Example 1 — Standard form to scientific notation.</w:t>
-      </w:r>
-      <w:r>
-        <w:rPr>
-          <w:b w:val="0"/>
-          <w:i/>
-          <w:color w:val="6B6B6B"/>
-          <w:sz w:val="19"/>
-        </w:rPr>
-        <w:t xml:space="preserve">    1 min</w:t>
-      </w:r>
-    </w:p>
-    <w:p>
-      <w:pPr>
-        <w:spacing w:before="0" w:after="60"/>
-        <w:ind w:left="360" w:hanging="220"/>
-      </w:pPr>
-      <w:r>
-        <w:rPr>
-          <w:rFonts w:ascii="FreeSerif" w:hAnsi="FreeSerif" w:eastAsia="FreeSerif"/>
-          <w:b w:val="0"/>
-          <w:i w:val="0"/>
-          <w:color w:val="1A1A1A"/>
-          <w:sz w:val="16"/>
-        </w:rPr>
-        <w:t xml:space="preserve">●  </w:t>
-      </w:r>
-      <w:r>
-        <w:rPr>
-          <w:b w:val="0"/>
-          <w:i w:val="0"/>
-          <w:color w:val="1A1A1A"/>
           <w:sz w:val="21"/>
         </w:rPr>
-        <w:t>SPOKEN ONLY. The book's Florida education-funding figure. Ask which digit goes in front of the decimal point and which place it is in before anyone writes.</w:t>
+        <w:t xml:space="preserve">8.  </w:t>
       </w:r>
-    </w:p>
-    <w:p>
-      <w:pPr>
-        <w:keepNext/>
-        <w:spacing w:before="200" w:after="60"/>
-      </w:pPr>
       <w:r>
         <w:rPr>
           <w:b/>
           <w:i w:val="0"/>
           <w:color w:val="1A1A1A"/>
-          <w:sz w:val="23"/>
+          <w:sz w:val="21"/>
         </w:rPr>
-        <w:t>Slide 8.  Example 1 — Worked.</w:t>
-      </w:r>
-      <w:r>
-        <w:rPr>
-          <w:b w:val="0"/>
-          <w:i/>
-          <w:color w:val="6B6B6B"/>
-          <w:sz w:val="19"/>
-        </w:rPr>
-        <w:t xml:space="preserve">    2 min</w:t>
-      </w:r>
-    </w:p>
-    <w:p>
-      <w:pPr>
-        <w:spacing w:before="0" w:after="60"/>
-        <w:ind w:left="360" w:hanging="220"/>
-      </w:pPr>
-      <w:r>
-        <w:rPr>
-          <w:rFonts w:ascii="FreeSerif" w:hAnsi="FreeSerif" w:eastAsia="FreeSerif"/>
-          <w:b w:val="0"/>
-          <w:i w:val="0"/>
-          <w:color w:val="1A1A1A"/>
-          <w:sz w:val="16"/>
-        </w:rPr>
-        <w:t xml:space="preserve">●  </w:t>
+        <w:t xml:space="preserve">Example 1 — Worked..  </w:t>
       </w:r>
       <w:r>
         <w:rPr>
@@ -3371,17 +1975,31 @@
           <w:color w:val="1A1A1A"/>
           <w:sz w:val="21"/>
         </w:rPr>
-        <w:t>. The coefficient keeps every nonzero digit after it — 3.01, not 3.1 and not 3. A board with 3.1 × 10</w:t>
+        <w:t>.</w:t>
+      </w:r>
+    </w:p>
+    <w:p>
+      <w:pPr>
+        <w:spacing w:before="20" w:after="60"/>
+        <w:ind w:left="470" w:hanging="470"/>
+      </w:pPr>
+      <w:r>
+        <w:rPr>
+          <w:b/>
+          <w:i w:val="0"/>
+          <w:color w:val="1A1A1A"/>
+          <w:sz w:val="21"/>
+        </w:rPr>
+        <w:t xml:space="preserve">9.  </w:t>
       </w:r>
       <w:r>
         <w:rPr>
-          <w:b w:val="0"/>
+          <w:b/>
           <w:i w:val="0"/>
           <w:color w:val="1A1A1A"/>
           <w:sz w:val="21"/>
-          <w:vertAlign w:val="superscript"/>
         </w:rPr>
-        <w:t>10</w:t>
+        <w:t xml:space="preserve">Your Turn — Same steps, your numbers. Boards up when done..  </w:t>
       </w:r>
       <w:r>
         <w:rPr>
@@ -3390,172 +2008,31 @@
           <w:color w:val="1A1A1A"/>
           <w:sz w:val="21"/>
         </w:rPr>
-        <w:t xml:space="preserve"> dropped the zero between the 3 and the 1; a board with 3.01 × 10</w:t>
-      </w:r>
-      <w:r>
-        <w:rPr>
-          <w:b w:val="0"/>
-          <w:i w:val="0"/>
-          <w:color w:val="1A1A1A"/>
-          <w:sz w:val="21"/>
-          <w:vertAlign w:val="superscript"/>
-        </w:rPr>
-        <w:t>9</w:t>
-      </w:r>
-      <w:r>
-        <w:rPr>
-          <w:b w:val="0"/>
-          <w:i w:val="0"/>
-          <w:color w:val="1A1A1A"/>
-          <w:sz w:val="21"/>
-        </w:rPr>
-        <w:t xml:space="preserve"> counted the zeros after the 1 instead of the places the point moved.</w:t>
+        <w:t>The book's auction painting.</w:t>
       </w:r>
     </w:p>
     <w:p>
       <w:pPr>
-        <w:keepNext/>
-        <w:spacing w:before="200" w:after="60"/>
+        <w:spacing w:before="20" w:after="60"/>
+        <w:ind w:left="470" w:hanging="470"/>
       </w:pPr>
       <w:r>
         <w:rPr>
           <w:b/>
           <w:i w:val="0"/>
           <w:color w:val="1A1A1A"/>
-          <w:sz w:val="23"/>
-        </w:rPr>
-        <w:t>Slide 9.  Your Turn — Same steps, your numbers. Boards up when done.</w:t>
-      </w:r>
-      <w:r>
-        <w:rPr>
-          <w:b w:val="0"/>
-          <w:i/>
-          <w:color w:val="6B6B6B"/>
-          <w:sz w:val="19"/>
-        </w:rPr>
-        <w:t xml:space="preserve">    2 min</w:t>
-      </w:r>
-    </w:p>
-    <w:p>
-      <w:pPr>
-        <w:spacing w:before="0" w:after="60"/>
-        <w:ind w:left="360" w:hanging="220"/>
-      </w:pPr>
-      <w:r>
-        <w:rPr>
-          <w:rFonts w:ascii="FreeSerif" w:hAnsi="FreeSerif" w:eastAsia="FreeSerif"/>
-          <w:b w:val="0"/>
-          <w:i w:val="0"/>
-          <w:color w:val="1A1A1A"/>
-          <w:sz w:val="16"/>
-        </w:rPr>
-        <w:t xml:space="preserve">●  </w:t>
-      </w:r>
-      <w:r>
-        <w:rPr>
-          <w:b w:val="0"/>
-          <w:i w:val="0"/>
-          <w:color w:val="1A1A1A"/>
           <w:sz w:val="21"/>
         </w:rPr>
-        <w:t>The book's auction painting. Catches 1.15 × 10</w:t>
+        <w:t xml:space="preserve">10.  </w:t>
       </w:r>
-      <w:r>
-        <w:rPr>
-          <w:b w:val="0"/>
-          <w:i w:val="0"/>
-          <w:color w:val="1A1A1A"/>
-          <w:sz w:val="21"/>
-          <w:vertAlign w:val="superscript"/>
-        </w:rPr>
-        <w:t>8</w:t>
-      </w:r>
-      <w:r>
-        <w:rPr>
-          <w:b w:val="0"/>
-          <w:i w:val="0"/>
-          <w:color w:val="1A1A1A"/>
-          <w:sz w:val="21"/>
-        </w:rPr>
-        <w:t xml:space="preserve"> (dropped the zero) and 1.105 × 10</w:t>
-      </w:r>
-      <w:r>
-        <w:rPr>
-          <w:b w:val="0"/>
-          <w:i w:val="0"/>
-          <w:color w:val="1A1A1A"/>
-          <w:sz w:val="21"/>
-          <w:vertAlign w:val="superscript"/>
-        </w:rPr>
-        <w:t>7</w:t>
-      </w:r>
-      <w:r>
-        <w:rPr>
-          <w:b w:val="0"/>
-          <w:i w:val="0"/>
-          <w:color w:val="1A1A1A"/>
-          <w:sz w:val="21"/>
-        </w:rPr>
-        <w:t xml:space="preserve"> (counted the zeros after the 5). 1.105 × 10</w:t>
-      </w:r>
-      <w:r>
-        <w:rPr>
-          <w:b w:val="0"/>
-          <w:i w:val="0"/>
-          <w:color w:val="1A1A1A"/>
-          <w:sz w:val="21"/>
-          <w:vertAlign w:val="superscript"/>
-        </w:rPr>
-        <w:t>8</w:t>
-      </w:r>
-      <w:r>
-        <w:rPr>
-          <w:b w:val="0"/>
-          <w:i w:val="0"/>
-          <w:color w:val="1A1A1A"/>
-          <w:sz w:val="21"/>
-        </w:rPr>
-        <w:t xml:space="preserve"> is right.</w:t>
-      </w:r>
-    </w:p>
-    <w:p>
-      <w:pPr>
-        <w:keepNext/>
-        <w:spacing w:before="200" w:after="60"/>
-      </w:pPr>
       <w:r>
         <w:rPr>
           <w:b/>
           <w:i w:val="0"/>
           <w:color w:val="1A1A1A"/>
-          <w:sz w:val="23"/>
+          <w:sz w:val="21"/>
         </w:rPr>
-        <w:t>Slide 10.  Your Turn — Answer.</w:t>
-      </w:r>
-      <w:r>
-        <w:rPr>
-          <w:b w:val="0"/>
-          <w:i/>
-          <w:color w:val="6B6B6B"/>
-          <w:sz w:val="19"/>
-        </w:rPr>
-        <w:t xml:space="preserve">    1 min</w:t>
-      </w:r>
-    </w:p>
-    <w:p>
-      <w:pPr>
-        <w:spacing w:before="0" w:after="60"/>
-        <w:ind w:left="360" w:hanging="220"/>
-      </w:pPr>
-      <w:r>
-        <w:rPr>
-          <w:rFonts w:ascii="FreeSerif" w:hAnsi="FreeSerif" w:eastAsia="FreeSerif"/>
-          <w:b w:val="0"/>
-          <w:i w:val="0"/>
-          <w:color w:val="1A1A1A"/>
-          <w:sz w:val="16"/>
-        </w:rPr>
-        <w:t xml:space="preserve">●  </w:t>
+        <w:t xml:space="preserve">Your Turn — Answer..  </w:t>
       </w:r>
       <w:r>
         <w:rPr>
@@ -3569,42 +2046,26 @@
     </w:p>
     <w:p>
       <w:pPr>
-        <w:keepNext/>
-        <w:spacing w:before="200" w:after="60"/>
+        <w:spacing w:before="20" w:after="60"/>
+        <w:ind w:left="470" w:hanging="470"/>
       </w:pPr>
       <w:r>
         <w:rPr>
           <w:b/>
           <w:i w:val="0"/>
           <w:color w:val="1A1A1A"/>
-          <w:sz w:val="23"/>
+          <w:sz w:val="21"/>
         </w:rPr>
-        <w:t>Slide 11.  Example 2 — How many times larger?</w:t>
+        <w:t xml:space="preserve">11.  </w:t>
       </w:r>
       <w:r>
         <w:rPr>
-          <w:b w:val="0"/>
-          <w:i/>
-          <w:color w:val="6B6B6B"/>
-          <w:sz w:val="19"/>
-        </w:rPr>
-        <w:t xml:space="preserve">    1 min</w:t>
-      </w:r>
-    </w:p>
-    <w:p>
-      <w:pPr>
-        <w:spacing w:before="0" w:after="60"/>
-        <w:ind w:left="360" w:hanging="220"/>
-      </w:pPr>
-      <w:r>
-        <w:rPr>
-          <w:rFonts w:ascii="FreeSerif" w:hAnsi="FreeSerif" w:eastAsia="FreeSerif"/>
-          <w:b w:val="0"/>
+          <w:b/>
           <w:i w:val="0"/>
           <w:color w:val="1A1A1A"/>
-          <w:sz w:val="16"/>
+          <w:sz w:val="21"/>
         </w:rPr>
-        <w:t xml:space="preserve">●  </w:t>
+        <w:t xml:space="preserve">Example 2 — How many times larger?.  </w:t>
       </w:r>
       <w:r>
         <w:rPr>
@@ -3613,47 +2074,31 @@
           <w:color w:val="1A1A1A"/>
           <w:sz w:val="21"/>
         </w:rPr>
-        <w:t>SPOKEN ONLY. Coefficients differ and powers differ. Ask for the plan — divide both, multiply the results — before anyone touches a calculator.</w:t>
+        <w:t>SPOKEN ONLY.</w:t>
       </w:r>
     </w:p>
     <w:p>
       <w:pPr>
-        <w:keepNext/>
-        <w:spacing w:before="200" w:after="60"/>
+        <w:spacing w:before="20" w:after="60"/>
+        <w:ind w:left="470" w:hanging="470"/>
       </w:pPr>
       <w:r>
         <w:rPr>
           <w:b/>
           <w:i w:val="0"/>
           <w:color w:val="1A1A1A"/>
-          <w:sz w:val="23"/>
+          <w:sz w:val="21"/>
         </w:rPr>
-        <w:t>Slide 12.  Example 2 — Worked.</w:t>
+        <w:t xml:space="preserve">12.  </w:t>
       </w:r>
       <w:r>
         <w:rPr>
-          <w:b w:val="0"/>
-          <w:i/>
-          <w:color w:val="6B6B6B"/>
-          <w:sz w:val="19"/>
-        </w:rPr>
-        <w:t xml:space="preserve">    2 min</w:t>
-      </w:r>
-    </w:p>
-    <w:p>
-      <w:pPr>
-        <w:spacing w:before="0" w:after="60"/>
-        <w:ind w:left="360" w:hanging="220"/>
-      </w:pPr>
-      <w:r>
-        <w:rPr>
-          <w:rFonts w:ascii="FreeSerif" w:hAnsi="FreeSerif" w:eastAsia="FreeSerif"/>
-          <w:b w:val="0"/>
+          <w:b/>
           <w:i w:val="0"/>
           <w:color w:val="1A1A1A"/>
-          <w:sz w:val="16"/>
+          <w:sz w:val="21"/>
         </w:rPr>
-        <w:t xml:space="preserve">●  </w:t>
+        <w:t xml:space="preserve">Example 2 — Worked..  </w:t>
       </w:r>
       <w:r>
         <w:rPr>
@@ -3700,17 +2145,31 @@
           <w:color w:val="1A1A1A"/>
           <w:sz w:val="21"/>
         </w:rPr>
-        <w:t xml:space="preserve"> = 10. So 15 times. A board with 1.5 stopped at the coefficients; a board with 10 stopped at the powers; a board with 150 wrote 10</w:t>
+        <w:t xml:space="preserve"> = 10.</w:t>
+      </w:r>
+    </w:p>
+    <w:p>
+      <w:pPr>
+        <w:spacing w:before="20" w:after="60"/>
+        <w:ind w:left="470" w:hanging="470"/>
+      </w:pPr>
+      <w:r>
+        <w:rPr>
+          <w:b/>
+          <w:i w:val="0"/>
+          <w:color w:val="1A1A1A"/>
+          <w:sz w:val="21"/>
+        </w:rPr>
+        <w:t xml:space="preserve">13.  </w:t>
       </w:r>
       <w:r>
         <w:rPr>
-          <w:b w:val="0"/>
+          <w:b/>
           <w:i w:val="0"/>
           <w:color w:val="1A1A1A"/>
           <w:sz w:val="21"/>
-          <w:vertAlign w:val="superscript"/>
         </w:rPr>
-        <w:t>2</w:t>
+        <w:t xml:space="preserve">Your Turn — Same steps, your numbers. Boards up when done..  </w:t>
       </w:r>
       <w:r>
         <w:rPr>
@@ -3719,172 +2178,31 @@
           <w:color w:val="1A1A1A"/>
           <w:sz w:val="21"/>
         </w:rPr>
-        <w:t xml:space="preserve"> for 10</w:t>
-      </w:r>
-      <w:r>
-        <w:rPr>
-          <w:b w:val="0"/>
-          <w:i w:val="0"/>
-          <w:color w:val="1A1A1A"/>
-          <w:sz w:val="21"/>
-          <w:vertAlign w:val="superscript"/>
-        </w:rPr>
-        <w:t>8</w:t>
-      </w:r>
-      <w:r>
-        <w:rPr>
-          <w:b w:val="0"/>
-          <w:i w:val="0"/>
-          <w:color w:val="1A1A1A"/>
-          <w:sz w:val="21"/>
-        </w:rPr>
-        <w:t xml:space="preserve"> ÷ 10</w:t>
-      </w:r>
-      <w:r>
-        <w:rPr>
-          <w:b w:val="0"/>
-          <w:i w:val="0"/>
-          <w:color w:val="1A1A1A"/>
-          <w:sz w:val="21"/>
-          <w:vertAlign w:val="superscript"/>
-        </w:rPr>
-        <w:t>7</w:t>
-      </w:r>
-      <w:r>
-        <w:rPr>
-          <w:b w:val="0"/>
-          <w:i w:val="0"/>
-          <w:color w:val="1A1A1A"/>
-          <w:sz w:val="21"/>
-        </w:rPr>
-        <w:t>. Confirm in standard form: 810,000,000 ÷ 54,000,000 = 15.</w:t>
+        <w:t>The book's alligators.</w:t>
       </w:r>
     </w:p>
     <w:p>
       <w:pPr>
-        <w:keepNext/>
-        <w:spacing w:before="200" w:after="60"/>
+        <w:spacing w:before="20" w:after="60"/>
+        <w:ind w:left="470" w:hanging="470"/>
       </w:pPr>
       <w:r>
         <w:rPr>
           <w:b/>
           <w:i w:val="0"/>
           <w:color w:val="1A1A1A"/>
-          <w:sz w:val="23"/>
-        </w:rPr>
-        <w:t>Slide 13.  Your Turn — Same steps, your numbers. Boards up when done.</w:t>
-      </w:r>
-      <w:r>
-        <w:rPr>
-          <w:b w:val="0"/>
-          <w:i/>
-          <w:color w:val="6B6B6B"/>
-          <w:sz w:val="19"/>
-        </w:rPr>
-        <w:t xml:space="preserve">    2 min</w:t>
-      </w:r>
-    </w:p>
-    <w:p>
-      <w:pPr>
-        <w:spacing w:before="0" w:after="60"/>
-        <w:ind w:left="360" w:hanging="220"/>
-      </w:pPr>
-      <w:r>
-        <w:rPr>
-          <w:rFonts w:ascii="FreeSerif" w:hAnsi="FreeSerif" w:eastAsia="FreeSerif"/>
-          <w:b w:val="0"/>
-          <w:i w:val="0"/>
-          <w:color w:val="1A1A1A"/>
-          <w:sz w:val="16"/>
-        </w:rPr>
-        <w:t xml:space="preserve">●  </w:t>
-      </w:r>
-      <w:r>
-        <w:rPr>
-          <w:b w:val="0"/>
-          <w:i w:val="0"/>
-          <w:color w:val="1A1A1A"/>
           <w:sz w:val="21"/>
         </w:rPr>
-        <w:t>The book's alligators. 1.5 ÷ 2.0 = 0.75 and 10</w:t>
+        <w:t xml:space="preserve">14.  </w:t>
       </w:r>
-      <w:r>
-        <w:rPr>
-          <w:b w:val="0"/>
-          <w:i w:val="0"/>
-          <w:color w:val="1A1A1A"/>
-          <w:sz w:val="21"/>
-          <w:vertAlign w:val="superscript"/>
-        </w:rPr>
-        <w:t>6</w:t>
-      </w:r>
-      <w:r>
-        <w:rPr>
-          <w:b w:val="0"/>
-          <w:i w:val="0"/>
-          <w:color w:val="1A1A1A"/>
-          <w:sz w:val="21"/>
-        </w:rPr>
-        <w:t xml:space="preserve"> ÷ 10</w:t>
-      </w:r>
-      <w:r>
-        <w:rPr>
-          <w:b w:val="0"/>
-          <w:i w:val="0"/>
-          <w:color w:val="1A1A1A"/>
-          <w:sz w:val="21"/>
-          <w:vertAlign w:val="superscript"/>
-        </w:rPr>
-        <w:t>5</w:t>
-      </w:r>
-      <w:r>
-        <w:rPr>
-          <w:b w:val="0"/>
-          <w:i w:val="0"/>
-          <w:color w:val="1A1A1A"/>
-          <w:sz w:val="21"/>
-        </w:rPr>
-        <w:t xml:space="preserve"> = 10, so 7.5 — a case where the coefficient ratio is less than 1 and the answer is still 'times larger'. A board with 0.75 forgot the powers.</w:t>
-      </w:r>
-    </w:p>
-    <w:p>
-      <w:pPr>
-        <w:keepNext/>
-        <w:spacing w:before="200" w:after="60"/>
-      </w:pPr>
       <w:r>
         <w:rPr>
           <w:b/>
           <w:i w:val="0"/>
           <w:color w:val="1A1A1A"/>
-          <w:sz w:val="23"/>
+          <w:sz w:val="21"/>
         </w:rPr>
-        <w:t>Slide 14.  Your Turn — Answer.</w:t>
-      </w:r>
-      <w:r>
-        <w:rPr>
-          <w:b w:val="0"/>
-          <w:i/>
-          <w:color w:val="6B6B6B"/>
-          <w:sz w:val="19"/>
-        </w:rPr>
-        <w:t xml:space="preserve">    1 min</w:t>
-      </w:r>
-    </w:p>
-    <w:p>
-      <w:pPr>
-        <w:spacing w:before="0" w:after="60"/>
-        <w:ind w:left="360" w:hanging="220"/>
-      </w:pPr>
-      <w:r>
-        <w:rPr>
-          <w:rFonts w:ascii="FreeSerif" w:hAnsi="FreeSerif" w:eastAsia="FreeSerif"/>
-          <w:b w:val="0"/>
-          <w:i w:val="0"/>
-          <w:color w:val="1A1A1A"/>
-          <w:sz w:val="16"/>
-        </w:rPr>
-        <w:t xml:space="preserve">●  </w:t>
+        <w:t xml:space="preserve">Your Turn — Answer..  </w:t>
       </w:r>
       <w:r>
         <w:rPr>
@@ -3898,17 +2216,54 @@
     </w:p>
     <w:p>
       <w:pPr>
-        <w:keepNext/>
-        <w:spacing w:before="200" w:after="60"/>
+        <w:spacing w:before="20" w:after="60"/>
+        <w:ind w:left="470" w:hanging="470"/>
       </w:pPr>
       <w:r>
         <w:rPr>
           <w:b/>
           <w:i w:val="0"/>
           <w:color w:val="1A1A1A"/>
-          <w:sz w:val="23"/>
+          <w:sz w:val="21"/>
         </w:rPr>
-        <w:t>Slide 15.  Whiteboards   ·   Question 1 of 9</w:t>
+        <w:t xml:space="preserve">15–16.  </w:t>
+      </w:r>
+      <w:r>
+        <w:rPr>
+          <w:b/>
+          <w:i w:val="0"/>
+          <w:color w:val="1A1A1A"/>
+          <w:sz w:val="21"/>
+        </w:rPr>
+        <w:t xml:space="preserve">Board 1.  </w:t>
+      </w:r>
+      <w:r>
+        <w:rPr>
+          <w:b w:val="0"/>
+          <w:i w:val="0"/>
+          <w:color w:val="1A1A1A"/>
+          <w:sz w:val="21"/>
+        </w:rPr>
+        <w:t xml:space="preserve">Write  4,000,000  in scientific notation.  →  </w:t>
+      </w:r>
+      <w:r>
+        <w:rPr>
+          <w:b/>
+          <w:i/>
+          <w:color w:val="9E1B32"/>
+          <w:sz w:val="21"/>
+        </w:rPr>
+        <w:t>4 × 10</w:t>
+      </w:r>
+      <w:r>
+        <w:rPr>
+          <w:b/>
+          <w:i/>
+          <w:color w:val="9E1B32"/>
+          <w:sz w:val="21"/>
+          <w:vertAlign w:val="superscript"/>
+        </w:rPr>
+        <w:t>6</w:t>
       </w:r>
       <w:r>
         <w:rPr>
@@ -3917,23 +2272,69 @@
           <w:color w:val="6B6B6B"/>
           <w:sz w:val="19"/>
         </w:rPr>
-        <w:t xml:space="preserve">    19 min for the round</w:t>
+        <w:t xml:space="preserve">   4 × 10</w:t>
+      </w:r>
+      <w:r>
+        <w:rPr>
+          <w:b w:val="0"/>
+          <w:i/>
+          <w:color w:val="6B6B6B"/>
+          <w:sz w:val="19"/>
+          <w:vertAlign w:val="superscript"/>
+        </w:rPr>
+        <w:t>7</w:t>
+      </w:r>
+      <w:r>
+        <w:rPr>
+          <w:b w:val="0"/>
+          <w:i/>
+          <w:color w:val="6B6B6B"/>
+          <w:sz w:val="19"/>
+        </w:rPr>
+        <w:t xml:space="preserve"> — counted the digits instead of the places the point moves [B1G-M 8.NSO.1.4: exponent = places moved]; 40 × 10</w:t>
+      </w:r>
+      <w:r>
+        <w:rPr>
+          <w:b w:val="0"/>
+          <w:i/>
+          <w:color w:val="6B6B6B"/>
+          <w:sz w:val="19"/>
+          <w:vertAlign w:val="superscript"/>
+        </w:rPr>
+        <w:t>5</w:t>
+      </w:r>
+      <w:r>
+        <w:rPr>
+          <w:b w:val="0"/>
+          <w:i/>
+          <w:color w:val="6B6B6B"/>
+          <w:sz w:val="19"/>
+        </w:rPr>
+        <w:t xml:space="preserve"> — coefficient not in [1, 10) [B1G-M 8.NSO.1.4 misconception: coefficient outside 1 to 10]</w:t>
       </w:r>
     </w:p>
     <w:p>
       <w:pPr>
-        <w:spacing w:before="0" w:after="60"/>
-        <w:ind w:left="360" w:hanging="220"/>
+        <w:spacing w:before="20" w:after="60"/>
+        <w:ind w:left="470" w:hanging="470"/>
       </w:pPr>
       <w:r>
         <w:rPr>
-          <w:rFonts w:ascii="FreeSerif" w:hAnsi="FreeSerif" w:eastAsia="FreeSerif"/>
-          <w:b w:val="0"/>
+          <w:b/>
           <w:i w:val="0"/>
           <w:color w:val="1A1A1A"/>
-          <w:sz w:val="16"/>
+          <w:sz w:val="21"/>
         </w:rPr>
-        <w:t xml:space="preserve">●  </w:t>
+        <w:t xml:space="preserve">17–18.  </w:t>
+      </w:r>
+      <w:r>
+        <w:rPr>
+          <w:b/>
+          <w:i w:val="0"/>
+          <w:color w:val="1A1A1A"/>
+          <w:sz w:val="21"/>
+        </w:rPr>
+        <w:t xml:space="preserve">Board 2.  </w:t>
       </w:r>
       <w:r>
         <w:rPr>
@@ -3942,2998 +2343,13 @@
           <w:color w:val="1A1A1A"/>
           <w:sz w:val="21"/>
         </w:rPr>
-        <w:t>One digit, six zeros. A board with 4 × 10</w:t>
-      </w:r>
-      <w:r>
-        <w:rPr>
-          <w:b w:val="0"/>
-          <w:i w:val="0"/>
-          <w:color w:val="1A1A1A"/>
-          <w:sz w:val="21"/>
-          <w:vertAlign w:val="superscript"/>
-        </w:rPr>
-        <w:t>7</w:t>
-      </w:r>
-      <w:r>
-        <w:rPr>
-          <w:b w:val="0"/>
-          <w:i w:val="0"/>
-          <w:color w:val="1A1A1A"/>
-          <w:sz w:val="21"/>
-        </w:rPr>
-        <w:t xml:space="preserve"> counted seven digits instead of six zeros; a board with 40 × 10</w:t>
-      </w:r>
-      <w:r>
-        <w:rPr>
-          <w:b w:val="0"/>
-          <w:i w:val="0"/>
-          <w:color w:val="1A1A1A"/>
-          <w:sz w:val="21"/>
-          <w:vertAlign w:val="superscript"/>
-        </w:rPr>
-        <w:t>5</w:t>
-      </w:r>
-      <w:r>
-        <w:rPr>
-          <w:b w:val="0"/>
-          <w:i w:val="0"/>
-          <w:color w:val="1A1A1A"/>
-          <w:sz w:val="21"/>
-        </w:rPr>
-        <w:t xml:space="preserve"> broke the coefficient rule.</w:t>
-      </w:r>
-    </w:p>
-    <w:p>
-      <w:pPr>
-        <w:keepNext/>
-        <w:spacing w:before="200" w:after="60"/>
-      </w:pPr>
-      <w:r>
-        <w:rPr>
-          <w:b/>
-          <w:i w:val="0"/>
-          <w:color w:val="1A1A1A"/>
-          <w:sz w:val="23"/>
-        </w:rPr>
-        <w:t>Slide 16.  Whiteboards   ·   Question 1 of 9</w:t>
-      </w:r>
-    </w:p>
-    <w:p>
-      <w:pPr>
-        <w:spacing w:before="0" w:after="60"/>
-        <w:ind w:left="360" w:hanging="220"/>
-      </w:pPr>
-      <w:r>
-        <w:rPr>
-          <w:rFonts w:ascii="FreeSerif" w:hAnsi="FreeSerif" w:eastAsia="FreeSerif"/>
-          <w:b w:val="0"/>
-          <w:i w:val="0"/>
-          <w:color w:val="1A1A1A"/>
-          <w:sz w:val="16"/>
-        </w:rPr>
-        <w:t xml:space="preserve">●  </w:t>
-      </w:r>
-      <w:r>
-        <w:rPr>
-          <w:b w:val="0"/>
-          <w:i w:val="0"/>
-          <w:color w:val="1A1A1A"/>
-          <w:sz w:val="21"/>
-        </w:rPr>
-        <w:t>Reveal. Scan the back row first; question the blank boards before the wrong ones.</w:t>
-      </w:r>
-    </w:p>
-    <w:p>
-      <w:pPr>
-        <w:keepNext/>
-        <w:spacing w:before="200" w:after="60"/>
-      </w:pPr>
-      <w:r>
-        <w:rPr>
-          <w:b/>
-          <w:i w:val="0"/>
-          <w:color w:val="1A1A1A"/>
-          <w:sz w:val="23"/>
-        </w:rPr>
-        <w:t>Slide 17.  Whiteboards   ·   Question 2 of 9</w:t>
-      </w:r>
-    </w:p>
-    <w:p>
-      <w:pPr>
-        <w:spacing w:before="0" w:after="60"/>
-        <w:ind w:left="360" w:hanging="220"/>
-      </w:pPr>
-      <w:r>
-        <w:rPr>
-          <w:rFonts w:ascii="FreeSerif" w:hAnsi="FreeSerif" w:eastAsia="FreeSerif"/>
-          <w:b w:val="0"/>
-          <w:i w:val="0"/>
-          <w:color w:val="1A1A1A"/>
-          <w:sz w:val="16"/>
-        </w:rPr>
-        <w:t xml:space="preserve">●  </w:t>
-      </w:r>
-      <w:r>
-        <w:rPr>
-          <w:b w:val="0"/>
-          <w:i w:val="0"/>
-          <w:color w:val="1A1A1A"/>
-          <w:sz w:val="21"/>
-        </w:rPr>
-        <w:t>Reading the notation back. A board with 720,000 moved five places (counted the 2 as a zero); a board with 7.20000 attached zeros without moving the point.</w:t>
-      </w:r>
-    </w:p>
-    <w:p>
-      <w:pPr>
-        <w:keepNext/>
-        <w:spacing w:before="200" w:after="60"/>
-      </w:pPr>
-      <w:r>
-        <w:rPr>
-          <w:b/>
-          <w:i w:val="0"/>
-          <w:color w:val="1A1A1A"/>
-          <w:sz w:val="23"/>
-        </w:rPr>
-        <w:t>Slide 18.  Whiteboards   ·   Question 2 of 9</w:t>
-      </w:r>
-    </w:p>
-    <w:p>
-      <w:pPr>
-        <w:spacing w:before="0" w:after="60"/>
-        <w:ind w:left="360" w:hanging="220"/>
-      </w:pPr>
-      <w:r>
-        <w:rPr>
-          <w:rFonts w:ascii="FreeSerif" w:hAnsi="FreeSerif" w:eastAsia="FreeSerif"/>
-          <w:b w:val="0"/>
-          <w:i w:val="0"/>
-          <w:color w:val="1A1A1A"/>
-          <w:sz w:val="16"/>
-        </w:rPr>
-        <w:t xml:space="preserve">●  </w:t>
-      </w:r>
-      <w:r>
-        <w:rPr>
-          <w:b w:val="0"/>
-          <w:i w:val="0"/>
-          <w:color w:val="1A1A1A"/>
-          <w:sz w:val="21"/>
-        </w:rPr>
-        <w:t>Reveal. Scan the back row first; question the blank boards before the wrong ones.</w:t>
-      </w:r>
-    </w:p>
-    <w:p>
-      <w:pPr>
-        <w:keepNext/>
-        <w:spacing w:before="200" w:after="60"/>
-      </w:pPr>
-      <w:r>
-        <w:rPr>
-          <w:b/>
-          <w:i w:val="0"/>
-          <w:color w:val="1A1A1A"/>
-          <w:sz w:val="23"/>
-        </w:rPr>
-        <w:t>Slide 19.  Whiteboards   ·   Question 3 of 9</w:t>
-      </w:r>
-    </w:p>
-    <w:p>
-      <w:pPr>
-        <w:spacing w:before="0" w:after="60"/>
-        <w:ind w:left="360" w:hanging="220"/>
-      </w:pPr>
-      <w:r>
-        <w:rPr>
-          <w:rFonts w:ascii="FreeSerif" w:hAnsi="FreeSerif" w:eastAsia="FreeSerif"/>
-          <w:b w:val="0"/>
-          <w:i w:val="0"/>
-          <w:color w:val="1A1A1A"/>
-          <w:sz w:val="16"/>
-        </w:rPr>
-        <w:t xml:space="preserve">●  </w:t>
-      </w:r>
-      <w:r>
-        <w:rPr>
-          <w:b w:val="0"/>
-          <w:i w:val="0"/>
-          <w:color w:val="1A1A1A"/>
-          <w:sz w:val="21"/>
-        </w:rPr>
-        <w:t>Three nonzero digits. 356 × 10</w:t>
-      </w:r>
-      <w:r>
-        <w:rPr>
-          <w:b w:val="0"/>
-          <w:i w:val="0"/>
-          <w:color w:val="1A1A1A"/>
-          <w:sz w:val="21"/>
-          <w:vertAlign w:val="superscript"/>
-        </w:rPr>
-        <w:t>3</w:t>
-      </w:r>
-      <w:r>
-        <w:rPr>
-          <w:b w:val="0"/>
-          <w:i w:val="0"/>
-          <w:color w:val="1A1A1A"/>
-          <w:sz w:val="21"/>
-        </w:rPr>
-        <w:t xml:space="preserve"> is equal in value but not scientific notation; 3.56 × 10</w:t>
-      </w:r>
-      <w:r>
-        <w:rPr>
-          <w:b w:val="0"/>
-          <w:i w:val="0"/>
-          <w:color w:val="1A1A1A"/>
-          <w:sz w:val="21"/>
-          <w:vertAlign w:val="superscript"/>
-        </w:rPr>
-        <w:t>3</w:t>
-      </w:r>
-      <w:r>
-        <w:rPr>
-          <w:b w:val="0"/>
-          <w:i w:val="0"/>
-          <w:color w:val="1A1A1A"/>
-          <w:sz w:val="21"/>
-        </w:rPr>
-        <w:t xml:space="preserve"> counted only the zeros.</w:t>
-      </w:r>
-    </w:p>
-    <w:p>
-      <w:pPr>
-        <w:keepNext/>
-        <w:spacing w:before="200" w:after="60"/>
-      </w:pPr>
-      <w:r>
-        <w:rPr>
-          <w:b/>
-          <w:i w:val="0"/>
-          <w:color w:val="1A1A1A"/>
-          <w:sz w:val="23"/>
-        </w:rPr>
-        <w:t>Slide 20.  Whiteboards   ·   Question 3 of 9</w:t>
-      </w:r>
-    </w:p>
-    <w:p>
-      <w:pPr>
-        <w:spacing w:before="0" w:after="60"/>
-        <w:ind w:left="360" w:hanging="220"/>
-      </w:pPr>
-      <w:r>
-        <w:rPr>
-          <w:rFonts w:ascii="FreeSerif" w:hAnsi="FreeSerif" w:eastAsia="FreeSerif"/>
-          <w:b w:val="0"/>
-          <w:i w:val="0"/>
-          <w:color w:val="1A1A1A"/>
-          <w:sz w:val="16"/>
-        </w:rPr>
-        <w:t xml:space="preserve">●  </w:t>
-      </w:r>
-      <w:r>
-        <w:rPr>
-          <w:b w:val="0"/>
-          <w:i w:val="0"/>
-          <w:color w:val="1A1A1A"/>
-          <w:sz w:val="21"/>
-        </w:rPr>
-        <w:t>Reveal. Scan the back row first; question the blank boards before the wrong ones.</w:t>
-      </w:r>
-    </w:p>
-    <w:p>
-      <w:pPr>
-        <w:keepNext/>
-        <w:spacing w:before="200" w:after="60"/>
-      </w:pPr>
-      <w:r>
-        <w:rPr>
-          <w:b/>
-          <w:i w:val="0"/>
-          <w:color w:val="1A1A1A"/>
-          <w:sz w:val="23"/>
-        </w:rPr>
-        <w:t>Slide 21.  Whiteboards   ·   Question 4 of 9</w:t>
-      </w:r>
-    </w:p>
-    <w:p>
-      <w:pPr>
-        <w:spacing w:before="0" w:after="60"/>
-        <w:ind w:left="360" w:hanging="220"/>
-      </w:pPr>
-      <w:r>
-        <w:rPr>
-          <w:rFonts w:ascii="FreeSerif" w:hAnsi="FreeSerif" w:eastAsia="FreeSerif"/>
-          <w:b w:val="0"/>
-          <w:i w:val="0"/>
-          <w:color w:val="1A1A1A"/>
-          <w:sz w:val="16"/>
-        </w:rPr>
-        <w:t xml:space="preserve">●  </w:t>
-      </w:r>
-      <w:r>
-        <w:rPr>
-          <w:b w:val="0"/>
-          <w:i w:val="0"/>
-          <w:color w:val="1A1A1A"/>
-          <w:sz w:val="21"/>
-        </w:rPr>
-        <w:t>The coefficient is a trap: 9.5 is bigger than 1.2, but 10</w:t>
-      </w:r>
-      <w:r>
-        <w:rPr>
-          <w:b w:val="0"/>
-          <w:i w:val="0"/>
-          <w:color w:val="1A1A1A"/>
-          <w:sz w:val="21"/>
-          <w:vertAlign w:val="superscript"/>
-        </w:rPr>
-        <w:t>6</w:t>
-      </w:r>
-      <w:r>
-        <w:rPr>
-          <w:b w:val="0"/>
-          <w:i w:val="0"/>
-          <w:color w:val="1A1A1A"/>
-          <w:sz w:val="21"/>
-        </w:rPr>
-        <w:t xml:space="preserve"> beats 10</w:t>
-      </w:r>
-      <w:r>
-        <w:rPr>
-          <w:b w:val="0"/>
-          <w:i w:val="0"/>
-          <w:color w:val="1A1A1A"/>
-          <w:sz w:val="21"/>
-          <w:vertAlign w:val="superscript"/>
-        </w:rPr>
-        <w:t>5</w:t>
-      </w:r>
-      <w:r>
-        <w:rPr>
-          <w:b w:val="0"/>
-          <w:i w:val="0"/>
-          <w:color w:val="1A1A1A"/>
-          <w:sz w:val="21"/>
-        </w:rPr>
-        <w:t>. Compare the powers first, the coefficients only when the powers tie.</w:t>
-      </w:r>
-    </w:p>
-    <w:p>
-      <w:pPr>
-        <w:keepNext/>
-        <w:spacing w:before="200" w:after="60"/>
-      </w:pPr>
-      <w:r>
-        <w:rPr>
-          <w:b/>
-          <w:i w:val="0"/>
-          <w:color w:val="1A1A1A"/>
-          <w:sz w:val="23"/>
-        </w:rPr>
-        <w:t>Slide 22.  Whiteboards   ·   Question 4 of 9</w:t>
-      </w:r>
-    </w:p>
-    <w:p>
-      <w:pPr>
-        <w:spacing w:before="0" w:after="60"/>
-        <w:ind w:left="360" w:hanging="220"/>
-      </w:pPr>
-      <w:r>
-        <w:rPr>
-          <w:rFonts w:ascii="FreeSerif" w:hAnsi="FreeSerif" w:eastAsia="FreeSerif"/>
-          <w:b w:val="0"/>
-          <w:i w:val="0"/>
-          <w:color w:val="1A1A1A"/>
-          <w:sz w:val="16"/>
-        </w:rPr>
-        <w:t xml:space="preserve">●  </w:t>
-      </w:r>
-      <w:r>
-        <w:rPr>
-          <w:b w:val="0"/>
-          <w:i w:val="0"/>
-          <w:color w:val="1A1A1A"/>
-          <w:sz w:val="21"/>
-        </w:rPr>
-        <w:t>Reveal. Scan the back row first; question the blank boards before the wrong ones.</w:t>
-      </w:r>
-    </w:p>
-    <w:p>
-      <w:pPr>
-        <w:keepNext/>
-        <w:spacing w:before="200" w:after="60"/>
-      </w:pPr>
-      <w:r>
-        <w:rPr>
-          <w:b/>
-          <w:i w:val="0"/>
-          <w:color w:val="1A1A1A"/>
-          <w:sz w:val="23"/>
-        </w:rPr>
-        <w:t>Slide 23.  Whiteboards   ·   Question 5 of 9</w:t>
-      </w:r>
-    </w:p>
-    <w:p>
-      <w:pPr>
-        <w:spacing w:before="0" w:after="60"/>
-        <w:ind w:left="360" w:hanging="220"/>
-      </w:pPr>
-      <w:r>
-        <w:rPr>
-          <w:rFonts w:ascii="FreeSerif" w:hAnsi="FreeSerif" w:eastAsia="FreeSerif"/>
-          <w:b w:val="0"/>
-          <w:i w:val="0"/>
-          <w:color w:val="1A1A1A"/>
-          <w:sz w:val="16"/>
-        </w:rPr>
-        <w:t xml:space="preserve">●  </w:t>
-      </w:r>
-      <w:r>
-        <w:rPr>
-          <w:b w:val="0"/>
-          <w:i w:val="0"/>
-          <w:color w:val="1A1A1A"/>
-          <w:sz w:val="21"/>
-        </w:rPr>
-        <w:t>Diagnostic. B is the guide's first misconception and the one to name; C and D are the two counting errors.</w:t>
-      </w:r>
-    </w:p>
-    <w:p>
-      <w:pPr>
-        <w:keepNext/>
-        <w:spacing w:before="200" w:after="60"/>
-      </w:pPr>
-      <w:r>
-        <w:rPr>
-          <w:b/>
-          <w:i w:val="0"/>
-          <w:color w:val="1A1A1A"/>
-          <w:sz w:val="23"/>
-        </w:rPr>
-        <w:t>Slide 24.  Whiteboards   ·   Question 5 of 9</w:t>
-      </w:r>
-    </w:p>
-    <w:p>
-      <w:pPr>
-        <w:spacing w:before="0" w:after="60"/>
-        <w:ind w:left="360" w:hanging="220"/>
-      </w:pPr>
-      <w:r>
-        <w:rPr>
-          <w:rFonts w:ascii="FreeSerif" w:hAnsi="FreeSerif" w:eastAsia="FreeSerif"/>
-          <w:b w:val="0"/>
-          <w:i w:val="0"/>
-          <w:color w:val="1A1A1A"/>
-          <w:sz w:val="16"/>
-        </w:rPr>
-        <w:t xml:space="preserve">●  </w:t>
-      </w:r>
-      <w:r>
-        <w:rPr>
-          <w:b w:val="0"/>
-          <w:i w:val="0"/>
-          <w:color w:val="1A1A1A"/>
-          <w:sz w:val="21"/>
-        </w:rPr>
-        <w:t>Reveal. Scan the back row first; question the blank boards before the wrong ones.</w:t>
-      </w:r>
-    </w:p>
-    <w:p>
-      <w:pPr>
-        <w:keepNext/>
-        <w:spacing w:before="200" w:after="60"/>
-      </w:pPr>
-      <w:r>
-        <w:rPr>
-          <w:b/>
-          <w:i w:val="0"/>
-          <w:color w:val="1A1A1A"/>
-          <w:sz w:val="23"/>
-        </w:rPr>
-        <w:t>Slide 25.  Whiteboards   ·   Question 6 of 9</w:t>
-      </w:r>
-    </w:p>
-    <w:p>
-      <w:pPr>
-        <w:spacing w:before="0" w:after="60"/>
-        <w:ind w:left="360" w:hanging="220"/>
-      </w:pPr>
-      <w:r>
-        <w:rPr>
-          <w:rFonts w:ascii="FreeSerif" w:hAnsi="FreeSerif" w:eastAsia="FreeSerif"/>
-          <w:b w:val="0"/>
-          <w:i w:val="0"/>
-          <w:color w:val="1A1A1A"/>
-          <w:sz w:val="16"/>
-        </w:rPr>
-        <w:t xml:space="preserve">●  </w:t>
-      </w:r>
-      <w:r>
-        <w:rPr>
-          <w:b w:val="0"/>
-          <w:i w:val="0"/>
-          <w:color w:val="1A1A1A"/>
-          <w:sz w:val="21"/>
-        </w:rPr>
-        <w:t>Diagnostic — the guide's misconception in its purest form. A board full of B means Notes III's last line did not land: 10</w:t>
-      </w:r>
-      <w:r>
-        <w:rPr>
-          <w:b w:val="0"/>
-          <w:i w:val="0"/>
-          <w:color w:val="1A1A1A"/>
-          <w:sz w:val="21"/>
-          <w:vertAlign w:val="superscript"/>
-        </w:rPr>
-        <w:t>3</w:t>
-      </w:r>
-      <w:r>
-        <w:rPr>
-          <w:b w:val="0"/>
-          <w:i w:val="0"/>
-          <w:color w:val="1A1A1A"/>
-          <w:sz w:val="21"/>
-        </w:rPr>
-        <w:t xml:space="preserve"> is a thousand.</w:t>
-      </w:r>
-    </w:p>
-    <w:p>
-      <w:pPr>
-        <w:keepNext/>
-        <w:spacing w:before="200" w:after="60"/>
-      </w:pPr>
-      <w:r>
-        <w:rPr>
-          <w:b/>
-          <w:i w:val="0"/>
-          <w:color w:val="1A1A1A"/>
-          <w:sz w:val="23"/>
-        </w:rPr>
-        <w:t>Slide 26.  Whiteboards   ·   Question 6 of 9</w:t>
-      </w:r>
-    </w:p>
-    <w:p>
-      <w:pPr>
-        <w:spacing w:before="0" w:after="60"/>
-        <w:ind w:left="360" w:hanging="220"/>
-      </w:pPr>
-      <w:r>
-        <w:rPr>
-          <w:rFonts w:ascii="FreeSerif" w:hAnsi="FreeSerif" w:eastAsia="FreeSerif"/>
-          <w:b w:val="0"/>
-          <w:i w:val="0"/>
-          <w:color w:val="1A1A1A"/>
-          <w:sz w:val="16"/>
-        </w:rPr>
-        <w:t xml:space="preserve">●  </w:t>
-      </w:r>
-      <w:r>
-        <w:rPr>
-          <w:b w:val="0"/>
-          <w:i w:val="0"/>
-          <w:color w:val="1A1A1A"/>
-          <w:sz w:val="21"/>
-        </w:rPr>
-        <w:t>Reveal. Scan the back row first; question the blank boards before the wrong ones.</w:t>
-      </w:r>
-    </w:p>
-    <w:p>
-      <w:pPr>
-        <w:keepNext/>
-        <w:spacing w:before="200" w:after="60"/>
-      </w:pPr>
-      <w:r>
-        <w:rPr>
-          <w:b/>
-          <w:i w:val="0"/>
-          <w:color w:val="1A1A1A"/>
-          <w:sz w:val="23"/>
-        </w:rPr>
-        <w:t>Slide 27.  Whiteboards   ·   Question 7 of 9</w:t>
-      </w:r>
-    </w:p>
-    <w:p>
-      <w:pPr>
-        <w:spacing w:before="0" w:after="60"/>
-        <w:ind w:left="360" w:hanging="220"/>
-      </w:pPr>
-      <w:r>
-        <w:rPr>
-          <w:rFonts w:ascii="FreeSerif" w:hAnsi="FreeSerif" w:eastAsia="FreeSerif"/>
-          <w:b w:val="0"/>
-          <w:i w:val="0"/>
-          <w:color w:val="1A1A1A"/>
-          <w:sz w:val="16"/>
-        </w:rPr>
-        <w:t xml:space="preserve">●  </w:t>
-      </w:r>
-      <w:r>
-        <w:rPr>
-          <w:b w:val="0"/>
-          <w:i w:val="0"/>
-          <w:color w:val="1A1A1A"/>
-          <w:sz w:val="21"/>
-        </w:rPr>
-        <w:t>The book's own comparison. A board with 4 stopped at the coefficients; a board with 40 wrote 10 for 10</w:t>
-      </w:r>
-      <w:r>
-        <w:rPr>
-          <w:b w:val="0"/>
-          <w:i w:val="0"/>
-          <w:color w:val="1A1A1A"/>
-          <w:sz w:val="21"/>
-          <w:vertAlign w:val="superscript"/>
-        </w:rPr>
-        <w:t>2</w:t>
-      </w:r>
-      <w:r>
-        <w:rPr>
-          <w:b w:val="0"/>
-          <w:i w:val="0"/>
-          <w:color w:val="1A1A1A"/>
-          <w:sz w:val="21"/>
-        </w:rPr>
-        <w:t>. Both are half an answer.</w:t>
-      </w:r>
-    </w:p>
-    <w:p>
-      <w:pPr>
-        <w:keepNext/>
-        <w:spacing w:before="200" w:after="60"/>
-      </w:pPr>
-      <w:r>
-        <w:rPr>
-          <w:b/>
-          <w:i w:val="0"/>
-          <w:color w:val="1A1A1A"/>
-          <w:sz w:val="23"/>
-        </w:rPr>
-        <w:t>Slide 28.  Whiteboards   ·   Question 7 of 9</w:t>
-      </w:r>
-    </w:p>
-    <w:p>
-      <w:pPr>
-        <w:spacing w:before="0" w:after="60"/>
-        <w:ind w:left="360" w:hanging="220"/>
-      </w:pPr>
-      <w:r>
-        <w:rPr>
-          <w:rFonts w:ascii="FreeSerif" w:hAnsi="FreeSerif" w:eastAsia="FreeSerif"/>
-          <w:b w:val="0"/>
-          <w:i w:val="0"/>
-          <w:color w:val="1A1A1A"/>
-          <w:sz w:val="16"/>
-        </w:rPr>
-        <w:t xml:space="preserve">●  </w:t>
-      </w:r>
-      <w:r>
-        <w:rPr>
-          <w:b w:val="0"/>
-          <w:i w:val="0"/>
-          <w:color w:val="1A1A1A"/>
-          <w:sz w:val="21"/>
-        </w:rPr>
-        <w:t>Reveal. Scan the back row first; question the blank boards before the wrong ones.</w:t>
-      </w:r>
-    </w:p>
-    <w:p>
-      <w:pPr>
-        <w:keepNext/>
-        <w:spacing w:before="200" w:after="60"/>
-      </w:pPr>
-      <w:r>
-        <w:rPr>
-          <w:b/>
-          <w:i w:val="0"/>
-          <w:color w:val="1A1A1A"/>
-          <w:sz w:val="23"/>
-        </w:rPr>
-        <w:t>Slide 29.  Whiteboards   ·   Question 8 of 9</w:t>
-      </w:r>
-    </w:p>
-    <w:p>
-      <w:pPr>
-        <w:spacing w:before="0" w:after="60"/>
-        <w:ind w:left="360" w:hanging="220"/>
-      </w:pPr>
-      <w:r>
-        <w:rPr>
-          <w:rFonts w:ascii="FreeSerif" w:hAnsi="FreeSerif" w:eastAsia="FreeSerif"/>
-          <w:b w:val="0"/>
-          <w:i w:val="0"/>
-          <w:color w:val="1A1A1A"/>
-          <w:sz w:val="16"/>
-        </w:rPr>
-        <w:t xml:space="preserve">●  </w:t>
-      </w:r>
-      <w:r>
-        <w:rPr>
-          <w:b w:val="0"/>
-          <w:i w:val="0"/>
-          <w:color w:val="1A1A1A"/>
-          <w:sz w:val="21"/>
-        </w:rPr>
-        <w:t>The state guide's item shape that the book never asks. E9 means × 10</w:t>
-      </w:r>
-      <w:r>
-        <w:rPr>
-          <w:b w:val="0"/>
-          <w:i w:val="0"/>
-          <w:color w:val="1A1A1A"/>
-          <w:sz w:val="21"/>
-          <w:vertAlign w:val="superscript"/>
-        </w:rPr>
-        <w:t>9</w:t>
-      </w:r>
-      <w:r>
-        <w:rPr>
-          <w:b w:val="0"/>
-          <w:i w:val="0"/>
-          <w:color w:val="1A1A1A"/>
-          <w:sz w:val="21"/>
-        </w:rPr>
-        <w:t>. A board with 3.5</w:t>
-      </w:r>
-      <w:r>
-        <w:rPr>
-          <w:b w:val="0"/>
-          <w:i w:val="0"/>
-          <w:color w:val="1A1A1A"/>
-          <w:sz w:val="21"/>
-          <w:vertAlign w:val="superscript"/>
-        </w:rPr>
-        <w:t>9</w:t>
-      </w:r>
-      <w:r>
-        <w:rPr>
-          <w:b w:val="0"/>
-          <w:i w:val="0"/>
-          <w:color w:val="1A1A1A"/>
-          <w:sz w:val="21"/>
-        </w:rPr>
-        <w:t xml:space="preserve"> read E as an exponent on 3.5; a board with 35,000,000,000 moved the point ten places.</w:t>
-      </w:r>
-    </w:p>
-    <w:p>
-      <w:pPr>
-        <w:keepNext/>
-        <w:spacing w:before="200" w:after="60"/>
-      </w:pPr>
-      <w:r>
-        <w:rPr>
-          <w:b/>
-          <w:i w:val="0"/>
-          <w:color w:val="1A1A1A"/>
-          <w:sz w:val="23"/>
-        </w:rPr>
-        <w:t>Slide 30.  Whiteboards   ·   Question 8 of 9</w:t>
-      </w:r>
-    </w:p>
-    <w:p>
-      <w:pPr>
-        <w:spacing w:before="0" w:after="60"/>
-        <w:ind w:left="360" w:hanging="220"/>
-      </w:pPr>
-      <w:r>
-        <w:rPr>
-          <w:rFonts w:ascii="FreeSerif" w:hAnsi="FreeSerif" w:eastAsia="FreeSerif"/>
-          <w:b w:val="0"/>
-          <w:i w:val="0"/>
-          <w:color w:val="1A1A1A"/>
-          <w:sz w:val="16"/>
-        </w:rPr>
-        <w:t xml:space="preserve">●  </w:t>
-      </w:r>
-      <w:r>
-        <w:rPr>
-          <w:b w:val="0"/>
-          <w:i w:val="0"/>
-          <w:color w:val="1A1A1A"/>
-          <w:sz w:val="21"/>
-        </w:rPr>
-        <w:t>Reveal. Scan the back row first; question the blank boards before the wrong ones.</w:t>
-      </w:r>
-    </w:p>
-    <w:p>
-      <w:pPr>
-        <w:keepNext/>
-        <w:spacing w:before="200" w:after="60"/>
-      </w:pPr>
-      <w:r>
-        <w:rPr>
-          <w:b/>
-          <w:i w:val="0"/>
-          <w:color w:val="1A1A1A"/>
-          <w:sz w:val="23"/>
-        </w:rPr>
-        <w:t>Slide 31.  Whiteboards   ·   Question 9 of 9</w:t>
-      </w:r>
-    </w:p>
-    <w:p>
-      <w:pPr>
-        <w:spacing w:before="0" w:after="60"/>
-        <w:ind w:left="360" w:hanging="220"/>
-      </w:pPr>
-      <w:r>
-        <w:rPr>
-          <w:rFonts w:ascii="FreeSerif" w:hAnsi="FreeSerif" w:eastAsia="FreeSerif"/>
-          <w:b w:val="0"/>
-          <w:i w:val="0"/>
-          <w:color w:val="1A1A1A"/>
-          <w:sz w:val="16"/>
-        </w:rPr>
-        <w:t xml:space="preserve">●  </w:t>
-      </w:r>
-      <w:r>
-        <w:rPr>
-          <w:b w:val="0"/>
-          <w:i w:val="0"/>
-          <w:color w:val="1A1A1A"/>
-          <w:sz w:val="21"/>
-        </w:rPr>
-        <w:t>Written. The book's Guided Instruction item 3, kept. Full credit: both answers with the reason (20 is not less than 10) and the corrected form 2 × 10</w:t>
-      </w:r>
-      <w:r>
-        <w:rPr>
-          <w:b w:val="0"/>
-          <w:i w:val="0"/>
-          <w:color w:val="1A1A1A"/>
-          <w:sz w:val="21"/>
-          <w:vertAlign w:val="superscript"/>
-        </w:rPr>
-        <w:t>6</w:t>
-      </w:r>
-      <w:r>
-        <w:rPr>
-          <w:b w:val="0"/>
-          <w:i w:val="0"/>
-          <w:color w:val="1A1A1A"/>
-          <w:sz w:val="21"/>
-        </w:rPr>
-        <w:t>. A student who says 'it is wrong' has not separated value from form — that separation is the point of the item.</w:t>
-      </w:r>
-    </w:p>
-    <w:p>
-      <w:pPr>
-        <w:keepNext/>
-        <w:spacing w:before="200" w:after="60"/>
-      </w:pPr>
-      <w:r>
-        <w:rPr>
-          <w:b/>
-          <w:i w:val="0"/>
-          <w:color w:val="1A1A1A"/>
-          <w:sz w:val="23"/>
-        </w:rPr>
-        <w:t>Slide 32.  Whiteboards   ·   Question 9 of 9</w:t>
-      </w:r>
-    </w:p>
-    <w:p>
-      <w:pPr>
-        <w:spacing w:before="0" w:after="60"/>
-        <w:ind w:left="360" w:hanging="220"/>
-      </w:pPr>
-      <w:r>
-        <w:rPr>
-          <w:rFonts w:ascii="FreeSerif" w:hAnsi="FreeSerif" w:eastAsia="FreeSerif"/>
-          <w:b w:val="0"/>
-          <w:i w:val="0"/>
-          <w:color w:val="1A1A1A"/>
-          <w:sz w:val="16"/>
-        </w:rPr>
-        <w:t xml:space="preserve">●  </w:t>
-      </w:r>
-      <w:r>
-        <w:rPr>
-          <w:b w:val="0"/>
-          <w:i w:val="0"/>
-          <w:color w:val="1A1A1A"/>
-          <w:sz w:val="21"/>
-        </w:rPr>
-        <w:t>Reveal. Scan the back row first; question the blank boards before the wrong ones.</w:t>
-      </w:r>
-    </w:p>
-    <w:p>
-      <w:pPr>
-        <w:keepNext/>
-        <w:spacing w:before="200" w:after="60"/>
-      </w:pPr>
-      <w:r>
-        <w:rPr>
-          <w:b/>
-          <w:i w:val="0"/>
-          <w:color w:val="1A1A1A"/>
-          <w:sz w:val="23"/>
-        </w:rPr>
-        <w:t>Slide 33.  IXL — Last five minutes.</w:t>
-      </w:r>
-      <w:r>
-        <w:rPr>
-          <w:b w:val="0"/>
-          <w:i/>
-          <w:color w:val="6B6B6B"/>
-          <w:sz w:val="19"/>
-        </w:rPr>
-        <w:t xml:space="preserve">    5 min</w:t>
-      </w:r>
-    </w:p>
-    <w:p>
-      <w:pPr>
-        <w:spacing w:before="0" w:after="60"/>
-        <w:ind w:left="360" w:hanging="220"/>
-      </w:pPr>
-      <w:r>
-        <w:rPr>
-          <w:rFonts w:ascii="FreeSerif" w:hAnsi="FreeSerif" w:eastAsia="FreeSerif"/>
-          <w:b w:val="0"/>
-          <w:i w:val="0"/>
-          <w:color w:val="1A1A1A"/>
-          <w:sz w:val="16"/>
-        </w:rPr>
-        <w:t xml:space="preserve">●  </w:t>
-      </w:r>
-      <w:r>
-        <w:rPr>
-          <w:b w:val="0"/>
-          <w:i w:val="0"/>
-          <w:color w:val="1A1A1A"/>
-          <w:sz w:val="21"/>
-        </w:rPr>
-        <w:t>IXL: whatever is not finished is tonight's practice; SmartScore 67.</w:t>
-      </w:r>
-    </w:p>
-    <w:p>
-      <w:pPr>
-        <w:keepNext/>
-        <w:spacing w:before="280" w:after="120"/>
-        <w:pBdr>
-          <w:bottom w:val="single" w:sz="8" w:space="2" w:color="1A1A1A"/>
-        </w:pBdr>
-      </w:pPr>
-      <w:r>
-        <w:rPr>
-          <w:b/>
-          <w:i w:val="0"/>
-          <w:color w:val="1A1A1A"/>
-          <w:sz w:val="30"/>
-        </w:rPr>
-        <w:t>The Whiteboard Round — what each board tells you</w:t>
-      </w:r>
-    </w:p>
-    <w:p>
-      <w:pPr>
-        <w:spacing w:before="0" w:after="120"/>
-      </w:pPr>
-      <w:r>
-        <w:rPr>
-          <w:b w:val="0"/>
-          <w:i w:val="0"/>
-          <w:color w:val="1A1A1A"/>
-          <w:sz w:val="21"/>
-        </w:rPr>
-        <w:t>Nine questions, one at a time, each with its reveal. Boards down until the cue, all up together, scan the back row first, question the blank boards before the wrong ones. Question 9 is written work. Every wrong option on a multiple-choice question is a named error; the benchmark it comes from is cited.</w:t>
-      </w:r>
-    </w:p>
-    <w:tbl>
-      <w:tblPr>
-        <w:tblLayout w:type="fixed"/>
-        <w:tblLook w:firstColumn="1" w:firstRow="1" w:lastColumn="0" w:lastRow="0" w:noHBand="0" w:noVBand="1" w:val="04A0"/>
-        <w:tblLayout w:type="fixed"/>
-        <w:tblW w:w="9360" w:type="dxa"/>
-      </w:tblPr>
-      <w:tblGrid>
-        <w:gridCol w:w="400"/>
-        <w:gridCol w:w="3300"/>
-        <w:gridCol w:w="1900"/>
-        <w:gridCol w:w="3760"/>
-      </w:tblGrid>
-      <w:tr>
-        <w:trPr>
-          <w:cantSplit/>
-          <w:tblHeader/>
-        </w:trPr>
-        <w:tc>
-          <w:tcPr>
-            <w:tcW w:type="dxa" w:w="400"/>
-            <w:tcMar>
-              <w:top w:w="60" w:type="dxa"/>
-              <w:left w:w="100" w:type="dxa"/>
-              <w:bottom w:w="60" w:type="dxa"/>
-              <w:right w:w="100" w:type="dxa"/>
-            </w:tcMar>
-            <w:tcBorders>
-              <w:top w:val="single" w:sz="6" w:color="1A1A1A"/>
-              <w:left w:val="single" w:sz="6" w:color="1A1A1A"/>
-              <w:bottom w:val="single" w:sz="6" w:color="1A1A1A"/>
-              <w:right w:val="single" w:sz="6" w:color="1A1A1A"/>
-            </w:tcBorders>
-            <w:shd w:val="clear" w:color="auto" w:fill="D9D9D9"/>
-          </w:tcPr>
-          <w:p>
-            <w:pPr>
-              <w:spacing w:after="0"/>
-              <w:jc w:val="center"/>
-            </w:pPr>
-            <w:r>
-              <w:rPr>
-                <w:b/>
-                <w:i w:val="0"/>
-                <w:color w:val="1A1A1A"/>
-                <w:sz w:val="19"/>
-              </w:rPr>
-              <w:t>#</w:t>
-            </w:r>
-          </w:p>
-        </w:tc>
-        <w:tc>
-          <w:tcPr>
-            <w:tcW w:type="dxa" w:w="3300"/>
-            <w:tcMar>
-              <w:top w:w="60" w:type="dxa"/>
-              <w:left w:w="100" w:type="dxa"/>
-              <w:bottom w:w="60" w:type="dxa"/>
-              <w:right w:w="100" w:type="dxa"/>
-            </w:tcMar>
-            <w:tcBorders>
-              <w:top w:val="single" w:sz="6" w:color="1A1A1A"/>
-              <w:left w:val="single" w:sz="6" w:color="1A1A1A"/>
-              <w:bottom w:val="single" w:sz="6" w:color="1A1A1A"/>
-              <w:right w:val="single" w:sz="6" w:color="1A1A1A"/>
-            </w:tcBorders>
-            <w:shd w:val="clear" w:color="auto" w:fill="D9D9D9"/>
-          </w:tcPr>
-          <w:p>
-            <w:pPr>
-              <w:spacing w:after="0"/>
-              <w:jc w:val="center"/>
-            </w:pPr>
-            <w:r>
-              <w:rPr>
-                <w:b/>
-                <w:i w:val="0"/>
-                <w:color w:val="1A1A1A"/>
-                <w:sz w:val="19"/>
-              </w:rPr>
-              <w:t>Question</w:t>
-            </w:r>
-          </w:p>
-        </w:tc>
-        <w:tc>
-          <w:tcPr>
-            <w:tcW w:type="dxa" w:w="1900"/>
-            <w:tcMar>
-              <w:top w:w="60" w:type="dxa"/>
-              <w:left w:w="100" w:type="dxa"/>
-              <w:bottom w:w="60" w:type="dxa"/>
-              <w:right w:w="100" w:type="dxa"/>
-            </w:tcMar>
-            <w:tcBorders>
-              <w:top w:val="single" w:sz="6" w:color="1A1A1A"/>
-              <w:left w:val="single" w:sz="6" w:color="1A1A1A"/>
-              <w:bottom w:val="single" w:sz="6" w:color="1A1A1A"/>
-              <w:right w:val="single" w:sz="6" w:color="1A1A1A"/>
-            </w:tcBorders>
-            <w:shd w:val="clear" w:color="auto" w:fill="D9D9D9"/>
-          </w:tcPr>
-          <w:p>
-            <w:pPr>
-              <w:spacing w:after="0"/>
-              <w:jc w:val="center"/>
-            </w:pPr>
-            <w:r>
-              <w:rPr>
-                <w:b/>
-                <w:i w:val="0"/>
-                <w:color w:val="1A1A1A"/>
-                <w:sz w:val="19"/>
-              </w:rPr>
-              <w:t>Answer</w:t>
-            </w:r>
-          </w:p>
-        </w:tc>
-        <w:tc>
-          <w:tcPr>
-            <w:tcW w:type="dxa" w:w="3760"/>
-            <w:tcMar>
-              <w:top w:w="60" w:type="dxa"/>
-              <w:left w:w="100" w:type="dxa"/>
-              <w:bottom w:w="60" w:type="dxa"/>
-              <w:right w:w="100" w:type="dxa"/>
-            </w:tcMar>
-            <w:tcBorders>
-              <w:top w:val="single" w:sz="6" w:color="1A1A1A"/>
-              <w:left w:val="single" w:sz="6" w:color="1A1A1A"/>
-              <w:bottom w:val="single" w:sz="6" w:color="1A1A1A"/>
-              <w:right w:val="single" w:sz="6" w:color="1A1A1A"/>
-            </w:tcBorders>
-            <w:shd w:val="clear" w:color="auto" w:fill="D9D9D9"/>
-          </w:tcPr>
-          <w:p>
-            <w:pPr>
-              <w:spacing w:after="0"/>
-              <w:jc w:val="center"/>
-            </w:pPr>
-            <w:r>
-              <w:rPr>
-                <w:b/>
-                <w:i w:val="0"/>
-                <w:color w:val="1A1A1A"/>
-                <w:sz w:val="19"/>
-              </w:rPr>
-              <w:t>What a wrong board says</w:t>
-            </w:r>
-          </w:p>
-        </w:tc>
-      </w:tr>
-      <w:tr>
-        <w:trPr>
-          <w:cantSplit/>
-        </w:trPr>
-        <w:tc>
-          <w:tcPr>
-            <w:tcW w:type="dxa" w:w="400"/>
-            <w:tcMar>
-              <w:top w:w="60" w:type="dxa"/>
-              <w:left w:w="100" w:type="dxa"/>
-              <w:bottom w:w="60" w:type="dxa"/>
-              <w:right w:w="100" w:type="dxa"/>
-            </w:tcMar>
-            <w:tcBorders>
-              <w:top w:val="single" w:sz="6" w:color="1A1A1A"/>
-              <w:left w:val="single" w:sz="6" w:color="1A1A1A"/>
-              <w:bottom w:val="single" w:sz="6" w:color="1A1A1A"/>
-              <w:right w:val="single" w:sz="6" w:color="1A1A1A"/>
-            </w:tcBorders>
-          </w:tcPr>
-          <w:p>
-            <w:pPr>
-              <w:spacing w:after="0"/>
-            </w:pPr>
-            <w:r>
-              <w:rPr>
-                <w:b w:val="0"/>
-                <w:i w:val="0"/>
-                <w:color w:val="1A1A1A"/>
-                <w:sz w:val="19"/>
-              </w:rPr>
-              <w:t>1</w:t>
-            </w:r>
-          </w:p>
-        </w:tc>
-        <w:tc>
-          <w:tcPr>
-            <w:tcW w:type="dxa" w:w="3300"/>
-            <w:tcMar>
-              <w:top w:w="60" w:type="dxa"/>
-              <w:left w:w="100" w:type="dxa"/>
-              <w:bottom w:w="60" w:type="dxa"/>
-              <w:right w:w="100" w:type="dxa"/>
-            </w:tcMar>
-            <w:tcBorders>
-              <w:top w:val="single" w:sz="6" w:color="1A1A1A"/>
-              <w:left w:val="single" w:sz="6" w:color="1A1A1A"/>
-              <w:bottom w:val="single" w:sz="6" w:color="1A1A1A"/>
-              <w:right w:val="single" w:sz="6" w:color="1A1A1A"/>
-            </w:tcBorders>
-          </w:tcPr>
-          <w:p>
-            <w:pPr>
-              <w:spacing w:after="0"/>
-            </w:pPr>
-            <w:r>
-              <w:rPr>
-                <w:b w:val="0"/>
-                <w:i w:val="0"/>
-                <w:color w:val="1A1A1A"/>
-                <w:sz w:val="19"/>
-              </w:rPr>
-              <w:t>Write  4,000,000  in scientific notation.</w:t>
-            </w:r>
-          </w:p>
-        </w:tc>
-        <w:tc>
-          <w:tcPr>
-            <w:tcW w:type="dxa" w:w="1900"/>
-            <w:tcMar>
-              <w:top w:w="60" w:type="dxa"/>
-              <w:left w:w="100" w:type="dxa"/>
-              <w:bottom w:w="60" w:type="dxa"/>
-              <w:right w:w="100" w:type="dxa"/>
-            </w:tcMar>
-            <w:tcBorders>
-              <w:top w:val="single" w:sz="6" w:color="1A1A1A"/>
-              <w:left w:val="single" w:sz="6" w:color="1A1A1A"/>
-              <w:bottom w:val="single" w:sz="6" w:color="1A1A1A"/>
-              <w:right w:val="single" w:sz="6" w:color="1A1A1A"/>
-            </w:tcBorders>
-          </w:tcPr>
-          <w:p>
-            <w:pPr>
-              <w:spacing w:after="0"/>
-            </w:pPr>
-            <w:r>
-              <w:rPr>
-                <w:b/>
-                <w:i/>
-                <w:color w:val="9E1B32"/>
-                <w:sz w:val="19"/>
-              </w:rPr>
-              <w:t>4 × 10</w:t>
-            </w:r>
-            <w:r>
-              <w:rPr>
-                <w:b/>
-                <w:i/>
-                <w:color w:val="9E1B32"/>
-                <w:sz w:val="19"/>
-                <w:vertAlign w:val="superscript"/>
-              </w:rPr>
-              <w:t>6</w:t>
-            </w:r>
-          </w:p>
-        </w:tc>
-        <w:tc>
-          <w:tcPr>
-            <w:tcW w:type="dxa" w:w="3760"/>
-            <w:tcMar>
-              <w:top w:w="60" w:type="dxa"/>
-              <w:left w:w="100" w:type="dxa"/>
-              <w:bottom w:w="60" w:type="dxa"/>
-              <w:right w:w="100" w:type="dxa"/>
-            </w:tcMar>
-            <w:tcBorders>
-              <w:top w:val="single" w:sz="6" w:color="1A1A1A"/>
-              <w:left w:val="single" w:sz="6" w:color="1A1A1A"/>
-              <w:bottom w:val="single" w:sz="6" w:color="1A1A1A"/>
-              <w:right w:val="single" w:sz="6" w:color="1A1A1A"/>
-            </w:tcBorders>
-          </w:tcPr>
-          <w:p>
-            <w:pPr>
-              <w:spacing w:after="0"/>
-            </w:pPr>
-            <w:r>
-              <w:rPr>
-                <w:b w:val="0"/>
-                <w:i w:val="0"/>
-                <w:color w:val="1A1A1A"/>
-                <w:sz w:val="19"/>
-              </w:rPr>
-              <w:t>4 × 10</w:t>
-            </w:r>
-            <w:r>
-              <w:rPr>
-                <w:b w:val="0"/>
-                <w:i w:val="0"/>
-                <w:color w:val="1A1A1A"/>
-                <w:sz w:val="19"/>
-                <w:vertAlign w:val="superscript"/>
-              </w:rPr>
-              <w:t>7</w:t>
-            </w:r>
-            <w:r>
-              <w:rPr>
-                <w:b w:val="0"/>
-                <w:i w:val="0"/>
-                <w:color w:val="1A1A1A"/>
-                <w:sz w:val="19"/>
-              </w:rPr>
-              <w:t xml:space="preserve"> — counted the digits instead of the places the point moves [B1G-M 8.NSO.1.4: exponent = places moved]; 40 × 10</w:t>
-            </w:r>
-            <w:r>
-              <w:rPr>
-                <w:b w:val="0"/>
-                <w:i w:val="0"/>
-                <w:color w:val="1A1A1A"/>
-                <w:sz w:val="19"/>
-                <w:vertAlign w:val="superscript"/>
-              </w:rPr>
-              <w:t>5</w:t>
-            </w:r>
-            <w:r>
-              <w:rPr>
-                <w:b w:val="0"/>
-                <w:i w:val="0"/>
-                <w:color w:val="1A1A1A"/>
-                <w:sz w:val="19"/>
-              </w:rPr>
-              <w:t xml:space="preserve"> — coefficient not in [1, 10) [B1G-M 8.NSO.1.4 misconception: coefficient outside 1 to 10]</w:t>
-            </w:r>
-          </w:p>
-        </w:tc>
-      </w:tr>
-      <w:tr>
-        <w:trPr>
-          <w:cantSplit/>
-        </w:trPr>
-        <w:tc>
-          <w:tcPr>
-            <w:tcW w:type="dxa" w:w="400"/>
-            <w:tcMar>
-              <w:top w:w="60" w:type="dxa"/>
-              <w:left w:w="100" w:type="dxa"/>
-              <w:bottom w:w="60" w:type="dxa"/>
-              <w:right w:w="100" w:type="dxa"/>
-            </w:tcMar>
-            <w:tcBorders>
-              <w:top w:val="single" w:sz="6" w:color="1A1A1A"/>
-              <w:left w:val="single" w:sz="6" w:color="1A1A1A"/>
-              <w:bottom w:val="single" w:sz="6" w:color="1A1A1A"/>
-              <w:right w:val="single" w:sz="6" w:color="1A1A1A"/>
-            </w:tcBorders>
-          </w:tcPr>
-          <w:p>
-            <w:pPr>
-              <w:spacing w:after="0"/>
-            </w:pPr>
-            <w:r>
-              <w:rPr>
-                <w:b w:val="0"/>
-                <w:i w:val="0"/>
-                <w:color w:val="1A1A1A"/>
-                <w:sz w:val="19"/>
-              </w:rPr>
-              <w:t>2</w:t>
-            </w:r>
-          </w:p>
-        </w:tc>
-        <w:tc>
-          <w:tcPr>
-            <w:tcW w:type="dxa" w:w="3300"/>
-            <w:tcMar>
-              <w:top w:w="60" w:type="dxa"/>
-              <w:left w:w="100" w:type="dxa"/>
-              <w:bottom w:w="60" w:type="dxa"/>
-              <w:right w:w="100" w:type="dxa"/>
-            </w:tcMar>
-            <w:tcBorders>
-              <w:top w:val="single" w:sz="6" w:color="1A1A1A"/>
-              <w:left w:val="single" w:sz="6" w:color="1A1A1A"/>
-              <w:bottom w:val="single" w:sz="6" w:color="1A1A1A"/>
-              <w:right w:val="single" w:sz="6" w:color="1A1A1A"/>
-            </w:tcBorders>
-          </w:tcPr>
-          <w:p>
-            <w:pPr>
-              <w:spacing w:after="0"/>
-            </w:pPr>
-            <w:r>
-              <w:rPr>
-                <w:b w:val="0"/>
-                <w:i w:val="0"/>
-                <w:color w:val="1A1A1A"/>
-                <w:sz w:val="19"/>
-              </w:rPr>
-              <w:t xml:space="preserve">Write  </w:t>
-            </w:r>
-            <w:r>
-              <w:drawing>
-                <wp:inline xmlns:a="http://schemas.openxmlformats.org/drawingml/2006/main" xmlns:pic="http://schemas.openxmlformats.org/drawingml/2006/picture">
-                  <wp:extent cx="576072" cy="146304"/>
-                  <wp:docPr id="11" name="Picture 11"/>
-                  <wp:cNvGraphicFramePr>
-                    <a:graphicFrameLocks noChangeAspect="1"/>
-                  </wp:cNvGraphicFramePr>
-                  <a:graphic>
-                    <a:graphicData uri="http://schemas.openxmlformats.org/drawingml/2006/picture">
-                      <pic:pic>
-                        <pic:nvPicPr>
-                          <pic:cNvPr id="0" name="9abac8a512b080dc.png"/>
-                          <pic:cNvPicPr/>
-                        </pic:nvPicPr>
-                        <pic:blipFill>
-                          <a:blip r:embed="rId17"/>
-                          <a:stretch>
-                            <a:fillRect/>
-                          </a:stretch>
-                        </pic:blipFill>
-                        <pic:spPr>
-                          <a:xfrm>
-                            <a:off x="0" y="0"/>
-                            <a:ext cx="576072" cy="146304"/>
-                          </a:xfrm>
-                          <a:prstGeom prst="rect"/>
-                        </pic:spPr>
-                      </pic:pic>
-                    </a:graphicData>
-                  </a:graphic>
-                </wp:inline>
-              </w:drawing>
-            </w:r>
-            <w:r>
-              <w:rPr>
-                <w:b w:val="0"/>
-                <w:i w:val="0"/>
-                <w:color w:val="1A1A1A"/>
-                <w:sz w:val="19"/>
-              </w:rPr>
-              <w:t xml:space="preserve">  in standard form.</w:t>
-            </w:r>
-          </w:p>
-        </w:tc>
-        <w:tc>
-          <w:tcPr>
-            <w:tcW w:type="dxa" w:w="1900"/>
-            <w:tcMar>
-              <w:top w:w="60" w:type="dxa"/>
-              <w:left w:w="100" w:type="dxa"/>
-              <w:bottom w:w="60" w:type="dxa"/>
-              <w:right w:w="100" w:type="dxa"/>
-            </w:tcMar>
-            <w:tcBorders>
-              <w:top w:val="single" w:sz="6" w:color="1A1A1A"/>
-              <w:left w:val="single" w:sz="6" w:color="1A1A1A"/>
-              <w:bottom w:val="single" w:sz="6" w:color="1A1A1A"/>
-              <w:right w:val="single" w:sz="6" w:color="1A1A1A"/>
-            </w:tcBorders>
-          </w:tcPr>
-          <w:p>
-            <w:pPr>
-              <w:spacing w:after="0"/>
-            </w:pPr>
-            <w:r>
-              <w:rPr>
-                <w:b/>
-                <w:i/>
-                <w:color w:val="9E1B32"/>
-                <w:sz w:val="19"/>
-              </w:rPr>
-              <w:t>72,000</w:t>
-            </w:r>
-          </w:p>
-        </w:tc>
-        <w:tc>
-          <w:tcPr>
-            <w:tcW w:type="dxa" w:w="3760"/>
-            <w:tcMar>
-              <w:top w:w="60" w:type="dxa"/>
-              <w:left w:w="100" w:type="dxa"/>
-              <w:bottom w:w="60" w:type="dxa"/>
-              <w:right w:w="100" w:type="dxa"/>
-            </w:tcMar>
-            <w:tcBorders>
-              <w:top w:val="single" w:sz="6" w:color="1A1A1A"/>
-              <w:left w:val="single" w:sz="6" w:color="1A1A1A"/>
-              <w:bottom w:val="single" w:sz="6" w:color="1A1A1A"/>
-              <w:right w:val="single" w:sz="6" w:color="1A1A1A"/>
-            </w:tcBorders>
-          </w:tcPr>
-          <w:p>
-            <w:pPr>
-              <w:spacing w:after="0"/>
-            </w:pPr>
-            <w:r>
-              <w:rPr>
-                <w:b w:val="0"/>
-                <w:i w:val="0"/>
-                <w:color w:val="1A1A1A"/>
-                <w:sz w:val="19"/>
-              </w:rPr>
-              <w:t>720,000 — the point was moved five places [8.NSO.1.4: 10</w:t>
-            </w:r>
-            <w:r>
-              <w:rPr>
-                <w:b w:val="0"/>
-                <w:i w:val="0"/>
-                <w:color w:val="1A1A1A"/>
-                <w:sz w:val="19"/>
-                <w:vertAlign w:val="superscript"/>
-              </w:rPr>
-              <w:t>4</w:t>
-            </w:r>
-            <w:r>
-              <w:rPr>
-                <w:b w:val="0"/>
-                <w:i w:val="0"/>
-                <w:color w:val="1A1A1A"/>
-                <w:sz w:val="19"/>
-              </w:rPr>
-              <w:t xml:space="preserve"> moves the point four places]; 7.20000 — zeros appended without moving the point</w:t>
-            </w:r>
-          </w:p>
-        </w:tc>
-      </w:tr>
-      <w:tr>
-        <w:trPr>
-          <w:cantSplit/>
-        </w:trPr>
-        <w:tc>
-          <w:tcPr>
-            <w:tcW w:type="dxa" w:w="400"/>
-            <w:tcMar>
-              <w:top w:w="60" w:type="dxa"/>
-              <w:left w:w="100" w:type="dxa"/>
-              <w:bottom w:w="60" w:type="dxa"/>
-              <w:right w:w="100" w:type="dxa"/>
-            </w:tcMar>
-            <w:tcBorders>
-              <w:top w:val="single" w:sz="6" w:color="1A1A1A"/>
-              <w:left w:val="single" w:sz="6" w:color="1A1A1A"/>
-              <w:bottom w:val="single" w:sz="6" w:color="1A1A1A"/>
-              <w:right w:val="single" w:sz="6" w:color="1A1A1A"/>
-            </w:tcBorders>
-          </w:tcPr>
-          <w:p>
-            <w:pPr>
-              <w:spacing w:after="0"/>
-            </w:pPr>
-            <w:r>
-              <w:rPr>
-                <w:b w:val="0"/>
-                <w:i w:val="0"/>
-                <w:color w:val="1A1A1A"/>
-                <w:sz w:val="19"/>
-              </w:rPr>
-              <w:t>3</w:t>
-            </w:r>
-          </w:p>
-        </w:tc>
-        <w:tc>
-          <w:tcPr>
-            <w:tcW w:type="dxa" w:w="3300"/>
-            <w:tcMar>
-              <w:top w:w="60" w:type="dxa"/>
-              <w:left w:w="100" w:type="dxa"/>
-              <w:bottom w:w="60" w:type="dxa"/>
-              <w:right w:w="100" w:type="dxa"/>
-            </w:tcMar>
-            <w:tcBorders>
-              <w:top w:val="single" w:sz="6" w:color="1A1A1A"/>
-              <w:left w:val="single" w:sz="6" w:color="1A1A1A"/>
-              <w:bottom w:val="single" w:sz="6" w:color="1A1A1A"/>
-              <w:right w:val="single" w:sz="6" w:color="1A1A1A"/>
-            </w:tcBorders>
-          </w:tcPr>
-          <w:p>
-            <w:pPr>
-              <w:spacing w:after="0"/>
-            </w:pPr>
-            <w:r>
-              <w:rPr>
-                <w:b w:val="0"/>
-                <w:i w:val="0"/>
-                <w:color w:val="1A1A1A"/>
-                <w:sz w:val="19"/>
-              </w:rPr>
-              <w:t>Write  356,000  in scientific notation.</w:t>
-            </w:r>
-          </w:p>
-        </w:tc>
-        <w:tc>
-          <w:tcPr>
-            <w:tcW w:type="dxa" w:w="1900"/>
-            <w:tcMar>
-              <w:top w:w="60" w:type="dxa"/>
-              <w:left w:w="100" w:type="dxa"/>
-              <w:bottom w:w="60" w:type="dxa"/>
-              <w:right w:w="100" w:type="dxa"/>
-            </w:tcMar>
-            <w:tcBorders>
-              <w:top w:val="single" w:sz="6" w:color="1A1A1A"/>
-              <w:left w:val="single" w:sz="6" w:color="1A1A1A"/>
-              <w:bottom w:val="single" w:sz="6" w:color="1A1A1A"/>
-              <w:right w:val="single" w:sz="6" w:color="1A1A1A"/>
-            </w:tcBorders>
-          </w:tcPr>
-          <w:p>
-            <w:pPr>
-              <w:spacing w:after="0"/>
-            </w:pPr>
-            <w:r>
-              <w:rPr>
-                <w:b/>
-                <w:i/>
-                <w:color w:val="9E1B32"/>
-                <w:sz w:val="19"/>
-              </w:rPr>
-              <w:t>3.56 × 10</w:t>
-            </w:r>
-            <w:r>
-              <w:rPr>
-                <w:b/>
-                <w:i/>
-                <w:color w:val="9E1B32"/>
-                <w:sz w:val="19"/>
-                <w:vertAlign w:val="superscript"/>
-              </w:rPr>
-              <w:t>5</w:t>
-            </w:r>
-          </w:p>
-        </w:tc>
-        <w:tc>
-          <w:tcPr>
-            <w:tcW w:type="dxa" w:w="3760"/>
-            <w:tcMar>
-              <w:top w:w="60" w:type="dxa"/>
-              <w:left w:w="100" w:type="dxa"/>
-              <w:bottom w:w="60" w:type="dxa"/>
-              <w:right w:w="100" w:type="dxa"/>
-            </w:tcMar>
-            <w:tcBorders>
-              <w:top w:val="single" w:sz="6" w:color="1A1A1A"/>
-              <w:left w:val="single" w:sz="6" w:color="1A1A1A"/>
-              <w:bottom w:val="single" w:sz="6" w:color="1A1A1A"/>
-              <w:right w:val="single" w:sz="6" w:color="1A1A1A"/>
-            </w:tcBorders>
-          </w:tcPr>
-          <w:p>
-            <w:pPr>
-              <w:spacing w:after="0"/>
-            </w:pPr>
-            <w:r>
-              <w:rPr>
-                <w:b w:val="0"/>
-                <w:i w:val="0"/>
-                <w:color w:val="1A1A1A"/>
-                <w:sz w:val="19"/>
-              </w:rPr>
-              <w:t>356 × 10</w:t>
-            </w:r>
-            <w:r>
-              <w:rPr>
-                <w:b w:val="0"/>
-                <w:i w:val="0"/>
-                <w:color w:val="1A1A1A"/>
-                <w:sz w:val="19"/>
-                <w:vertAlign w:val="superscript"/>
-              </w:rPr>
-              <w:t>3</w:t>
-            </w:r>
-            <w:r>
-              <w:rPr>
-                <w:b w:val="0"/>
-                <w:i w:val="0"/>
-                <w:color w:val="1A1A1A"/>
-                <w:sz w:val="19"/>
-              </w:rPr>
-              <w:t xml:space="preserve"> — coefficient not in [1, 10) [B1G-M 8.NSO.1.4 misconception]; 3.56 × 10</w:t>
-            </w:r>
-            <w:r>
-              <w:rPr>
-                <w:b w:val="0"/>
-                <w:i w:val="0"/>
-                <w:color w:val="1A1A1A"/>
-                <w:sz w:val="19"/>
-                <w:vertAlign w:val="superscript"/>
-              </w:rPr>
-              <w:t>3</w:t>
-            </w:r>
-            <w:r>
-              <w:rPr>
-                <w:b w:val="0"/>
-                <w:i w:val="0"/>
-                <w:color w:val="1A1A1A"/>
-                <w:sz w:val="19"/>
-              </w:rPr>
-              <w:t xml:space="preserve"> — counted the zeros instead of the places the point moves</w:t>
-            </w:r>
-          </w:p>
-        </w:tc>
-      </w:tr>
-      <w:tr>
-        <w:trPr>
-          <w:cantSplit/>
-        </w:trPr>
-        <w:tc>
-          <w:tcPr>
-            <w:tcW w:type="dxa" w:w="400"/>
-            <w:tcMar>
-              <w:top w:w="60" w:type="dxa"/>
-              <w:left w:w="100" w:type="dxa"/>
-              <w:bottom w:w="60" w:type="dxa"/>
-              <w:right w:w="100" w:type="dxa"/>
-            </w:tcMar>
-            <w:tcBorders>
-              <w:top w:val="single" w:sz="6" w:color="1A1A1A"/>
-              <w:left w:val="single" w:sz="6" w:color="1A1A1A"/>
-              <w:bottom w:val="single" w:sz="6" w:color="1A1A1A"/>
-              <w:right w:val="single" w:sz="6" w:color="1A1A1A"/>
-            </w:tcBorders>
-          </w:tcPr>
-          <w:p>
-            <w:pPr>
-              <w:spacing w:after="0"/>
-            </w:pPr>
-            <w:r>
-              <w:rPr>
-                <w:b w:val="0"/>
-                <w:i w:val="0"/>
-                <w:color w:val="1A1A1A"/>
-                <w:sz w:val="19"/>
-              </w:rPr>
-              <w:t>4</w:t>
-            </w:r>
-          </w:p>
-        </w:tc>
-        <w:tc>
-          <w:tcPr>
-            <w:tcW w:type="dxa" w:w="3300"/>
-            <w:tcMar>
-              <w:top w:w="60" w:type="dxa"/>
-              <w:left w:w="100" w:type="dxa"/>
-              <w:bottom w:w="60" w:type="dxa"/>
-              <w:right w:w="100" w:type="dxa"/>
-            </w:tcMar>
-            <w:tcBorders>
-              <w:top w:val="single" w:sz="6" w:color="1A1A1A"/>
-              <w:left w:val="single" w:sz="6" w:color="1A1A1A"/>
-              <w:bottom w:val="single" w:sz="6" w:color="1A1A1A"/>
-              <w:right w:val="single" w:sz="6" w:color="1A1A1A"/>
-            </w:tcBorders>
-          </w:tcPr>
-          <w:p>
-            <w:pPr>
-              <w:spacing w:after="0"/>
-            </w:pPr>
-            <w:r>
-              <w:rPr>
-                <w:b w:val="0"/>
-                <w:i w:val="0"/>
-                <w:color w:val="1A1A1A"/>
-                <w:sz w:val="19"/>
-              </w:rPr>
-              <w:t xml:space="preserve">Which is greater,  </w:t>
-            </w:r>
-            <w:r>
-              <w:drawing>
-                <wp:inline xmlns:a="http://schemas.openxmlformats.org/drawingml/2006/main" xmlns:pic="http://schemas.openxmlformats.org/drawingml/2006/picture">
-                  <wp:extent cx="573024" cy="146304"/>
-                  <wp:docPr id="12" name="Picture 12"/>
-                  <wp:cNvGraphicFramePr>
-                    <a:graphicFrameLocks noChangeAspect="1"/>
-                  </wp:cNvGraphicFramePr>
-                  <a:graphic>
-                    <a:graphicData uri="http://schemas.openxmlformats.org/drawingml/2006/picture">
-                      <pic:pic>
-                        <pic:nvPicPr>
-                          <pic:cNvPr id="0" name="b785a04539e4a8de.png"/>
-                          <pic:cNvPicPr/>
-                        </pic:nvPicPr>
-                        <pic:blipFill>
-                          <a:blip r:embed="rId18"/>
-                          <a:stretch>
-                            <a:fillRect/>
-                          </a:stretch>
-                        </pic:blipFill>
-                        <pic:spPr>
-                          <a:xfrm>
-                            <a:off x="0" y="0"/>
-                            <a:ext cx="573024" cy="146304"/>
-                          </a:xfrm>
-                          <a:prstGeom prst="rect"/>
-                        </pic:spPr>
-                      </pic:pic>
-                    </a:graphicData>
-                  </a:graphic>
-                </wp:inline>
-              </w:drawing>
-            </w:r>
-            <w:r>
-              <w:rPr>
-                <w:b w:val="0"/>
-                <w:i w:val="0"/>
-                <w:color w:val="1A1A1A"/>
-                <w:sz w:val="19"/>
-              </w:rPr>
-              <w:t xml:space="preserve">  or  </w:t>
-            </w:r>
-            <w:r>
-              <w:drawing>
-                <wp:inline xmlns:a="http://schemas.openxmlformats.org/drawingml/2006/main" xmlns:pic="http://schemas.openxmlformats.org/drawingml/2006/picture">
-                  <wp:extent cx="560832" cy="149352"/>
-                  <wp:docPr id="13" name="Picture 13"/>
-                  <wp:cNvGraphicFramePr>
-                    <a:graphicFrameLocks noChangeAspect="1"/>
-                  </wp:cNvGraphicFramePr>
-                  <a:graphic>
-                    <a:graphicData uri="http://schemas.openxmlformats.org/drawingml/2006/picture">
-                      <pic:pic>
-                        <pic:nvPicPr>
-                          <pic:cNvPr id="0" name="1213a07246fa886d.png"/>
-                          <pic:cNvPicPr/>
-                        </pic:nvPicPr>
-                        <pic:blipFill>
-                          <a:blip r:embed="rId19"/>
-                          <a:stretch>
-                            <a:fillRect/>
-                          </a:stretch>
-                        </pic:blipFill>
-                        <pic:spPr>
-                          <a:xfrm>
-                            <a:off x="0" y="0"/>
-                            <a:ext cx="560832" cy="149352"/>
-                          </a:xfrm>
-                          <a:prstGeom prst="rect"/>
-                        </pic:spPr>
-                      </pic:pic>
-                    </a:graphicData>
-                  </a:graphic>
-                </wp:inline>
-              </w:drawing>
-            </w:r>
-            <w:r>
-              <w:rPr>
-                <w:b w:val="0"/>
-                <w:i w:val="0"/>
-                <w:color w:val="1A1A1A"/>
-                <w:sz w:val="19"/>
-              </w:rPr>
-              <w:t xml:space="preserve"> ?</w:t>
-            </w:r>
-          </w:p>
-        </w:tc>
-        <w:tc>
-          <w:tcPr>
-            <w:tcW w:type="dxa" w:w="1900"/>
-            <w:tcMar>
-              <w:top w:w="60" w:type="dxa"/>
-              <w:left w:w="100" w:type="dxa"/>
-              <w:bottom w:w="60" w:type="dxa"/>
-              <w:right w:w="100" w:type="dxa"/>
-            </w:tcMar>
-            <w:tcBorders>
-              <w:top w:val="single" w:sz="6" w:color="1A1A1A"/>
-              <w:left w:val="single" w:sz="6" w:color="1A1A1A"/>
-              <w:bottom w:val="single" w:sz="6" w:color="1A1A1A"/>
-              <w:right w:val="single" w:sz="6" w:color="1A1A1A"/>
-            </w:tcBorders>
-          </w:tcPr>
-          <w:p>
-            <w:pPr>
-              <w:spacing w:after="0"/>
-            </w:pPr>
-            <w:r>
-              <w:rPr>
-                <w:b/>
-                <w:i/>
-                <w:color w:val="9E1B32"/>
-                <w:sz w:val="19"/>
-              </w:rPr>
-              <w:t>1.2 × 10</w:t>
-            </w:r>
-            <w:r>
-              <w:rPr>
-                <w:b/>
-                <w:i/>
-                <w:color w:val="9E1B32"/>
-                <w:sz w:val="19"/>
-                <w:vertAlign w:val="superscript"/>
-              </w:rPr>
-              <w:t>6</w:t>
-            </w:r>
-          </w:p>
-        </w:tc>
-        <w:tc>
-          <w:tcPr>
-            <w:tcW w:type="dxa" w:w="3760"/>
-            <w:tcMar>
-              <w:top w:w="60" w:type="dxa"/>
-              <w:left w:w="100" w:type="dxa"/>
-              <w:bottom w:w="60" w:type="dxa"/>
-              <w:right w:w="100" w:type="dxa"/>
-            </w:tcMar>
-            <w:tcBorders>
-              <w:top w:val="single" w:sz="6" w:color="1A1A1A"/>
-              <w:left w:val="single" w:sz="6" w:color="1A1A1A"/>
-              <w:bottom w:val="single" w:sz="6" w:color="1A1A1A"/>
-              <w:right w:val="single" w:sz="6" w:color="1A1A1A"/>
-            </w:tcBorders>
-          </w:tcPr>
-          <w:p>
-            <w:pPr>
-              <w:spacing w:after="0"/>
-            </w:pPr>
-            <w:r>
-              <w:rPr>
-                <w:b w:val="0"/>
-                <w:i w:val="0"/>
-                <w:color w:val="1A1A1A"/>
-                <w:sz w:val="19"/>
-              </w:rPr>
-              <w:t>9.5 × 10</w:t>
-            </w:r>
-            <w:r>
-              <w:rPr>
-                <w:b w:val="0"/>
-                <w:i w:val="0"/>
-                <w:color w:val="1A1A1A"/>
-                <w:sz w:val="19"/>
-                <w:vertAlign w:val="superscript"/>
-              </w:rPr>
-              <w:t>5</w:t>
-            </w:r>
-            <w:r>
-              <w:rPr>
-                <w:b w:val="0"/>
-                <w:i w:val="0"/>
-                <w:color w:val="1A1A1A"/>
-                <w:sz w:val="19"/>
-              </w:rPr>
-              <w:t xml:space="preserve"> — compared the coefficients and ignored the powers [B1G-M 8.NSO.1.4: order of magnitude first]</w:t>
-            </w:r>
-          </w:p>
-        </w:tc>
-      </w:tr>
-      <w:tr>
-        <w:trPr>
-          <w:cantSplit/>
-        </w:trPr>
-        <w:tc>
-          <w:tcPr>
-            <w:tcW w:type="dxa" w:w="400"/>
-            <w:tcMar>
-              <w:top w:w="60" w:type="dxa"/>
-              <w:left w:w="100" w:type="dxa"/>
-              <w:bottom w:w="60" w:type="dxa"/>
-              <w:right w:w="100" w:type="dxa"/>
-            </w:tcMar>
-            <w:tcBorders>
-              <w:top w:val="single" w:sz="6" w:color="1A1A1A"/>
-              <w:left w:val="single" w:sz="6" w:color="1A1A1A"/>
-              <w:bottom w:val="single" w:sz="6" w:color="1A1A1A"/>
-              <w:right w:val="single" w:sz="6" w:color="1A1A1A"/>
-            </w:tcBorders>
-          </w:tcPr>
-          <w:p>
-            <w:pPr>
-              <w:spacing w:after="0"/>
-            </w:pPr>
-            <w:r>
-              <w:rPr>
-                <w:b w:val="0"/>
-                <w:i w:val="0"/>
-                <w:color w:val="1A1A1A"/>
-                <w:sz w:val="19"/>
-              </w:rPr>
-              <w:t>5</w:t>
-            </w:r>
-          </w:p>
-        </w:tc>
-        <w:tc>
-          <w:tcPr>
-            <w:tcW w:type="dxa" w:w="3300"/>
-            <w:tcMar>
-              <w:top w:w="60" w:type="dxa"/>
-              <w:left w:w="100" w:type="dxa"/>
-              <w:bottom w:w="60" w:type="dxa"/>
-              <w:right w:w="100" w:type="dxa"/>
-            </w:tcMar>
-            <w:tcBorders>
-              <w:top w:val="single" w:sz="6" w:color="1A1A1A"/>
-              <w:left w:val="single" w:sz="6" w:color="1A1A1A"/>
-              <w:bottom w:val="single" w:sz="6" w:color="1A1A1A"/>
-              <w:right w:val="single" w:sz="6" w:color="1A1A1A"/>
-            </w:tcBorders>
-          </w:tcPr>
-          <w:p>
-            <w:pPr>
-              <w:spacing w:after="0"/>
-            </w:pPr>
-            <w:r>
-              <w:rPr>
-                <w:b w:val="0"/>
-                <w:i w:val="0"/>
-                <w:color w:val="1A1A1A"/>
-                <w:sz w:val="19"/>
-              </w:rPr>
-              <w:t>Which is  52,000,000  written in scientific notation?</w:t>
-            </w:r>
-          </w:p>
-        </w:tc>
-        <w:tc>
-          <w:tcPr>
-            <w:tcW w:type="dxa" w:w="1900"/>
-            <w:tcMar>
-              <w:top w:w="60" w:type="dxa"/>
-              <w:left w:w="100" w:type="dxa"/>
-              <w:bottom w:w="60" w:type="dxa"/>
-              <w:right w:w="100" w:type="dxa"/>
-            </w:tcMar>
-            <w:tcBorders>
-              <w:top w:val="single" w:sz="6" w:color="1A1A1A"/>
-              <w:left w:val="single" w:sz="6" w:color="1A1A1A"/>
-              <w:bottom w:val="single" w:sz="6" w:color="1A1A1A"/>
-              <w:right w:val="single" w:sz="6" w:color="1A1A1A"/>
-            </w:tcBorders>
-          </w:tcPr>
-          <w:p>
-            <w:pPr>
-              <w:spacing w:after="0"/>
-            </w:pPr>
-            <w:r>
-              <w:rPr>
-                <w:b/>
-                <w:i/>
-                <w:color w:val="9E1B32"/>
-                <w:sz w:val="19"/>
-              </w:rPr>
-              <w:t>A — 5.2 × 10</w:t>
-            </w:r>
-            <w:r>
-              <w:rPr>
-                <w:b/>
-                <w:i/>
-                <w:color w:val="9E1B32"/>
-                <w:sz w:val="19"/>
-                <w:vertAlign w:val="superscript"/>
-              </w:rPr>
-              <w:t>7</w:t>
-            </w:r>
-          </w:p>
-        </w:tc>
-        <w:tc>
-          <w:tcPr>
-            <w:tcW w:type="dxa" w:w="3760"/>
-            <w:tcMar>
-              <w:top w:w="60" w:type="dxa"/>
-              <w:left w:w="100" w:type="dxa"/>
-              <w:bottom w:w="60" w:type="dxa"/>
-              <w:right w:w="100" w:type="dxa"/>
-            </w:tcMar>
-            <w:tcBorders>
-              <w:top w:val="single" w:sz="6" w:color="1A1A1A"/>
-              <w:left w:val="single" w:sz="6" w:color="1A1A1A"/>
-              <w:bottom w:val="single" w:sz="6" w:color="1A1A1A"/>
-              <w:right w:val="single" w:sz="6" w:color="1A1A1A"/>
-            </w:tcBorders>
-          </w:tcPr>
-          <w:p>
-            <w:pPr>
-              <w:spacing w:after="0"/>
-            </w:pPr>
-            <w:r>
-              <w:rPr>
-                <w:b w:val="0"/>
-                <w:i w:val="0"/>
-                <w:color w:val="1A1A1A"/>
-                <w:sz w:val="19"/>
-              </w:rPr>
-              <w:t>(B) equal in value, but the coefficient 52 is not less than 10 [B1G-M 8.NSO.1.4 misconception: coefficient outside 1 to 10]; (C) counted the six zeros instead of the seven places the point moves [8.NSO.1.4: exponent = places moved]; (D) counted the eight digits [8.NSO.1.4: exponent = places moved]</w:t>
-            </w:r>
-          </w:p>
-        </w:tc>
-      </w:tr>
-      <w:tr>
-        <w:trPr>
-          <w:cantSplit/>
-        </w:trPr>
-        <w:tc>
-          <w:tcPr>
-            <w:tcW w:type="dxa" w:w="400"/>
-            <w:tcMar>
-              <w:top w:w="60" w:type="dxa"/>
-              <w:left w:w="100" w:type="dxa"/>
-              <w:bottom w:w="60" w:type="dxa"/>
-              <w:right w:w="100" w:type="dxa"/>
-            </w:tcMar>
-            <w:tcBorders>
-              <w:top w:val="single" w:sz="6" w:color="1A1A1A"/>
-              <w:left w:val="single" w:sz="6" w:color="1A1A1A"/>
-              <w:bottom w:val="single" w:sz="6" w:color="1A1A1A"/>
-              <w:right w:val="single" w:sz="6" w:color="1A1A1A"/>
-            </w:tcBorders>
-          </w:tcPr>
-          <w:p>
-            <w:pPr>
-              <w:spacing w:after="0"/>
-            </w:pPr>
-            <w:r>
-              <w:rPr>
-                <w:b w:val="0"/>
-                <w:i w:val="0"/>
-                <w:color w:val="1A1A1A"/>
-                <w:sz w:val="19"/>
-              </w:rPr>
-              <w:t>6</w:t>
-            </w:r>
-          </w:p>
-        </w:tc>
-        <w:tc>
-          <w:tcPr>
-            <w:tcW w:type="dxa" w:w="3300"/>
-            <w:tcMar>
-              <w:top w:w="60" w:type="dxa"/>
-              <w:left w:w="100" w:type="dxa"/>
-              <w:bottom w:w="60" w:type="dxa"/>
-              <w:right w:w="100" w:type="dxa"/>
-            </w:tcMar>
-            <w:tcBorders>
-              <w:top w:val="single" w:sz="6" w:color="1A1A1A"/>
-              <w:left w:val="single" w:sz="6" w:color="1A1A1A"/>
-              <w:bottom w:val="single" w:sz="6" w:color="1A1A1A"/>
-              <w:right w:val="single" w:sz="6" w:color="1A1A1A"/>
-            </w:tcBorders>
-          </w:tcPr>
-          <w:p>
-            <w:pPr>
-              <w:spacing w:after="0"/>
-            </w:pPr>
-            <w:r>
-              <w:rPr>
-                <w:b w:val="0"/>
-                <w:i w:val="0"/>
-                <w:color w:val="1A1A1A"/>
-                <w:sz w:val="19"/>
-              </w:rPr>
-              <w:t xml:space="preserve">How many times larger is  </w:t>
-            </w:r>
-            <w:r>
-              <w:drawing>
-                <wp:inline xmlns:a="http://schemas.openxmlformats.org/drawingml/2006/main" xmlns:pic="http://schemas.openxmlformats.org/drawingml/2006/picture">
-                  <wp:extent cx="451104" cy="146304"/>
-                  <wp:docPr id="14" name="Picture 14"/>
-                  <wp:cNvGraphicFramePr>
-                    <a:graphicFrameLocks noChangeAspect="1"/>
-                  </wp:cNvGraphicFramePr>
-                  <a:graphic>
-                    <a:graphicData uri="http://schemas.openxmlformats.org/drawingml/2006/picture">
-                      <pic:pic>
-                        <pic:nvPicPr>
-                          <pic:cNvPr id="0" name="14320ac64f275014.png"/>
-                          <pic:cNvPicPr/>
-                        </pic:nvPicPr>
-                        <pic:blipFill>
-                          <a:blip r:embed="rId20"/>
-                          <a:stretch>
-                            <a:fillRect/>
-                          </a:stretch>
-                        </pic:blipFill>
-                        <pic:spPr>
-                          <a:xfrm>
-                            <a:off x="0" y="0"/>
-                            <a:ext cx="451104" cy="146304"/>
-                          </a:xfrm>
-                          <a:prstGeom prst="rect"/>
-                        </pic:spPr>
-                      </pic:pic>
-                    </a:graphicData>
-                  </a:graphic>
-                </wp:inline>
-              </w:drawing>
-            </w:r>
-            <w:r>
-              <w:rPr>
-                <w:b w:val="0"/>
-                <w:i w:val="0"/>
-                <w:color w:val="1A1A1A"/>
-                <w:sz w:val="19"/>
-              </w:rPr>
-              <w:t xml:space="preserve">  than  </w:t>
-            </w:r>
-            <w:r>
-              <w:drawing>
-                <wp:inline xmlns:a="http://schemas.openxmlformats.org/drawingml/2006/main" xmlns:pic="http://schemas.openxmlformats.org/drawingml/2006/picture">
-                  <wp:extent cx="451104" cy="146304"/>
-                  <wp:docPr id="15" name="Picture 15"/>
-                  <wp:cNvGraphicFramePr>
-                    <a:graphicFrameLocks noChangeAspect="1"/>
-                  </wp:cNvGraphicFramePr>
-                  <a:graphic>
-                    <a:graphicData uri="http://schemas.openxmlformats.org/drawingml/2006/picture">
-                      <pic:pic>
-                        <pic:nvPicPr>
-                          <pic:cNvPr id="0" name="94cf2b3678397d7f.png"/>
-                          <pic:cNvPicPr/>
-                        </pic:nvPicPr>
-                        <pic:blipFill>
-                          <a:blip r:embed="rId21"/>
-                          <a:stretch>
-                            <a:fillRect/>
-                          </a:stretch>
-                        </pic:blipFill>
-                        <pic:spPr>
-                          <a:xfrm>
-                            <a:off x="0" y="0"/>
-                            <a:ext cx="451104" cy="146304"/>
-                          </a:xfrm>
-                          <a:prstGeom prst="rect"/>
-                        </pic:spPr>
-                      </pic:pic>
-                    </a:graphicData>
-                  </a:graphic>
-                </wp:inline>
-              </w:drawing>
-            </w:r>
-            <w:r>
-              <w:rPr>
-                <w:b w:val="0"/>
-                <w:i w:val="0"/>
-                <w:color w:val="1A1A1A"/>
-                <w:sz w:val="19"/>
-              </w:rPr>
-              <w:t xml:space="preserve"> ?</w:t>
-            </w:r>
-          </w:p>
-        </w:tc>
-        <w:tc>
-          <w:tcPr>
-            <w:tcW w:type="dxa" w:w="1900"/>
-            <w:tcMar>
-              <w:top w:w="60" w:type="dxa"/>
-              <w:left w:w="100" w:type="dxa"/>
-              <w:bottom w:w="60" w:type="dxa"/>
-              <w:right w:w="100" w:type="dxa"/>
-            </w:tcMar>
-            <w:tcBorders>
-              <w:top w:val="single" w:sz="6" w:color="1A1A1A"/>
-              <w:left w:val="single" w:sz="6" w:color="1A1A1A"/>
-              <w:bottom w:val="single" w:sz="6" w:color="1A1A1A"/>
-              <w:right w:val="single" w:sz="6" w:color="1A1A1A"/>
-            </w:tcBorders>
-          </w:tcPr>
-          <w:p>
-            <w:pPr>
-              <w:spacing w:after="0"/>
-            </w:pPr>
-            <w:r>
-              <w:rPr>
-                <w:b/>
-                <w:i/>
-                <w:color w:val="9E1B32"/>
-                <w:sz w:val="19"/>
-              </w:rPr>
-              <w:t>A — 1,000</w:t>
-            </w:r>
-          </w:p>
-        </w:tc>
-        <w:tc>
-          <w:tcPr>
-            <w:tcW w:type="dxa" w:w="3760"/>
-            <w:tcMar>
-              <w:top w:w="60" w:type="dxa"/>
-              <w:left w:w="100" w:type="dxa"/>
-              <w:bottom w:w="60" w:type="dxa"/>
-              <w:right w:w="100" w:type="dxa"/>
-            </w:tcMar>
-            <w:tcBorders>
-              <w:top w:val="single" w:sz="6" w:color="1A1A1A"/>
-              <w:left w:val="single" w:sz="6" w:color="1A1A1A"/>
-              <w:bottom w:val="single" w:sz="6" w:color="1A1A1A"/>
-              <w:right w:val="single" w:sz="6" w:color="1A1A1A"/>
-            </w:tcBorders>
-          </w:tcPr>
-          <w:p>
-            <w:pPr>
-              <w:spacing w:after="0"/>
-            </w:pPr>
-            <w:r>
-              <w:rPr>
-                <w:b w:val="0"/>
-                <w:i w:val="0"/>
-                <w:color w:val="1A1A1A"/>
-                <w:sz w:val="19"/>
-              </w:rPr>
-              <w:t>(B) 10</w:t>
-            </w:r>
-            <w:r>
-              <w:rPr>
-                <w:b w:val="0"/>
-                <w:i w:val="0"/>
-                <w:color w:val="1A1A1A"/>
-                <w:sz w:val="19"/>
-                <w:vertAlign w:val="superscript"/>
-              </w:rPr>
-              <w:t>3</w:t>
-            </w:r>
-            <w:r>
-              <w:rPr>
-                <w:b w:val="0"/>
-                <w:i w:val="0"/>
-                <w:color w:val="1A1A1A"/>
-                <w:sz w:val="19"/>
-              </w:rPr>
-              <w:t xml:space="preserve"> times read as 3 times [B1G-M 8.NSO.1.4 misconception: '10</w:t>
-            </w:r>
-            <w:r>
-              <w:rPr>
-                <w:b w:val="0"/>
-                <w:i w:val="0"/>
-                <w:color w:val="1A1A1A"/>
-                <w:sz w:val="19"/>
-                <w:vertAlign w:val="superscript"/>
-              </w:rPr>
-              <w:t>4</w:t>
-            </w:r>
-            <w:r>
-              <w:rPr>
-                <w:b w:val="0"/>
-                <w:i w:val="0"/>
-                <w:color w:val="1A1A1A"/>
-                <w:sz w:val="19"/>
-              </w:rPr>
-              <w:t xml:space="preserve"> times' read as '4 times']; (C) 3 × 100 — the exponent difference multiplied by a stray 100 [8.NSO.1.4: the ratio of the powers is 10</w:t>
-            </w:r>
-            <w:r>
-              <w:rPr>
-                <w:b w:val="0"/>
-                <w:i w:val="0"/>
-                <w:color w:val="1A1A1A"/>
-                <w:sz w:val="19"/>
-                <w:vertAlign w:val="superscript"/>
-              </w:rPr>
-              <w:t>3</w:t>
-            </w:r>
-            <w:r>
-              <w:rPr>
-                <w:b w:val="0"/>
-                <w:i w:val="0"/>
-                <w:color w:val="1A1A1A"/>
-                <w:sz w:val="19"/>
-              </w:rPr>
-              <w:t>]; (D) 8 ÷ 5 — the exponents were divided [8.NSO.1.3: quotient of powers subtracts the exponents]</w:t>
-            </w:r>
-          </w:p>
-        </w:tc>
-      </w:tr>
-      <w:tr>
-        <w:trPr>
-          <w:cantSplit/>
-        </w:trPr>
-        <w:tc>
-          <w:tcPr>
-            <w:tcW w:type="dxa" w:w="400"/>
-            <w:tcMar>
-              <w:top w:w="60" w:type="dxa"/>
-              <w:left w:w="100" w:type="dxa"/>
-              <w:bottom w:w="60" w:type="dxa"/>
-              <w:right w:w="100" w:type="dxa"/>
-            </w:tcMar>
-            <w:tcBorders>
-              <w:top w:val="single" w:sz="6" w:color="1A1A1A"/>
-              <w:left w:val="single" w:sz="6" w:color="1A1A1A"/>
-              <w:bottom w:val="single" w:sz="6" w:color="1A1A1A"/>
-              <w:right w:val="single" w:sz="6" w:color="1A1A1A"/>
-            </w:tcBorders>
-          </w:tcPr>
-          <w:p>
-            <w:pPr>
-              <w:spacing w:after="0"/>
-            </w:pPr>
-            <w:r>
-              <w:rPr>
-                <w:b w:val="0"/>
-                <w:i w:val="0"/>
-                <w:color w:val="1A1A1A"/>
-                <w:sz w:val="19"/>
-              </w:rPr>
-              <w:t>7</w:t>
-            </w:r>
-          </w:p>
-        </w:tc>
-        <w:tc>
-          <w:tcPr>
-            <w:tcW w:type="dxa" w:w="3300"/>
-            <w:tcMar>
-              <w:top w:w="60" w:type="dxa"/>
-              <w:left w:w="100" w:type="dxa"/>
-              <w:bottom w:w="60" w:type="dxa"/>
-              <w:right w:w="100" w:type="dxa"/>
-            </w:tcMar>
-            <w:tcBorders>
-              <w:top w:val="single" w:sz="6" w:color="1A1A1A"/>
-              <w:left w:val="single" w:sz="6" w:color="1A1A1A"/>
-              <w:bottom w:val="single" w:sz="6" w:color="1A1A1A"/>
-              <w:right w:val="single" w:sz="6" w:color="1A1A1A"/>
-            </w:tcBorders>
-          </w:tcPr>
-          <w:p>
-            <w:pPr>
-              <w:spacing w:after="0"/>
-            </w:pPr>
-            <w:r>
-              <w:rPr>
-                <w:b w:val="0"/>
-                <w:i w:val="0"/>
-                <w:color w:val="1A1A1A"/>
-                <w:sz w:val="19"/>
-              </w:rPr>
-              <w:t xml:space="preserve">How many times larger is  </w:t>
-            </w:r>
-            <w:r>
-              <w:drawing>
-                <wp:inline xmlns:a="http://schemas.openxmlformats.org/drawingml/2006/main" xmlns:pic="http://schemas.openxmlformats.org/drawingml/2006/picture">
-                  <wp:extent cx="569976" cy="149352"/>
-                  <wp:docPr id="16" name="Picture 16"/>
-                  <wp:cNvGraphicFramePr>
-                    <a:graphicFrameLocks noChangeAspect="1"/>
-                  </wp:cNvGraphicFramePr>
-                  <a:graphic>
-                    <a:graphicData uri="http://schemas.openxmlformats.org/drawingml/2006/picture">
-                      <pic:pic>
-                        <pic:nvPicPr>
-                          <pic:cNvPr id="0" name="83aff52bc79bf020.png"/>
-                          <pic:cNvPicPr/>
-                        </pic:nvPicPr>
-                        <pic:blipFill>
-                          <a:blip r:embed="rId22"/>
-                          <a:stretch>
-                            <a:fillRect/>
-                          </a:stretch>
-                        </pic:blipFill>
-                        <pic:spPr>
-                          <a:xfrm>
-                            <a:off x="0" y="0"/>
-                            <a:ext cx="569976" cy="149352"/>
-                          </a:xfrm>
-                          <a:prstGeom prst="rect"/>
-                        </pic:spPr>
-                      </pic:pic>
-                    </a:graphicData>
-                  </a:graphic>
-                </wp:inline>
-              </w:drawing>
-            </w:r>
-            <w:r>
-              <w:rPr>
-                <w:b w:val="0"/>
-                <w:i w:val="0"/>
-                <w:color w:val="1A1A1A"/>
-                <w:sz w:val="19"/>
-              </w:rPr>
-              <w:t xml:space="preserve">  than  </w:t>
-            </w:r>
-            <w:r>
-              <w:drawing>
-                <wp:inline xmlns:a="http://schemas.openxmlformats.org/drawingml/2006/main" xmlns:pic="http://schemas.openxmlformats.org/drawingml/2006/picture">
-                  <wp:extent cx="576072" cy="146304"/>
-                  <wp:docPr id="17" name="Picture 17"/>
-                  <wp:cNvGraphicFramePr>
-                    <a:graphicFrameLocks noChangeAspect="1"/>
-                  </wp:cNvGraphicFramePr>
-                  <a:graphic>
-                    <a:graphicData uri="http://schemas.openxmlformats.org/drawingml/2006/picture">
-                      <pic:pic>
-                        <pic:nvPicPr>
-                          <pic:cNvPr id="0" name="1c08719732efe168.png"/>
-                          <pic:cNvPicPr/>
-                        </pic:nvPicPr>
-                        <pic:blipFill>
-                          <a:blip r:embed="rId23"/>
-                          <a:stretch>
-                            <a:fillRect/>
-                          </a:stretch>
-                        </pic:blipFill>
-                        <pic:spPr>
-                          <a:xfrm>
-                            <a:off x="0" y="0"/>
-                            <a:ext cx="576072" cy="146304"/>
-                          </a:xfrm>
-                          <a:prstGeom prst="rect"/>
-                        </pic:spPr>
-                      </pic:pic>
-                    </a:graphicData>
-                  </a:graphic>
-                </wp:inline>
-              </w:drawing>
-            </w:r>
-            <w:r>
-              <w:rPr>
-                <w:b w:val="0"/>
-                <w:i w:val="0"/>
-                <w:color w:val="1A1A1A"/>
-                <w:sz w:val="19"/>
-              </w:rPr>
-              <w:t xml:space="preserve"> ?</w:t>
-            </w:r>
-          </w:p>
-        </w:tc>
-        <w:tc>
-          <w:tcPr>
-            <w:tcW w:type="dxa" w:w="1900"/>
-            <w:tcMar>
-              <w:top w:w="60" w:type="dxa"/>
-              <w:left w:w="100" w:type="dxa"/>
-              <w:bottom w:w="60" w:type="dxa"/>
-              <w:right w:w="100" w:type="dxa"/>
-            </w:tcMar>
-            <w:tcBorders>
-              <w:top w:val="single" w:sz="6" w:color="1A1A1A"/>
-              <w:left w:val="single" w:sz="6" w:color="1A1A1A"/>
-              <w:bottom w:val="single" w:sz="6" w:color="1A1A1A"/>
-              <w:right w:val="single" w:sz="6" w:color="1A1A1A"/>
-            </w:tcBorders>
-          </w:tcPr>
-          <w:p>
-            <w:pPr>
-              <w:spacing w:after="0"/>
-            </w:pPr>
-            <w:r>
-              <w:rPr>
-                <w:b/>
-                <w:i/>
-                <w:color w:val="9E1B32"/>
-                <w:sz w:val="19"/>
-              </w:rPr>
-              <w:t>400</w:t>
-            </w:r>
-          </w:p>
-        </w:tc>
-        <w:tc>
-          <w:tcPr>
-            <w:tcW w:type="dxa" w:w="3760"/>
-            <w:tcMar>
-              <w:top w:w="60" w:type="dxa"/>
-              <w:left w:w="100" w:type="dxa"/>
-              <w:bottom w:w="60" w:type="dxa"/>
-              <w:right w:w="100" w:type="dxa"/>
-            </w:tcMar>
-            <w:tcBorders>
-              <w:top w:val="single" w:sz="6" w:color="1A1A1A"/>
-              <w:left w:val="single" w:sz="6" w:color="1A1A1A"/>
-              <w:bottom w:val="single" w:sz="6" w:color="1A1A1A"/>
-              <w:right w:val="single" w:sz="6" w:color="1A1A1A"/>
-            </w:tcBorders>
-          </w:tcPr>
-          <w:p>
-            <w:pPr>
-              <w:spacing w:after="0"/>
-            </w:pPr>
-            <w:r>
-              <w:rPr>
-                <w:b w:val="0"/>
-                <w:i w:val="0"/>
-                <w:color w:val="1A1A1A"/>
-                <w:sz w:val="19"/>
-              </w:rPr>
-              <w:t>4 — coefficients only [8.NSO.1.4: both factors are compared]; 40 — 10</w:t>
-            </w:r>
-            <w:r>
-              <w:rPr>
-                <w:b w:val="0"/>
-                <w:i w:val="0"/>
-                <w:color w:val="1A1A1A"/>
-                <w:sz w:val="19"/>
-                <w:vertAlign w:val="superscript"/>
-              </w:rPr>
-              <w:t>2</w:t>
-            </w:r>
-            <w:r>
-              <w:rPr>
-                <w:b w:val="0"/>
-                <w:i w:val="0"/>
-                <w:color w:val="1A1A1A"/>
-                <w:sz w:val="19"/>
-              </w:rPr>
-              <w:t xml:space="preserve"> read as 10 [B1G-M 8.NSO.1.4 misconception: exponent read as the multiplier]</w:t>
-            </w:r>
-          </w:p>
-        </w:tc>
-      </w:tr>
-      <w:tr>
-        <w:trPr>
-          <w:cantSplit/>
-        </w:trPr>
-        <w:tc>
-          <w:tcPr>
-            <w:tcW w:type="dxa" w:w="400"/>
-            <w:tcMar>
-              <w:top w:w="60" w:type="dxa"/>
-              <w:left w:w="100" w:type="dxa"/>
-              <w:bottom w:w="60" w:type="dxa"/>
-              <w:right w:w="100" w:type="dxa"/>
-            </w:tcMar>
-            <w:tcBorders>
-              <w:top w:val="single" w:sz="6" w:color="1A1A1A"/>
-              <w:left w:val="single" w:sz="6" w:color="1A1A1A"/>
-              <w:bottom w:val="single" w:sz="6" w:color="1A1A1A"/>
-              <w:right w:val="single" w:sz="6" w:color="1A1A1A"/>
-            </w:tcBorders>
-          </w:tcPr>
-          <w:p>
-            <w:pPr>
-              <w:spacing w:after="0"/>
-            </w:pPr>
-            <w:r>
-              <w:rPr>
-                <w:b w:val="0"/>
-                <w:i w:val="0"/>
-                <w:color w:val="1A1A1A"/>
-                <w:sz w:val="19"/>
-              </w:rPr>
-              <w:t>8</w:t>
-            </w:r>
-          </w:p>
-        </w:tc>
-        <w:tc>
-          <w:tcPr>
-            <w:tcW w:type="dxa" w:w="3300"/>
-            <w:tcMar>
-              <w:top w:w="60" w:type="dxa"/>
-              <w:left w:w="100" w:type="dxa"/>
-              <w:bottom w:w="60" w:type="dxa"/>
-              <w:right w:w="100" w:type="dxa"/>
-            </w:tcMar>
-            <w:tcBorders>
-              <w:top w:val="single" w:sz="6" w:color="1A1A1A"/>
-              <w:left w:val="single" w:sz="6" w:color="1A1A1A"/>
-              <w:bottom w:val="single" w:sz="6" w:color="1A1A1A"/>
-              <w:right w:val="single" w:sz="6" w:color="1A1A1A"/>
-            </w:tcBorders>
-          </w:tcPr>
-          <w:p>
-            <w:pPr>
-              <w:spacing w:after="0"/>
-            </w:pPr>
-            <w:r>
-              <w:rPr>
-                <w:b w:val="0"/>
-                <w:i w:val="0"/>
-                <w:color w:val="1A1A1A"/>
-                <w:sz w:val="19"/>
-              </w:rPr>
-              <w:t>A computer displays a number as  3.5E9. Write the number in standard form.</w:t>
-            </w:r>
-          </w:p>
-        </w:tc>
-        <w:tc>
-          <w:tcPr>
-            <w:tcW w:type="dxa" w:w="1900"/>
-            <w:tcMar>
-              <w:top w:w="60" w:type="dxa"/>
-              <w:left w:w="100" w:type="dxa"/>
-              <w:bottom w:w="60" w:type="dxa"/>
-              <w:right w:w="100" w:type="dxa"/>
-            </w:tcMar>
-            <w:tcBorders>
-              <w:top w:val="single" w:sz="6" w:color="1A1A1A"/>
-              <w:left w:val="single" w:sz="6" w:color="1A1A1A"/>
-              <w:bottom w:val="single" w:sz="6" w:color="1A1A1A"/>
-              <w:right w:val="single" w:sz="6" w:color="1A1A1A"/>
-            </w:tcBorders>
-          </w:tcPr>
-          <w:p>
-            <w:pPr>
-              <w:spacing w:after="0"/>
-            </w:pPr>
-            <w:r>
-              <w:rPr>
-                <w:b/>
-                <w:i/>
-                <w:color w:val="9E1B32"/>
-                <w:sz w:val="19"/>
-              </w:rPr>
-              <w:t>3,500,000,000</w:t>
-            </w:r>
-          </w:p>
-        </w:tc>
-        <w:tc>
-          <w:tcPr>
-            <w:tcW w:type="dxa" w:w="3760"/>
-            <w:tcMar>
-              <w:top w:w="60" w:type="dxa"/>
-              <w:left w:w="100" w:type="dxa"/>
-              <w:bottom w:w="60" w:type="dxa"/>
-              <w:right w:w="100" w:type="dxa"/>
-            </w:tcMar>
-            <w:tcBorders>
-              <w:top w:val="single" w:sz="6" w:color="1A1A1A"/>
-              <w:left w:val="single" w:sz="6" w:color="1A1A1A"/>
-              <w:bottom w:val="single" w:sz="6" w:color="1A1A1A"/>
-              <w:right w:val="single" w:sz="6" w:color="1A1A1A"/>
-            </w:tcBorders>
-          </w:tcPr>
-          <w:p>
-            <w:pPr>
-              <w:spacing w:after="0"/>
-            </w:pPr>
-            <w:r>
-              <w:rPr>
-                <w:b w:val="0"/>
-                <w:i w:val="0"/>
-                <w:color w:val="1A1A1A"/>
-                <w:sz w:val="19"/>
-              </w:rPr>
-              <w:t>'error' or 3.5</w:t>
-            </w:r>
-            <w:r>
-              <w:rPr>
-                <w:b w:val="0"/>
-                <w:i w:val="0"/>
-                <w:color w:val="1A1A1A"/>
-                <w:sz w:val="19"/>
-                <w:vertAlign w:val="superscript"/>
-              </w:rPr>
-              <w:t>9</w:t>
-            </w:r>
-            <w:r>
-              <w:rPr>
-                <w:b w:val="0"/>
-                <w:i w:val="0"/>
-                <w:color w:val="1A1A1A"/>
-                <w:sz w:val="19"/>
-              </w:rPr>
-              <w:t xml:space="preserve"> — E read as something other than × 10</w:t>
-            </w:r>
-            <w:r>
-              <w:rPr>
-                <w:b w:val="0"/>
-                <w:i w:val="0"/>
-                <w:color w:val="1A1A1A"/>
-                <w:sz w:val="19"/>
-                <w:vertAlign w:val="superscript"/>
-              </w:rPr>
-              <w:t>9</w:t>
-            </w:r>
-            <w:r>
-              <w:rPr>
-                <w:b w:val="0"/>
-                <w:i w:val="0"/>
-                <w:color w:val="1A1A1A"/>
-                <w:sz w:val="19"/>
-              </w:rPr>
-              <w:t xml:space="preserve"> [B1G-M 8.NSO.1.4 misconception: calculator E notation]; 35,000,000,000 — point moved ten places</w:t>
-            </w:r>
-          </w:p>
-        </w:tc>
-      </w:tr>
-      <w:tr>
-        <w:trPr>
-          <w:cantSplit/>
-        </w:trPr>
-        <w:tc>
-          <w:tcPr>
-            <w:tcW w:type="dxa" w:w="400"/>
-            <w:tcMar>
-              <w:top w:w="60" w:type="dxa"/>
-              <w:left w:w="100" w:type="dxa"/>
-              <w:bottom w:w="60" w:type="dxa"/>
-              <w:right w:w="100" w:type="dxa"/>
-            </w:tcMar>
-            <w:tcBorders>
-              <w:top w:val="single" w:sz="6" w:color="1A1A1A"/>
-              <w:left w:val="single" w:sz="6" w:color="1A1A1A"/>
-              <w:bottom w:val="single" w:sz="6" w:color="1A1A1A"/>
-              <w:right w:val="single" w:sz="6" w:color="1A1A1A"/>
-            </w:tcBorders>
-          </w:tcPr>
-          <w:p>
-            <w:pPr>
-              <w:spacing w:after="0"/>
-            </w:pPr>
-            <w:r>
-              <w:rPr>
-                <w:b w:val="0"/>
-                <w:i w:val="0"/>
-                <w:color w:val="1A1A1A"/>
-                <w:sz w:val="19"/>
-              </w:rPr>
-              <w:t>9</w:t>
-            </w:r>
-          </w:p>
-        </w:tc>
-        <w:tc>
-          <w:tcPr>
-            <w:tcW w:type="dxa" w:w="3300"/>
-            <w:tcMar>
-              <w:top w:w="60" w:type="dxa"/>
-              <w:left w:w="100" w:type="dxa"/>
-              <w:bottom w:w="60" w:type="dxa"/>
-              <w:right w:w="100" w:type="dxa"/>
-            </w:tcMar>
-            <w:tcBorders>
-              <w:top w:val="single" w:sz="6" w:color="1A1A1A"/>
-              <w:left w:val="single" w:sz="6" w:color="1A1A1A"/>
-              <w:bottom w:val="single" w:sz="6" w:color="1A1A1A"/>
-              <w:right w:val="single" w:sz="6" w:color="1A1A1A"/>
-            </w:tcBorders>
-          </w:tcPr>
-          <w:p>
-            <w:pPr>
-              <w:spacing w:after="0"/>
-            </w:pPr>
-            <w:r>
-              <w:rPr>
-                <w:b w:val="0"/>
-                <w:i w:val="0"/>
-                <w:color w:val="1A1A1A"/>
-                <w:sz w:val="19"/>
-              </w:rPr>
-              <w:t>Marcus writes 2,000,000 as 20 × 10</w:t>
-            </w:r>
-            <w:r>
-              <w:rPr>
-                <w:b w:val="0"/>
-                <w:i w:val="0"/>
-                <w:color w:val="1A1A1A"/>
-                <w:sz w:val="19"/>
-                <w:vertAlign w:val="superscript"/>
-              </w:rPr>
-              <w:t>5</w:t>
-            </w:r>
-            <w:r>
-              <w:rPr>
-                <w:b w:val="0"/>
-                <w:i w:val="0"/>
-                <w:color w:val="1A1A1A"/>
-                <w:sz w:val="19"/>
-              </w:rPr>
-              <w:t>. Is his expression equal to 2,000,000? Is it scientific notation? Explain.</w:t>
-            </w:r>
-          </w:p>
-        </w:tc>
-        <w:tc>
-          <w:tcPr>
-            <w:tcW w:type="dxa" w:w="1900"/>
-            <w:tcMar>
-              <w:top w:w="60" w:type="dxa"/>
-              <w:left w:w="100" w:type="dxa"/>
-              <w:bottom w:w="60" w:type="dxa"/>
-              <w:right w:w="100" w:type="dxa"/>
-            </w:tcMar>
-            <w:tcBorders>
-              <w:top w:val="single" w:sz="6" w:color="1A1A1A"/>
-              <w:left w:val="single" w:sz="6" w:color="1A1A1A"/>
-              <w:bottom w:val="single" w:sz="6" w:color="1A1A1A"/>
-              <w:right w:val="single" w:sz="6" w:color="1A1A1A"/>
-            </w:tcBorders>
-          </w:tcPr>
-          <w:p>
-            <w:pPr>
-              <w:spacing w:after="0"/>
-            </w:pPr>
-            <w:r>
-              <w:rPr>
-                <w:b/>
-                <w:i/>
-                <w:color w:val="9E1B32"/>
-                <w:sz w:val="19"/>
-              </w:rPr>
-              <w:t>Equal, yes. Scientific notation, no: 20 is not less than 10. 2 × 10</w:t>
-            </w:r>
-            <w:r>
-              <w:rPr>
-                <w:b/>
-                <w:i/>
-                <w:color w:val="9E1B32"/>
-                <w:sz w:val="19"/>
-                <w:vertAlign w:val="superscript"/>
-              </w:rPr>
-              <w:t>6</w:t>
-            </w:r>
-            <w:r>
-              <w:rPr>
-                <w:b/>
-                <w:i/>
-                <w:color w:val="9E1B32"/>
-                <w:sz w:val="19"/>
-              </w:rPr>
-              <w:t>.</w:t>
-            </w:r>
-          </w:p>
-        </w:tc>
-        <w:tc>
-          <w:tcPr>
-            <w:tcW w:type="dxa" w:w="3760"/>
-            <w:tcMar>
-              <w:top w:w="60" w:type="dxa"/>
-              <w:left w:w="100" w:type="dxa"/>
-              <w:bottom w:w="60" w:type="dxa"/>
-              <w:right w:w="100" w:type="dxa"/>
-            </w:tcMar>
-            <w:tcBorders>
-              <w:top w:val="single" w:sz="6" w:color="1A1A1A"/>
-              <w:left w:val="single" w:sz="6" w:color="1A1A1A"/>
-              <w:bottom w:val="single" w:sz="6" w:color="1A1A1A"/>
-              <w:right w:val="single" w:sz="6" w:color="1A1A1A"/>
-            </w:tcBorders>
-          </w:tcPr>
-          <w:p>
-            <w:pPr>
-              <w:spacing w:after="0"/>
-            </w:pPr>
-            <w:r>
-              <w:rPr>
-                <w:b w:val="0"/>
-                <w:i w:val="0"/>
-                <w:color w:val="1A1A1A"/>
-                <w:sz w:val="19"/>
-              </w:rPr>
-              <w:t>'not equal' — value confused with form [8.NSO.1.4: equivalent expressions can differ in form]; 'yes, it is scientific notation' — the coefficient constraint was not applied [B1G-M 8.NSO.1.4 misconception]</w:t>
-            </w:r>
-          </w:p>
-        </w:tc>
-      </w:tr>
-    </w:tbl>
-    <w:p>
-      <w:pPr>
-        <w:spacing w:after="0" w:before="0" w:line="20" w:lineRule="exact"/>
-      </w:pPr>
-      <w:r>
-        <w:rPr>
-          <w:sz w:val="2"/>
-        </w:rPr>
-      </w:r>
-    </w:p>
-    <w:p>
-      <w:pPr>
-        <w:keepNext/>
-        <w:spacing w:before="280" w:after="120"/>
-        <w:pBdr>
-          <w:bottom w:val="single" w:sz="8" w:space="2" w:color="1A1A1A"/>
-        </w:pBdr>
-      </w:pPr>
-      <w:r>
-        <w:rPr>
-          <w:b/>
-          <w:i w:val="0"/>
-          <w:color w:val="1A1A1A"/>
-          <w:sz w:val="30"/>
-        </w:rPr>
-        <w:t>Question Bank — variation and answers</w:t>
-      </w:r>
-    </w:p>
-    <w:p>
-      <w:pPr>
-        <w:spacing w:before="0" w:after="100"/>
-      </w:pPr>
-      <w:r>
-        <w:rPr>
-          <w:b/>
-          <w:i w:val="0"/>
-          <w:color w:val="1A1A1A"/>
-          <w:sz w:val="21"/>
-        </w:rPr>
-        <w:t xml:space="preserve">Variation.  </w:t>
-      </w:r>
-      <w:r>
-        <w:rPr>
-          <w:b w:val="0"/>
-          <w:i w:val="0"/>
-          <w:color w:val="1A1A1A"/>
-          <w:sz w:val="21"/>
-        </w:rPr>
-        <w:t>Questions 1–4 write in scientific notation with one, two, two and three significant digits (the interior zero in 4 is the trap). 5–6 read notation back. 7 is three real quantities, the third from a calculator display. 8 is the scaffolded comparison in the book's shape, with a scaffold that matches its question. 9 is the guide's two comparisons — one exact, one that must be approximated. 10 compares by inspection, powers first then coefficients. 11 is the diagnostic multiple choice; 12 separates value from form, and 13 asks for the form rule in writing. The Additional sheet mirrors each position.</w:t>
-      </w:r>
-    </w:p>
-    <w:p>
-      <w:pPr>
-        <w:spacing w:before="0" w:after="120"/>
-      </w:pPr>
-      <w:r>
-        <w:rPr>
-          <w:b w:val="0"/>
-          <w:i w:val="0"/>
-          <w:color w:val="1A1A1A"/>
-          <w:sz w:val="21"/>
-        </w:rPr>
-        <w:t>The bank and its Additional sheet are posted, never assigned; they feed the quizzes. Answers below are the same values the keys print — both come from one source.</w:t>
-      </w:r>
-    </w:p>
-    <w:p>
-      <w:pPr>
-        <w:keepNext/>
-        <w:spacing w:before="200" w:after="60"/>
-      </w:pPr>
-      <w:r>
-        <w:rPr>
-          <w:b/>
-          <w:i w:val="0"/>
-          <w:color w:val="1A1A1A"/>
-          <w:sz w:val="23"/>
-        </w:rPr>
-        <w:t>Question Bank</w:t>
-      </w:r>
-    </w:p>
-    <w:p>
-      <w:pPr>
-        <w:spacing w:before="0" w:after="60"/>
-        <w:ind w:left="360" w:hanging="360"/>
-      </w:pPr>
-      <w:r>
-        <w:rPr>
-          <w:b/>
-          <w:i w:val="0"/>
-          <w:color w:val="1A1A1A"/>
-          <w:sz w:val="20"/>
-        </w:rPr>
-        <w:t xml:space="preserve">1.  </w:t>
+        <w:t xml:space="preserve">Write  </w:t>
       </w:r>
       <w:r>
         <w:drawing>
           <wp:inline xmlns:a="http://schemas.openxmlformats.org/drawingml/2006/main" xmlns:pic="http://schemas.openxmlformats.org/drawingml/2006/picture">
-            <wp:extent cx="451104" cy="146304"/>
-            <wp:docPr id="18" name="Picture 18"/>
+            <wp:extent cx="576072" cy="146304"/>
+            <wp:docPr id="1" name="Picture 1"/>
             <wp:cNvGraphicFramePr>
               <a:graphicFrameLocks noChangeAspect="1"/>
             </wp:cNvGraphicFramePr>
@@ -6941,11 +2357,11 @@
               <a:graphicData uri="http://schemas.openxmlformats.org/drawingml/2006/picture">
                 <pic:pic>
                   <pic:nvPicPr>
-                    <pic:cNvPr id="0" name="26585fb9e8c104c6.png"/>
+                    <pic:cNvPr id="0" name="9abac8a512b080dc.png"/>
                     <pic:cNvPicPr/>
                   </pic:nvPicPr>
                   <pic:blipFill>
-                    <a:blip r:embed="rId24"/>
+                    <a:blip r:embed="rId9"/>
                     <a:stretch>
                       <a:fillRect/>
                     </a:stretch>
@@ -6953,260 +2369,7 @@
                   <pic:spPr>
                     <a:xfrm>
                       <a:off x="0" y="0"/>
-                      <a:ext cx="451104" cy="146304"/>
-                    </a:xfrm>
-                    <a:prstGeom prst="rect"/>
-                  </pic:spPr>
-                </pic:pic>
-              </a:graphicData>
-            </a:graphic>
-          </wp:inline>
-        </w:drawing>
-      </w:r>
-    </w:p>
-    <w:p>
-      <w:pPr>
-        <w:spacing w:before="0" w:after="60"/>
-        <w:ind w:left="360" w:hanging="360"/>
-      </w:pPr>
-      <w:r>
-        <w:rPr>
-          <w:b/>
-          <w:i w:val="0"/>
-          <w:color w:val="1A1A1A"/>
-          <w:sz w:val="20"/>
-        </w:rPr>
-        <w:t xml:space="preserve">2.  </w:t>
-      </w:r>
-      <w:r>
-        <w:drawing>
-          <wp:inline xmlns:a="http://schemas.openxmlformats.org/drawingml/2006/main" xmlns:pic="http://schemas.openxmlformats.org/drawingml/2006/picture">
-            <wp:extent cx="579120" cy="149352"/>
-            <wp:docPr id="19" name="Picture 19"/>
-            <wp:cNvGraphicFramePr>
-              <a:graphicFrameLocks noChangeAspect="1"/>
-            </wp:cNvGraphicFramePr>
-            <a:graphic>
-              <a:graphicData uri="http://schemas.openxmlformats.org/drawingml/2006/picture">
-                <pic:pic>
-                  <pic:nvPicPr>
-                    <pic:cNvPr id="0" name="d39a035f909f2f23.png"/>
-                    <pic:cNvPicPr/>
-                  </pic:nvPicPr>
-                  <pic:blipFill>
-                    <a:blip r:embed="rId25"/>
-                    <a:stretch>
-                      <a:fillRect/>
-                    </a:stretch>
-                  </pic:blipFill>
-                  <pic:spPr>
-                    <a:xfrm>
-                      <a:off x="0" y="0"/>
-                      <a:ext cx="579120" cy="149352"/>
-                    </a:xfrm>
-                    <a:prstGeom prst="rect"/>
-                  </pic:spPr>
-                </pic:pic>
-              </a:graphicData>
-            </a:graphic>
-          </wp:inline>
-        </w:drawing>
-      </w:r>
-    </w:p>
-    <w:p>
-      <w:pPr>
-        <w:spacing w:before="0" w:after="60"/>
-        <w:ind w:left="360" w:hanging="360"/>
-      </w:pPr>
-      <w:r>
-        <w:rPr>
-          <w:b/>
-          <w:i w:val="0"/>
-          <w:color w:val="1A1A1A"/>
-          <w:sz w:val="20"/>
-        </w:rPr>
-        <w:t xml:space="preserve">3.  </w:t>
-      </w:r>
-      <w:r>
-        <w:drawing>
-          <wp:inline xmlns:a="http://schemas.openxmlformats.org/drawingml/2006/main" xmlns:pic="http://schemas.openxmlformats.org/drawingml/2006/picture">
-            <wp:extent cx="569976" cy="146304"/>
-            <wp:docPr id="20" name="Picture 20"/>
-            <wp:cNvGraphicFramePr>
-              <a:graphicFrameLocks noChangeAspect="1"/>
-            </wp:cNvGraphicFramePr>
-            <a:graphic>
-              <a:graphicData uri="http://schemas.openxmlformats.org/drawingml/2006/picture">
-                <pic:pic>
-                  <pic:nvPicPr>
-                    <pic:cNvPr id="0" name="c78e5fb383f09e07.png"/>
-                    <pic:cNvPicPr/>
-                  </pic:nvPicPr>
-                  <pic:blipFill>
-                    <a:blip r:embed="rId26"/>
-                    <a:stretch>
-                      <a:fillRect/>
-                    </a:stretch>
-                  </pic:blipFill>
-                  <pic:spPr>
-                    <a:xfrm>
-                      <a:off x="0" y="0"/>
-                      <a:ext cx="569976" cy="146304"/>
-                    </a:xfrm>
-                    <a:prstGeom prst="rect"/>
-                  </pic:spPr>
-                </pic:pic>
-              </a:graphicData>
-            </a:graphic>
-          </wp:inline>
-        </w:drawing>
-      </w:r>
-    </w:p>
-    <w:p>
-      <w:pPr>
-        <w:spacing w:before="0" w:after="60"/>
-        <w:ind w:left="360" w:hanging="360"/>
-      </w:pPr>
-      <w:r>
-        <w:rPr>
-          <w:b/>
-          <w:i w:val="0"/>
-          <w:color w:val="1A1A1A"/>
-          <w:sz w:val="20"/>
-        </w:rPr>
-        <w:t xml:space="preserve">4.  </w:t>
-      </w:r>
-      <w:r>
-        <w:drawing>
-          <wp:inline xmlns:a="http://schemas.openxmlformats.org/drawingml/2006/main" xmlns:pic="http://schemas.openxmlformats.org/drawingml/2006/picture">
-            <wp:extent cx="658368" cy="146304"/>
-            <wp:docPr id="21" name="Picture 21"/>
-            <wp:cNvGraphicFramePr>
-              <a:graphicFrameLocks noChangeAspect="1"/>
-            </wp:cNvGraphicFramePr>
-            <a:graphic>
-              <a:graphicData uri="http://schemas.openxmlformats.org/drawingml/2006/picture">
-                <pic:pic>
-                  <pic:nvPicPr>
-                    <pic:cNvPr id="0" name="117d8aba56c7c0b1.png"/>
-                    <pic:cNvPicPr/>
-                  </pic:nvPicPr>
-                  <pic:blipFill>
-                    <a:blip r:embed="rId27"/>
-                    <a:stretch>
-                      <a:fillRect/>
-                    </a:stretch>
-                  </pic:blipFill>
-                  <pic:spPr>
-                    <a:xfrm>
-                      <a:off x="0" y="0"/>
-                      <a:ext cx="658368" cy="146304"/>
-                    </a:xfrm>
-                    <a:prstGeom prst="rect"/>
-                  </pic:spPr>
-                </pic:pic>
-              </a:graphicData>
-            </a:graphic>
-          </wp:inline>
-        </w:drawing>
-      </w:r>
-    </w:p>
-    <w:p>
-      <w:pPr>
-        <w:spacing w:before="0" w:after="60"/>
-        <w:ind w:left="360" w:hanging="360"/>
-      </w:pPr>
-      <w:r>
-        <w:rPr>
-          <w:b/>
-          <w:i w:val="0"/>
-          <w:color w:val="1A1A1A"/>
-          <w:sz w:val="20"/>
-        </w:rPr>
-        <w:t xml:space="preserve">5.  </w:t>
-      </w:r>
-      <w:r>
-        <w:rPr>
-          <w:b/>
-          <w:i/>
-          <w:color w:val="9E1B32"/>
-          <w:sz w:val="20"/>
-        </w:rPr>
-        <w:t>63,000</w:t>
-      </w:r>
-    </w:p>
-    <w:p>
-      <w:pPr>
-        <w:spacing w:before="0" w:after="60"/>
-        <w:ind w:left="360" w:hanging="360"/>
-      </w:pPr>
-      <w:r>
-        <w:rPr>
-          <w:b/>
-          <w:i w:val="0"/>
-          <w:color w:val="1A1A1A"/>
-          <w:sz w:val="20"/>
-        </w:rPr>
-        <w:t xml:space="preserve">6.  </w:t>
-      </w:r>
-      <w:r>
-        <w:rPr>
-          <w:b/>
-          <w:i/>
-          <w:color w:val="9E1B32"/>
-          <w:sz w:val="20"/>
-        </w:rPr>
-        <w:t>105,000,000</w:t>
-      </w:r>
-    </w:p>
-    <w:p>
-      <w:pPr>
-        <w:spacing w:before="0" w:after="60"/>
-        <w:ind w:left="360" w:hanging="360"/>
-      </w:pPr>
-      <w:r>
-        <w:rPr>
-          <w:b/>
-          <w:i w:val="0"/>
-          <w:color w:val="1A1A1A"/>
-          <w:sz w:val="20"/>
-        </w:rPr>
-        <w:t xml:space="preserve">7.  </w:t>
-      </w:r>
-      <w:r>
-        <w:rPr>
-          <w:b/>
-          <w:i/>
-          <w:color w:val="9E1B32"/>
-          <w:sz w:val="20"/>
-        </w:rPr>
-        <w:t xml:space="preserve">(a) </w:t>
-      </w:r>
-      <w:r>
-        <w:drawing>
-          <wp:inline xmlns:a="http://schemas.openxmlformats.org/drawingml/2006/main" xmlns:pic="http://schemas.openxmlformats.org/drawingml/2006/picture">
-            <wp:extent cx="691896" cy="146304"/>
-            <wp:docPr id="22" name="Picture 22"/>
-            <wp:cNvGraphicFramePr>
-              <a:graphicFrameLocks noChangeAspect="1"/>
-            </wp:cNvGraphicFramePr>
-            <a:graphic>
-              <a:graphicData uri="http://schemas.openxmlformats.org/drawingml/2006/picture">
-                <pic:pic>
-                  <pic:nvPicPr>
-                    <pic:cNvPr id="0" name="e41e657b5e287bf7.png"/>
-                    <pic:cNvPicPr/>
-                  </pic:nvPicPr>
-                  <pic:blipFill>
-                    <a:blip r:embed="rId28"/>
-                    <a:stretch>
-                      <a:fillRect/>
-                    </a:stretch>
-                  </pic:blipFill>
-                  <pic:spPr>
-                    <a:xfrm>
-                      <a:off x="0" y="0"/>
-                      <a:ext cx="691896" cy="146304"/>
+                      <a:ext cx="576072" cy="146304"/>
                     </a:xfrm>
                     <a:prstGeom prst="rect"/>
                   </pic:spPr>
@@ -7218,18 +2381,215 @@
       </w:r>
       <w:r>
         <w:rPr>
+          <w:b w:val="0"/>
+          <w:i w:val="0"/>
+          <w:color w:val="1A1A1A"/>
+          <w:sz w:val="21"/>
+        </w:rPr>
+        <w:t xml:space="preserve">  in standard form.  →  </w:t>
+      </w:r>
+      <w:r>
+        <w:rPr>
           <w:b/>
           <w:i/>
           <w:color w:val="9E1B32"/>
+          <w:sz w:val="21"/>
+        </w:rPr>
+        <w:t>72,000</w:t>
+      </w:r>
+      <w:r>
+        <w:rPr>
+          <w:b w:val="0"/>
+          <w:i/>
+          <w:color w:val="6B6B6B"/>
+          <w:sz w:val="19"/>
+        </w:rPr>
+        <w:t xml:space="preserve">   720,000 — the point was moved five places [8.NSO.1.4: 10</w:t>
+      </w:r>
+      <w:r>
+        <w:rPr>
+          <w:b w:val="0"/>
+          <w:i/>
+          <w:color w:val="6B6B6B"/>
+          <w:sz w:val="19"/>
+          <w:vertAlign w:val="superscript"/>
+        </w:rPr>
+        <w:t>4</w:t>
+      </w:r>
+      <w:r>
+        <w:rPr>
+          <w:b w:val="0"/>
+          <w:i/>
+          <w:color w:val="6B6B6B"/>
+          <w:sz w:val="19"/>
+        </w:rPr>
+        <w:t xml:space="preserve"> moves the point four places]; 7.20000 — zeros appended without moving the point</w:t>
+      </w:r>
+    </w:p>
+    <w:p>
+      <w:pPr>
+        <w:spacing w:before="20" w:after="60"/>
+        <w:ind w:left="470" w:hanging="470"/>
+      </w:pPr>
+      <w:r>
+        <w:rPr>
+          <w:b/>
+          <w:i w:val="0"/>
+          <w:color w:val="1A1A1A"/>
+          <w:sz w:val="21"/>
+        </w:rPr>
+        <w:t xml:space="preserve">19–20.  </w:t>
+      </w:r>
+      <w:r>
+        <w:rPr>
+          <w:b/>
+          <w:i w:val="0"/>
+          <w:color w:val="1A1A1A"/>
+          <w:sz w:val="21"/>
+        </w:rPr>
+        <w:t xml:space="preserve">Board 3.  </w:t>
+      </w:r>
+      <w:r>
+        <w:rPr>
+          <w:b w:val="0"/>
+          <w:i w:val="0"/>
+          <w:color w:val="1A1A1A"/>
+          <w:sz w:val="21"/>
+        </w:rPr>
+        <w:t xml:space="preserve">A stadium's renovation used 356,000 bolts. The stadium seats 71,000 people. Write the number of bolts in scientific notation.  →  </w:t>
+      </w:r>
+      <w:r>
+        <w:rPr>
+          <w:b/>
+          <w:i/>
+          <w:color w:val="9E1B32"/>
+          <w:sz w:val="21"/>
+        </w:rPr>
+        <w:t>3.56 × 10</w:t>
+      </w:r>
+      <w:r>
+        <w:rPr>
+          <w:b/>
+          <w:i/>
+          <w:color w:val="9E1B32"/>
+          <w:sz w:val="21"/>
+          <w:vertAlign w:val="superscript"/>
+        </w:rPr>
+        <w:t>5</w:t>
+      </w:r>
+      <w:r>
+        <w:rPr>
+          <w:b w:val="0"/>
+          <w:i/>
+          <w:color w:val="6B6B6B"/>
           <w:sz w:val="20"/>
         </w:rPr>
-        <w:t xml:space="preserve"> molecules  (b) </w:t>
+        <w:t xml:space="preserve">   The seating figure is not needed.</w:t>
+      </w:r>
+      <w:r>
+        <w:rPr>
+          <w:b w:val="0"/>
+          <w:i/>
+          <w:color w:val="6B6B6B"/>
+          <w:sz w:val="19"/>
+        </w:rPr>
+        <w:t xml:space="preserve">   356 × 10</w:t>
+      </w:r>
+      <w:r>
+        <w:rPr>
+          <w:b w:val="0"/>
+          <w:i/>
+          <w:color w:val="6B6B6B"/>
+          <w:sz w:val="19"/>
+          <w:vertAlign w:val="superscript"/>
+        </w:rPr>
+        <w:t>3</w:t>
+      </w:r>
+      <w:r>
+        <w:rPr>
+          <w:b w:val="0"/>
+          <w:i/>
+          <w:color w:val="6B6B6B"/>
+          <w:sz w:val="19"/>
+        </w:rPr>
+        <w:t xml:space="preserve"> — coefficient not in [1, 10) [B1G-M 8.NSO.1.4 misconception]; 3.56 × 10</w:t>
+      </w:r>
+      <w:r>
+        <w:rPr>
+          <w:b w:val="0"/>
+          <w:i/>
+          <w:color w:val="6B6B6B"/>
+          <w:sz w:val="19"/>
+          <w:vertAlign w:val="superscript"/>
+        </w:rPr>
+        <w:t>3</w:t>
+      </w:r>
+      <w:r>
+        <w:rPr>
+          <w:b w:val="0"/>
+          <w:i/>
+          <w:color w:val="6B6B6B"/>
+          <w:sz w:val="19"/>
+        </w:rPr>
+        <w:t xml:space="preserve"> — counted the zeros instead of the places the point moves; 7.1 × 10</w:t>
+      </w:r>
+      <w:r>
+        <w:rPr>
+          <w:b w:val="0"/>
+          <w:i/>
+          <w:color w:val="6B6B6B"/>
+          <w:sz w:val="19"/>
+          <w:vertAlign w:val="superscript"/>
+        </w:rPr>
+        <w:t>4</w:t>
+      </w:r>
+      <w:r>
+        <w:rPr>
+          <w:b w:val="0"/>
+          <w:i/>
+          <w:color w:val="6B6B6B"/>
+          <w:sz w:val="19"/>
+        </w:rPr>
+        <w:t xml:space="preserve"> — the wrong number was converted</w:t>
+      </w:r>
+    </w:p>
+    <w:p>
+      <w:pPr>
+        <w:spacing w:before="20" w:after="60"/>
+        <w:ind w:left="470" w:hanging="470"/>
+      </w:pPr>
+      <w:r>
+        <w:rPr>
+          <w:b/>
+          <w:i w:val="0"/>
+          <w:color w:val="1A1A1A"/>
+          <w:sz w:val="21"/>
+        </w:rPr>
+        <w:t xml:space="preserve">21–22.  </w:t>
+      </w:r>
+      <w:r>
+        <w:rPr>
+          <w:b/>
+          <w:i w:val="0"/>
+          <w:color w:val="1A1A1A"/>
+          <w:sz w:val="21"/>
+        </w:rPr>
+        <w:t xml:space="preserve">Board 4.  </w:t>
+      </w:r>
+      <w:r>
+        <w:rPr>
+          <w:b w:val="0"/>
+          <w:i w:val="0"/>
+          <w:color w:val="1A1A1A"/>
+          <w:sz w:val="21"/>
+        </w:rPr>
+        <w:t xml:space="preserve">Which is greater,  </w:t>
       </w:r>
       <w:r>
         <w:drawing>
           <wp:inline xmlns:a="http://schemas.openxmlformats.org/drawingml/2006/main" xmlns:pic="http://schemas.openxmlformats.org/drawingml/2006/picture">
-            <wp:extent cx="573024" cy="143256"/>
-            <wp:docPr id="23" name="Picture 23"/>
+            <wp:extent cx="573024" cy="146304"/>
+            <wp:docPr id="2" name="Picture 2"/>
             <wp:cNvGraphicFramePr>
               <a:graphicFrameLocks noChangeAspect="1"/>
             </wp:cNvGraphicFramePr>
@@ -7237,11 +2597,11 @@
               <a:graphicData uri="http://schemas.openxmlformats.org/drawingml/2006/picture">
                 <pic:pic>
                   <pic:nvPicPr>
-                    <pic:cNvPr id="0" name="5d1a20cb1c2cc6e2.png"/>
+                    <pic:cNvPr id="0" name="b785a04539e4a8de.png"/>
                     <pic:cNvPicPr/>
                   </pic:nvPicPr>
                   <pic:blipFill>
-                    <a:blip r:embed="rId29"/>
+                    <a:blip r:embed="rId10"/>
                     <a:stretch>
                       <a:fillRect/>
                     </a:stretch>
@@ -7249,7 +2609,7 @@
                   <pic:spPr>
                     <a:xfrm>
                       <a:off x="0" y="0"/>
-                      <a:ext cx="573024" cy="143256"/>
+                      <a:ext cx="573024" cy="146304"/>
                     </a:xfrm>
                     <a:prstGeom prst="rect"/>
                   </pic:spPr>
@@ -7261,90 +2621,18 @@
       </w:r>
       <w:r>
         <w:rPr>
-          <w:b/>
-          <w:i/>
-          <w:color w:val="9E1B32"/>
-          <w:sz w:val="20"/>
-        </w:rPr>
-        <w:t xml:space="preserve"> miles  (c) 400,000,000,000</w:t>
-      </w:r>
-    </w:p>
-    <w:p>
-      <w:pPr>
-        <w:spacing w:before="0" w:after="60"/>
-        <w:ind w:left="360" w:hanging="360"/>
-      </w:pPr>
-      <w:r>
-        <w:rPr>
-          <w:b/>
+          <w:b w:val="0"/>
           <w:i w:val="0"/>
           <w:color w:val="1A1A1A"/>
-          <w:sz w:val="20"/>
+          <w:sz w:val="21"/>
         </w:rPr>
-        <w:t xml:space="preserve">8.  </w:t>
-      </w:r>
-      <w:r>
-        <w:rPr>
-          <w:b/>
-          <w:i/>
-          <w:color w:val="9E1B32"/>
-          <w:sz w:val="20"/>
-        </w:rPr>
-        <w:t>(a) 1.5  (b) 10  (c) 1.5 × 10 = 15 times larger</w:t>
-      </w:r>
-    </w:p>
-    <w:p>
-      <w:pPr>
-        <w:spacing w:before="0" w:after="60"/>
-        <w:ind w:left="360" w:hanging="360"/>
-      </w:pPr>
-      <w:r>
-        <w:rPr>
-          <w:b/>
-          <w:i w:val="0"/>
-          <w:color w:val="1A1A1A"/>
-          <w:sz w:val="20"/>
-        </w:rPr>
-        <w:t xml:space="preserve">9.  </w:t>
-      </w:r>
-      <w:r>
-        <w:rPr>
-          <w:b/>
-          <w:i/>
-          <w:color w:val="9E1B32"/>
-          <w:sz w:val="20"/>
-        </w:rPr>
-        <w:t>(a) 40 times  (b) about 89 times</w:t>
-      </w:r>
-    </w:p>
-    <w:p>
-      <w:pPr>
-        <w:spacing w:before="0" w:after="60"/>
-        <w:ind w:left="360" w:hanging="360"/>
-      </w:pPr>
-      <w:r>
-        <w:rPr>
-          <w:b/>
-          <w:i w:val="0"/>
-          <w:color w:val="1A1A1A"/>
-          <w:sz w:val="20"/>
-        </w:rPr>
-        <w:t xml:space="preserve">10.  </w:t>
-      </w:r>
-      <w:r>
-        <w:rPr>
-          <w:b/>
-          <w:i/>
-          <w:color w:val="9E1B32"/>
-          <w:sz w:val="20"/>
-        </w:rPr>
-        <w:t xml:space="preserve">(a) </w:t>
+        <w:t xml:space="preserve">  or  </w:t>
       </w:r>
       <w:r>
         <w:drawing>
           <wp:inline xmlns:a="http://schemas.openxmlformats.org/drawingml/2006/main" xmlns:pic="http://schemas.openxmlformats.org/drawingml/2006/picture">
             <wp:extent cx="560832" cy="149352"/>
-            <wp:docPr id="24" name="Picture 24"/>
+            <wp:docPr id="3" name="Picture 3"/>
             <wp:cNvGraphicFramePr>
               <a:graphicFrameLocks noChangeAspect="1"/>
             </wp:cNvGraphicFramePr>
@@ -7352,11 +2640,11 @@
               <a:graphicData uri="http://schemas.openxmlformats.org/drawingml/2006/picture">
                 <pic:pic>
                   <pic:nvPicPr>
-                    <pic:cNvPr id="0" name="53125e445ee21ce1.png"/>
+                    <pic:cNvPr id="0" name="1213a07246fa886d.png"/>
                     <pic:cNvPicPr/>
                   </pic:nvPicPr>
                   <pic:blipFill>
-                    <a:blip r:embed="rId30"/>
+                    <a:blip r:embed="rId11"/>
                     <a:stretch>
                       <a:fillRect/>
                     </a:stretch>
@@ -7376,56 +2664,168 @@
       </w:r>
       <w:r>
         <w:rPr>
-          <w:b/>
-          <w:i/>
-          <w:color w:val="9E1B32"/>
-          <w:sz w:val="20"/>
+          <w:b w:val="0"/>
+          <w:i w:val="0"/>
+          <w:color w:val="1A1A1A"/>
+          <w:sz w:val="21"/>
         </w:rPr>
-        <w:t xml:space="preserve"> — 10</w:t>
+        <w:t xml:space="preserve"> ?  →  </w:t>
       </w:r>
       <w:r>
         <w:rPr>
           <w:b/>
           <w:i/>
           <w:color w:val="9E1B32"/>
-          <w:sz w:val="20"/>
+          <w:sz w:val="21"/>
+        </w:rPr>
+        <w:t>1.2 × 10</w:t>
+      </w:r>
+      <w:r>
+        <w:rPr>
+          <w:b/>
+          <w:i/>
+          <w:color w:val="9E1B32"/>
+          <w:sz w:val="21"/>
           <w:vertAlign w:val="superscript"/>
         </w:rPr>
         <w:t>6</w:t>
       </w:r>
       <w:r>
         <w:rPr>
+          <w:b w:val="0"/>
+          <w:i/>
+          <w:color w:val="6B6B6B"/>
+          <w:sz w:val="19"/>
+        </w:rPr>
+        <w:t xml:space="preserve">   9.5 × 10</w:t>
+      </w:r>
+      <w:r>
+        <w:rPr>
+          <w:b w:val="0"/>
+          <w:i/>
+          <w:color w:val="6B6B6B"/>
+          <w:sz w:val="19"/>
+          <w:vertAlign w:val="superscript"/>
+        </w:rPr>
+        <w:t>5</w:t>
+      </w:r>
+      <w:r>
+        <w:rPr>
+          <w:b w:val="0"/>
+          <w:i/>
+          <w:color w:val="6B6B6B"/>
+          <w:sz w:val="19"/>
+        </w:rPr>
+        <w:t xml:space="preserve"> — compared the coefficients and ignored the powers [B1G-M 8.NSO.1.4: order of magnitude first]</w:t>
+      </w:r>
+    </w:p>
+    <w:p>
+      <w:pPr>
+        <w:spacing w:before="20" w:after="60"/>
+        <w:ind w:left="470" w:hanging="470"/>
+      </w:pPr>
+      <w:r>
+        <w:rPr>
           <w:b/>
-          <w:i/>
-          <w:color w:val="9E1B32"/>
-          <w:sz w:val="20"/>
+          <w:i w:val="0"/>
+          <w:color w:val="1A1A1A"/>
+          <w:sz w:val="21"/>
         </w:rPr>
-        <w:t xml:space="preserve"> is greater than 10</w:t>
+        <w:t xml:space="preserve">23–24.  </w:t>
+      </w:r>
+      <w:r>
+        <w:rPr>
+          <w:b/>
+          <w:i w:val="0"/>
+          <w:color w:val="1A1A1A"/>
+          <w:sz w:val="21"/>
+        </w:rPr>
+        <w:t xml:space="preserve">Board 5.  </w:t>
+      </w:r>
+      <w:r>
+        <w:rPr>
+          <w:b w:val="0"/>
+          <w:i w:val="0"/>
+          <w:color w:val="1A1A1A"/>
+          <w:sz w:val="21"/>
+        </w:rPr>
+        <w:t xml:space="preserve">Which is  52,000,000  written in scientific notation?  →  </w:t>
       </w:r>
       <w:r>
         <w:rPr>
           <w:b/>
           <w:i/>
           <w:color w:val="9E1B32"/>
-          <w:sz w:val="20"/>
-          <w:vertAlign w:val="superscript"/>
+          <w:sz w:val="21"/>
         </w:rPr>
-        <w:t>5</w:t>
+        <w:t>A — 5.2 × 10</w:t>
       </w:r>
       <w:r>
         <w:rPr>
           <w:b/>
           <w:i/>
           <w:color w:val="9E1B32"/>
-          <w:sz w:val="20"/>
+          <w:sz w:val="21"/>
+          <w:vertAlign w:val="superscript"/>
         </w:rPr>
-        <w:t xml:space="preserve">, so the powers decide; 1,200,000 &gt; 950,000.  (b) </w:t>
+        <w:t>7</w:t>
+      </w:r>
+      <w:r>
+        <w:rPr>
+          <w:b w:val="0"/>
+          <w:i/>
+          <w:color w:val="6B6B6B"/>
+          <w:sz w:val="19"/>
+        </w:rPr>
+        <w:t xml:space="preserve">   (B) equal in value, but the coefficient 52 is not less than 10 [B1G-M 8.NSO.1.4 misconception: coefficient outside 1 to 10]; (C) counted the six zeros instead of the seven places the point moves [8.NSO.1.4: exponent = places moved]; (D) counted the eight digits [8.NSO.1.4: exponent = places moved]</w:t>
+      </w:r>
+      <w:r>
+        <w:rPr>
+          <w:b w:val="0"/>
+          <w:i/>
+          <w:color w:val="6B6B6B"/>
+          <w:sz w:val="19"/>
+        </w:rPr>
+        <w:t xml:space="preserve">   Split (no option near two-thirds)? Sixty seconds, convince your neighbour, re-vote, then reveal.</w:t>
+      </w:r>
+    </w:p>
+    <w:p>
+      <w:pPr>
+        <w:spacing w:before="20" w:after="60"/>
+        <w:ind w:left="470" w:hanging="470"/>
+      </w:pPr>
+      <w:r>
+        <w:rPr>
+          <w:b/>
+          <w:i w:val="0"/>
+          <w:color w:val="1A1A1A"/>
+          <w:sz w:val="21"/>
+        </w:rPr>
+        <w:t xml:space="preserve">25–26.  </w:t>
+      </w:r>
+      <w:r>
+        <w:rPr>
+          <w:b/>
+          <w:i w:val="0"/>
+          <w:color w:val="1A1A1A"/>
+          <w:sz w:val="21"/>
+        </w:rPr>
+        <w:t xml:space="preserve">Board 6.  </w:t>
+      </w:r>
+      <w:r>
+        <w:rPr>
+          <w:b w:val="0"/>
+          <w:i w:val="0"/>
+          <w:color w:val="1A1A1A"/>
+          <w:sz w:val="21"/>
+        </w:rPr>
+        <w:t xml:space="preserve">How many times larger is  </w:t>
       </w:r>
       <w:r>
         <w:drawing>
           <wp:inline xmlns:a="http://schemas.openxmlformats.org/drawingml/2006/main" xmlns:pic="http://schemas.openxmlformats.org/drawingml/2006/picture">
-            <wp:extent cx="569976" cy="143256"/>
-            <wp:docPr id="25" name="Picture 25"/>
+            <wp:extent cx="451104" cy="146304"/>
+            <wp:docPr id="4" name="Picture 4"/>
             <wp:cNvGraphicFramePr>
               <a:graphicFrameLocks noChangeAspect="1"/>
             </wp:cNvGraphicFramePr>
@@ -7433,11 +2833,11 @@
               <a:graphicData uri="http://schemas.openxmlformats.org/drawingml/2006/picture">
                 <pic:pic>
                   <pic:nvPicPr>
-                    <pic:cNvPr id="0" name="771235df797f7bbf.png"/>
+                    <pic:cNvPr id="0" name="14320ac64f275014.png"/>
                     <pic:cNvPicPr/>
                   </pic:nvPicPr>
                   <pic:blipFill>
-                    <a:blip r:embed="rId31"/>
+                    <a:blip r:embed="rId12"/>
                     <a:stretch>
                       <a:fillRect/>
                     </a:stretch>
@@ -7445,7 +2845,7 @@
                   <pic:spPr>
                     <a:xfrm>
                       <a:off x="0" y="0"/>
-                      <a:ext cx="569976" cy="143256"/>
+                      <a:ext cx="451104" cy="146304"/>
                     </a:xfrm>
                     <a:prstGeom prst="rect"/>
                   </pic:spPr>
@@ -7457,81 +2857,18 @@
       </w:r>
       <w:r>
         <w:rPr>
-          <w:b/>
-          <w:i/>
-          <w:color w:val="9E1B32"/>
-          <w:sz w:val="20"/>
-        </w:rPr>
-        <w:t xml:space="preserve"> — same power, so compare coefficients: 3.8 &gt; 3.09.</w:t>
-      </w:r>
-    </w:p>
-    <w:p>
-      <w:pPr>
-        <w:spacing w:before="0" w:after="60"/>
-        <w:ind w:left="360" w:hanging="360"/>
-      </w:pPr>
-      <w:r>
-        <w:rPr>
-          <w:b/>
+          <w:b w:val="0"/>
           <w:i w:val="0"/>
           <w:color w:val="1A1A1A"/>
-          <w:sz w:val="20"/>
+          <w:sz w:val="21"/>
         </w:rPr>
-        <w:t xml:space="preserve">11.  </w:t>
-      </w:r>
-      <w:r>
-        <w:rPr>
-          <w:b/>
-          <w:i/>
-          <w:color w:val="9E1B32"/>
-          <w:sz w:val="20"/>
-        </w:rPr>
-        <w:t>A  A</w:t>
-      </w:r>
-    </w:p>
-    <w:p>
-      <w:pPr>
-        <w:spacing w:before="0" w:after="60"/>
-        <w:ind w:left="360" w:hanging="360"/>
-      </w:pPr>
-      <w:r>
-        <w:rPr>
-          <w:b/>
-          <w:i w:val="0"/>
-          <w:color w:val="1A1A1A"/>
-          <w:sz w:val="20"/>
-        </w:rPr>
-        <w:t xml:space="preserve">12.  </w:t>
-      </w:r>
-      <w:r>
-        <w:rPr>
-          <w:b/>
-          <w:i/>
-          <w:color w:val="9E1B32"/>
-          <w:sz w:val="20"/>
-        </w:rPr>
-        <w:t>A, B, C, D  A, B, C and D</w:t>
-      </w:r>
-    </w:p>
-    <w:p>
-      <w:pPr>
-        <w:spacing w:before="0" w:after="60"/>
-        <w:ind w:left="360" w:hanging="360"/>
-      </w:pPr>
-      <w:r>
-        <w:rPr>
-          <w:b/>
-          <w:i w:val="0"/>
-          <w:color w:val="1A1A1A"/>
-          <w:sz w:val="20"/>
-        </w:rPr>
-        <w:t xml:space="preserve">13.  </w:t>
+        <w:t xml:space="preserve">  than  </w:t>
       </w:r>
       <w:r>
         <w:drawing>
           <wp:inline xmlns:a="http://schemas.openxmlformats.org/drawingml/2006/main" xmlns:pic="http://schemas.openxmlformats.org/drawingml/2006/picture">
-            <wp:extent cx="573024" cy="149352"/>
-            <wp:docPr id="26" name="Picture 26"/>
+            <wp:extent cx="451104" cy="146304"/>
+            <wp:docPr id="5" name="Picture 5"/>
             <wp:cNvGraphicFramePr>
               <a:graphicFrameLocks noChangeAspect="1"/>
             </wp:cNvGraphicFramePr>
@@ -7539,11 +2876,11 @@
               <a:graphicData uri="http://schemas.openxmlformats.org/drawingml/2006/picture">
                 <pic:pic>
                   <pic:nvPicPr>
-                    <pic:cNvPr id="0" name="00d592c7f137c495.png"/>
+                    <pic:cNvPr id="0" name="94cf2b3678397d7f.png"/>
                     <pic:cNvPicPr/>
                   </pic:nvPicPr>
                   <pic:blipFill>
-                    <a:blip r:embed="rId32"/>
+                    <a:blip r:embed="rId13"/>
                     <a:stretch>
                       <a:fillRect/>
                     </a:stretch>
@@ -7551,7 +2888,7 @@
                   <pic:spPr>
                     <a:xfrm>
                       <a:off x="0" y="0"/>
-                      <a:ext cx="573024" cy="149352"/>
+                      <a:ext cx="451104" cy="146304"/>
                     </a:xfrm>
                     <a:prstGeom prst="rect"/>
                   </pic:spPr>
@@ -7563,48 +2900,135 @@
       </w:r>
       <w:r>
         <w:rPr>
+          <w:b w:val="0"/>
+          <w:i w:val="0"/>
+          <w:color w:val="1A1A1A"/>
+          <w:sz w:val="21"/>
+        </w:rPr>
+        <w:t xml:space="preserve"> ?  →  </w:t>
+      </w:r>
+      <w:r>
+        <w:rPr>
           <w:b/>
           <w:i/>
           <w:color w:val="9E1B32"/>
-          <w:sz w:val="20"/>
+          <w:sz w:val="21"/>
         </w:rPr>
-        <w:t>. In scientific notation the coefficient must be at least 1 and less than 10; 34, 340 and 0.34 are not.</w:t>
+        <w:t>A — 1,000</w:t>
+      </w:r>
+      <w:r>
+        <w:rPr>
+          <w:b w:val="0"/>
+          <w:i/>
+          <w:color w:val="6B6B6B"/>
+          <w:sz w:val="19"/>
+        </w:rPr>
+        <w:t xml:space="preserve">   (B) 10</w:t>
+      </w:r>
+      <w:r>
+        <w:rPr>
+          <w:b w:val="0"/>
+          <w:i/>
+          <w:color w:val="6B6B6B"/>
+          <w:sz w:val="19"/>
+          <w:vertAlign w:val="superscript"/>
+        </w:rPr>
+        <w:t>3</w:t>
+      </w:r>
+      <w:r>
+        <w:rPr>
+          <w:b w:val="0"/>
+          <w:i/>
+          <w:color w:val="6B6B6B"/>
+          <w:sz w:val="19"/>
+        </w:rPr>
+        <w:t xml:space="preserve"> times read as 3 times [B1G-M 8.NSO.1.4 misconception: '10</w:t>
+      </w:r>
+      <w:r>
+        <w:rPr>
+          <w:b w:val="0"/>
+          <w:i/>
+          <w:color w:val="6B6B6B"/>
+          <w:sz w:val="19"/>
+          <w:vertAlign w:val="superscript"/>
+        </w:rPr>
+        <w:t>4</w:t>
+      </w:r>
+      <w:r>
+        <w:rPr>
+          <w:b w:val="0"/>
+          <w:i/>
+          <w:color w:val="6B6B6B"/>
+          <w:sz w:val="19"/>
+        </w:rPr>
+        <w:t xml:space="preserve"> times' read as '4 times']; (C) 3 × 100 — the exponent difference multiplied by a stray 100 [8.NSO.1.4: the ratio of the powers is 10</w:t>
+      </w:r>
+      <w:r>
+        <w:rPr>
+          <w:b w:val="0"/>
+          <w:i/>
+          <w:color w:val="6B6B6B"/>
+          <w:sz w:val="19"/>
+          <w:vertAlign w:val="superscript"/>
+        </w:rPr>
+        <w:t>3</w:t>
+      </w:r>
+      <w:r>
+        <w:rPr>
+          <w:b w:val="0"/>
+          <w:i/>
+          <w:color w:val="6B6B6B"/>
+          <w:sz w:val="19"/>
+        </w:rPr>
+        <w:t>]; (D) 8 ÷ 5 — the exponents were divided [8.NSO.1.3: quotient of powers subtracts the exponents]</w:t>
+      </w:r>
+      <w:r>
+        <w:rPr>
+          <w:b w:val="0"/>
+          <w:i/>
+          <w:color w:val="6B6B6B"/>
+          <w:sz w:val="19"/>
+        </w:rPr>
+        <w:t xml:space="preserve">   Split (no option near two-thirds)? Sixty seconds, convince your neighbour, re-vote, then reveal.</w:t>
       </w:r>
     </w:p>
     <w:p>
       <w:pPr>
-        <w:keepNext/>
-        <w:spacing w:before="200" w:after="60"/>
+        <w:spacing w:before="20" w:after="60"/>
+        <w:ind w:left="470" w:hanging="470"/>
       </w:pPr>
       <w:r>
         <w:rPr>
           <w:b/>
           <w:i w:val="0"/>
           <w:color w:val="1A1A1A"/>
-          <w:sz w:val="23"/>
+          <w:sz w:val="21"/>
         </w:rPr>
-        <w:t>Question Bank — Additional</w:t>
+        <w:t xml:space="preserve">27–28.  </w:t>
       </w:r>
-    </w:p>
-    <w:p>
-      <w:pPr>
-        <w:spacing w:before="0" w:after="60"/>
-        <w:ind w:left="360" w:hanging="360"/>
-      </w:pPr>
       <w:r>
         <w:rPr>
           <w:b/>
           <w:i w:val="0"/>
           <w:color w:val="1A1A1A"/>
-          <w:sz w:val="20"/>
+          <w:sz w:val="21"/>
         </w:rPr>
-        <w:t xml:space="preserve">1.  </w:t>
+        <w:t xml:space="preserve">Board 7.  </w:t>
+      </w:r>
+      <w:r>
+        <w:rPr>
+          <w:b w:val="0"/>
+          <w:i w:val="0"/>
+          <w:color w:val="1A1A1A"/>
+          <w:sz w:val="21"/>
+        </w:rPr>
+        <w:t xml:space="preserve">How many times larger is  </w:t>
       </w:r>
       <w:r>
         <w:drawing>
           <wp:inline xmlns:a="http://schemas.openxmlformats.org/drawingml/2006/main" xmlns:pic="http://schemas.openxmlformats.org/drawingml/2006/picture">
-            <wp:extent cx="454152" cy="146304"/>
-            <wp:docPr id="27" name="Picture 27"/>
+            <wp:extent cx="569976" cy="149352"/>
+            <wp:docPr id="6" name="Picture 6"/>
             <wp:cNvGraphicFramePr>
               <a:graphicFrameLocks noChangeAspect="1"/>
             </wp:cNvGraphicFramePr>
@@ -7612,11 +3036,11 @@
               <a:graphicData uri="http://schemas.openxmlformats.org/drawingml/2006/picture">
                 <pic:pic>
                   <pic:nvPicPr>
-                    <pic:cNvPr id="0" name="010e33c6dc3e733b.png"/>
+                    <pic:cNvPr id="0" name="83aff52bc79bf020.png"/>
                     <pic:cNvPicPr/>
                   </pic:nvPicPr>
                   <pic:blipFill>
-                    <a:blip r:embed="rId33"/>
+                    <a:blip r:embed="rId14"/>
                     <a:stretch>
                       <a:fillRect/>
                     </a:stretch>
@@ -7624,260 +3048,7 @@
                   <pic:spPr>
                     <a:xfrm>
                       <a:off x="0" y="0"/>
-                      <a:ext cx="454152" cy="146304"/>
-                    </a:xfrm>
-                    <a:prstGeom prst="rect"/>
-                  </pic:spPr>
-                </pic:pic>
-              </a:graphicData>
-            </a:graphic>
-          </wp:inline>
-        </w:drawing>
-      </w:r>
-    </w:p>
-    <w:p>
-      <w:pPr>
-        <w:spacing w:before="0" w:after="60"/>
-        <w:ind w:left="360" w:hanging="360"/>
-      </w:pPr>
-      <w:r>
-        <w:rPr>
-          <w:b/>
-          <w:i w:val="0"/>
-          <w:color w:val="1A1A1A"/>
-          <w:sz w:val="20"/>
-        </w:rPr>
-        <w:t xml:space="preserve">2.  </w:t>
-      </w:r>
-      <w:r>
-        <w:drawing>
-          <wp:inline xmlns:a="http://schemas.openxmlformats.org/drawingml/2006/main" xmlns:pic="http://schemas.openxmlformats.org/drawingml/2006/picture">
-            <wp:extent cx="576072" cy="149352"/>
-            <wp:docPr id="28" name="Picture 28"/>
-            <wp:cNvGraphicFramePr>
-              <a:graphicFrameLocks noChangeAspect="1"/>
-            </wp:cNvGraphicFramePr>
-            <a:graphic>
-              <a:graphicData uri="http://schemas.openxmlformats.org/drawingml/2006/picture">
-                <pic:pic>
-                  <pic:nvPicPr>
-                    <pic:cNvPr id="0" name="399864da1b8ee0ff.png"/>
-                    <pic:cNvPicPr/>
-                  </pic:nvPicPr>
-                  <pic:blipFill>
-                    <a:blip r:embed="rId34"/>
-                    <a:stretch>
-                      <a:fillRect/>
-                    </a:stretch>
-                  </pic:blipFill>
-                  <pic:spPr>
-                    <a:xfrm>
-                      <a:off x="0" y="0"/>
-                      <a:ext cx="576072" cy="149352"/>
-                    </a:xfrm>
-                    <a:prstGeom prst="rect"/>
-                  </pic:spPr>
-                </pic:pic>
-              </a:graphicData>
-            </a:graphic>
-          </wp:inline>
-        </w:drawing>
-      </w:r>
-    </w:p>
-    <w:p>
-      <w:pPr>
-        <w:spacing w:before="0" w:after="60"/>
-        <w:ind w:left="360" w:hanging="360"/>
-      </w:pPr>
-      <w:r>
-        <w:rPr>
-          <w:b/>
-          <w:i w:val="0"/>
-          <w:color w:val="1A1A1A"/>
-          <w:sz w:val="20"/>
-        </w:rPr>
-        <w:t xml:space="preserve">3.  </w:t>
-      </w:r>
-      <w:r>
-        <w:drawing>
-          <wp:inline xmlns:a="http://schemas.openxmlformats.org/drawingml/2006/main" xmlns:pic="http://schemas.openxmlformats.org/drawingml/2006/picture">
-            <wp:extent cx="573024" cy="146304"/>
-            <wp:docPr id="29" name="Picture 29"/>
-            <wp:cNvGraphicFramePr>
-              <a:graphicFrameLocks noChangeAspect="1"/>
-            </wp:cNvGraphicFramePr>
-            <a:graphic>
-              <a:graphicData uri="http://schemas.openxmlformats.org/drawingml/2006/picture">
-                <pic:pic>
-                  <pic:nvPicPr>
-                    <pic:cNvPr id="0" name="141ec116a0759593.png"/>
-                    <pic:cNvPicPr/>
-                  </pic:nvPicPr>
-                  <pic:blipFill>
-                    <a:blip r:embed="rId35"/>
-                    <a:stretch>
-                      <a:fillRect/>
-                    </a:stretch>
-                  </pic:blipFill>
-                  <pic:spPr>
-                    <a:xfrm>
-                      <a:off x="0" y="0"/>
-                      <a:ext cx="573024" cy="146304"/>
-                    </a:xfrm>
-                    <a:prstGeom prst="rect"/>
-                  </pic:spPr>
-                </pic:pic>
-              </a:graphicData>
-            </a:graphic>
-          </wp:inline>
-        </w:drawing>
-      </w:r>
-    </w:p>
-    <w:p>
-      <w:pPr>
-        <w:spacing w:before="0" w:after="60"/>
-        <w:ind w:left="360" w:hanging="360"/>
-      </w:pPr>
-      <w:r>
-        <w:rPr>
-          <w:b/>
-          <w:i w:val="0"/>
-          <w:color w:val="1A1A1A"/>
-          <w:sz w:val="20"/>
-        </w:rPr>
-        <w:t xml:space="preserve">4.  </w:t>
-      </w:r>
-      <w:r>
-        <w:drawing>
-          <wp:inline xmlns:a="http://schemas.openxmlformats.org/drawingml/2006/main" xmlns:pic="http://schemas.openxmlformats.org/drawingml/2006/picture">
-            <wp:extent cx="658368" cy="146304"/>
-            <wp:docPr id="30" name="Picture 30"/>
-            <wp:cNvGraphicFramePr>
-              <a:graphicFrameLocks noChangeAspect="1"/>
-            </wp:cNvGraphicFramePr>
-            <a:graphic>
-              <a:graphicData uri="http://schemas.openxmlformats.org/drawingml/2006/picture">
-                <pic:pic>
-                  <pic:nvPicPr>
-                    <pic:cNvPr id="0" name="392affe3d201b7b1.png"/>
-                    <pic:cNvPicPr/>
-                  </pic:nvPicPr>
-                  <pic:blipFill>
-                    <a:blip r:embed="rId36"/>
-                    <a:stretch>
-                      <a:fillRect/>
-                    </a:stretch>
-                  </pic:blipFill>
-                  <pic:spPr>
-                    <a:xfrm>
-                      <a:off x="0" y="0"/>
-                      <a:ext cx="658368" cy="146304"/>
-                    </a:xfrm>
-                    <a:prstGeom prst="rect"/>
-                  </pic:spPr>
-                </pic:pic>
-              </a:graphicData>
-            </a:graphic>
-          </wp:inline>
-        </w:drawing>
-      </w:r>
-    </w:p>
-    <w:p>
-      <w:pPr>
-        <w:spacing w:before="0" w:after="60"/>
-        <w:ind w:left="360" w:hanging="360"/>
-      </w:pPr>
-      <w:r>
-        <w:rPr>
-          <w:b/>
-          <w:i w:val="0"/>
-          <w:color w:val="1A1A1A"/>
-          <w:sz w:val="20"/>
-        </w:rPr>
-        <w:t xml:space="preserve">5.  </w:t>
-      </w:r>
-      <w:r>
-        <w:rPr>
-          <w:b/>
-          <w:i/>
-          <w:color w:val="9E1B32"/>
-          <w:sz w:val="20"/>
-        </w:rPr>
-        <w:t>410,000</w:t>
-      </w:r>
-    </w:p>
-    <w:p>
-      <w:pPr>
-        <w:spacing w:before="0" w:after="60"/>
-        <w:ind w:left="360" w:hanging="360"/>
-      </w:pPr>
-      <w:r>
-        <w:rPr>
-          <w:b/>
-          <w:i w:val="0"/>
-          <w:color w:val="1A1A1A"/>
-          <w:sz w:val="20"/>
-        </w:rPr>
-        <w:t xml:space="preserve">6.  </w:t>
-      </w:r>
-      <w:r>
-        <w:rPr>
-          <w:b/>
-          <w:i/>
-          <w:color w:val="9E1B32"/>
-          <w:sz w:val="20"/>
-        </w:rPr>
-        <w:t>16,400,000</w:t>
-      </w:r>
-    </w:p>
-    <w:p>
-      <w:pPr>
-        <w:spacing w:before="0" w:after="60"/>
-        <w:ind w:left="360" w:hanging="360"/>
-      </w:pPr>
-      <w:r>
-        <w:rPr>
-          <w:b/>
-          <w:i w:val="0"/>
-          <w:color w:val="1A1A1A"/>
-          <w:sz w:val="20"/>
-        </w:rPr>
-        <w:t xml:space="preserve">7.  </w:t>
-      </w:r>
-      <w:r>
-        <w:rPr>
-          <w:b/>
-          <w:i/>
-          <w:color w:val="9E1B32"/>
-          <w:sz w:val="20"/>
-        </w:rPr>
-        <w:t xml:space="preserve">(a) </w:t>
-      </w:r>
-      <w:r>
-        <w:drawing>
-          <wp:inline xmlns:a="http://schemas.openxmlformats.org/drawingml/2006/main" xmlns:pic="http://schemas.openxmlformats.org/drawingml/2006/picture">
-            <wp:extent cx="630936" cy="146304"/>
-            <wp:docPr id="31" name="Picture 31"/>
-            <wp:cNvGraphicFramePr>
-              <a:graphicFrameLocks noChangeAspect="1"/>
-            </wp:cNvGraphicFramePr>
-            <a:graphic>
-              <a:graphicData uri="http://schemas.openxmlformats.org/drawingml/2006/picture">
-                <pic:pic>
-                  <pic:nvPicPr>
-                    <pic:cNvPr id="0" name="1070c40e0bb8e355.png"/>
-                    <pic:cNvPicPr/>
-                  </pic:nvPicPr>
-                  <pic:blipFill>
-                    <a:blip r:embed="rId37"/>
-                    <a:stretch>
-                      <a:fillRect/>
-                    </a:stretch>
-                  </pic:blipFill>
-                  <pic:spPr>
-                    <a:xfrm>
-                      <a:off x="0" y="0"/>
-                      <a:ext cx="630936" cy="146304"/>
+                      <a:ext cx="569976" cy="149352"/>
                     </a:xfrm>
                     <a:prstGeom prst="rect"/>
                   </pic:spPr>
@@ -7889,18 +3060,18 @@
       </w:r>
       <w:r>
         <w:rPr>
-          <w:b/>
-          <w:i/>
-          <w:color w:val="9E1B32"/>
-          <w:sz w:val="20"/>
+          <w:b w:val="0"/>
+          <w:i w:val="0"/>
+          <w:color w:val="1A1A1A"/>
+          <w:sz w:val="21"/>
         </w:rPr>
-        <w:t xml:space="preserve"> grains  (b) </w:t>
+        <w:t xml:space="preserve">  than  </w:t>
       </w:r>
       <w:r>
         <w:drawing>
           <wp:inline xmlns:a="http://schemas.openxmlformats.org/drawingml/2006/main" xmlns:pic="http://schemas.openxmlformats.org/drawingml/2006/picture">
-            <wp:extent cx="710184" cy="146304"/>
-            <wp:docPr id="32" name="Picture 32"/>
+            <wp:extent cx="576072" cy="146304"/>
+            <wp:docPr id="7" name="Picture 7"/>
             <wp:cNvGraphicFramePr>
               <a:graphicFrameLocks noChangeAspect="1"/>
             </wp:cNvGraphicFramePr>
@@ -7908,11 +3079,11 @@
               <a:graphicData uri="http://schemas.openxmlformats.org/drawingml/2006/picture">
                 <pic:pic>
                   <pic:nvPicPr>
-                    <pic:cNvPr id="0" name="04d7a807aea56ecc.png"/>
+                    <pic:cNvPr id="0" name="1c08719732efe168.png"/>
                     <pic:cNvPicPr/>
                   </pic:nvPicPr>
                   <pic:blipFill>
-                    <a:blip r:embed="rId38"/>
+                    <a:blip r:embed="rId15"/>
                     <a:stretch>
                       <a:fillRect/>
                     </a:stretch>
@@ -7920,7 +3091,7 @@
                   <pic:spPr>
                     <a:xfrm>
                       <a:off x="0" y="0"/>
-                      <a:ext cx="710184" cy="146304"/>
+                      <a:ext cx="576072" cy="146304"/>
                     </a:xfrm>
                     <a:prstGeom prst="rect"/>
                   </pic:spPr>
@@ -7932,348 +3103,73 @@
       </w:r>
       <w:r>
         <w:rPr>
+          <w:b w:val="0"/>
+          <w:i w:val="0"/>
+          <w:color w:val="1A1A1A"/>
+          <w:sz w:val="21"/>
+        </w:rPr>
+        <w:t xml:space="preserve"> ?  →  </w:t>
+      </w:r>
+      <w:r>
+        <w:rPr>
           <w:b/>
           <w:i/>
           <w:color w:val="9E1B32"/>
-          <w:sz w:val="20"/>
+          <w:sz w:val="21"/>
         </w:rPr>
-        <w:t xml:space="preserve"> km  (c) 12,000,000</w:t>
+        <w:t>400</w:t>
+      </w:r>
+      <w:r>
+        <w:rPr>
+          <w:b w:val="0"/>
+          <w:i/>
+          <w:color w:val="6B6B6B"/>
+          <w:sz w:val="19"/>
+        </w:rPr>
+        <w:t xml:space="preserve">   4 — coefficients only [8.NSO.1.4: both factors are compared]; 40 — 10</w:t>
+      </w:r>
+      <w:r>
+        <w:rPr>
+          <w:b w:val="0"/>
+          <w:i/>
+          <w:color w:val="6B6B6B"/>
+          <w:sz w:val="19"/>
+          <w:vertAlign w:val="superscript"/>
+        </w:rPr>
+        <w:t>2</w:t>
+      </w:r>
+      <w:r>
+        <w:rPr>
+          <w:b w:val="0"/>
+          <w:i/>
+          <w:color w:val="6B6B6B"/>
+          <w:sz w:val="19"/>
+        </w:rPr>
+        <w:t xml:space="preserve"> read as 10 [B1G-M 8.NSO.1.4 misconception: exponent read as the multiplier]</w:t>
       </w:r>
     </w:p>
     <w:p>
       <w:pPr>
-        <w:spacing w:before="0" w:after="60"/>
-        <w:ind w:left="360" w:hanging="360"/>
+        <w:spacing w:before="20" w:after="60"/>
+        <w:ind w:left="470" w:hanging="470"/>
       </w:pPr>
       <w:r>
         <w:rPr>
           <w:b/>
           <w:i w:val="0"/>
           <w:color w:val="1A1A1A"/>
-          <w:sz w:val="20"/>
+          <w:sz w:val="21"/>
         </w:rPr>
-        <w:t xml:space="preserve">8.  </w:t>
+        <w:t xml:space="preserve">29–30.  </w:t>
       </w:r>
-      <w:r>
-        <w:rPr>
-          <w:b/>
-          <w:i/>
-          <w:color w:val="9E1B32"/>
-          <w:sz w:val="20"/>
-        </w:rPr>
-        <w:t>(a) 2  (b) 100  (c) 2 × 100 = 200 times larger</w:t>
-      </w:r>
-    </w:p>
-    <w:p>
-      <w:pPr>
-        <w:spacing w:before="0" w:after="60"/>
-        <w:ind w:left="360" w:hanging="360"/>
-      </w:pPr>
       <w:r>
         <w:rPr>
           <w:b/>
           <w:i w:val="0"/>
           <w:color w:val="1A1A1A"/>
-          <w:sz w:val="20"/>
+          <w:sz w:val="21"/>
         </w:rPr>
-        <w:t xml:space="preserve">9.  </w:t>
-      </w:r>
-      <w:r>
-        <w:rPr>
-          <w:b/>
-          <w:i/>
-          <w:color w:val="9E1B32"/>
-          <w:sz w:val="20"/>
-        </w:rPr>
-        <w:t>(a) about 4 times  (b) about 11.1 times</w:t>
-      </w:r>
-    </w:p>
-    <w:p>
-      <w:pPr>
-        <w:spacing w:before="0" w:after="60"/>
-        <w:ind w:left="360" w:hanging="360"/>
-      </w:pPr>
-      <w:r>
-        <w:rPr>
-          <w:b/>
-          <w:i w:val="0"/>
-          <w:color w:val="1A1A1A"/>
-          <w:sz w:val="20"/>
-        </w:rPr>
-        <w:t xml:space="preserve">10.  </w:t>
-      </w:r>
-      <w:r>
-        <w:rPr>
-          <w:b/>
-          <w:i/>
-          <w:color w:val="9E1B32"/>
-          <w:sz w:val="20"/>
-        </w:rPr>
-        <w:t xml:space="preserve">(a) </w:t>
-      </w:r>
-      <w:r>
-        <w:drawing>
-          <wp:inline xmlns:a="http://schemas.openxmlformats.org/drawingml/2006/main" xmlns:pic="http://schemas.openxmlformats.org/drawingml/2006/picture">
-            <wp:extent cx="573024" cy="146304"/>
-            <wp:docPr id="33" name="Picture 33"/>
-            <wp:cNvGraphicFramePr>
-              <a:graphicFrameLocks noChangeAspect="1"/>
-            </wp:cNvGraphicFramePr>
-            <a:graphic>
-              <a:graphicData uri="http://schemas.openxmlformats.org/drawingml/2006/picture">
-                <pic:pic>
-                  <pic:nvPicPr>
-                    <pic:cNvPr id="0" name="4d65b7055b2d41d1.png"/>
-                    <pic:cNvPicPr/>
-                  </pic:nvPicPr>
-                  <pic:blipFill>
-                    <a:blip r:embed="rId39"/>
-                    <a:stretch>
-                      <a:fillRect/>
-                    </a:stretch>
-                  </pic:blipFill>
-                  <pic:spPr>
-                    <a:xfrm>
-                      <a:off x="0" y="0"/>
-                      <a:ext cx="573024" cy="146304"/>
-                    </a:xfrm>
-                    <a:prstGeom prst="rect"/>
-                  </pic:spPr>
-                </pic:pic>
-              </a:graphicData>
-            </a:graphic>
-          </wp:inline>
-        </w:drawing>
-      </w:r>
-      <w:r>
-        <w:rPr>
-          <w:b/>
-          <w:i/>
-          <w:color w:val="9E1B32"/>
-          <w:sz w:val="20"/>
-        </w:rPr>
-        <w:t xml:space="preserve"> — 10</w:t>
-      </w:r>
-      <w:r>
-        <w:rPr>
-          <w:b/>
-          <w:i/>
-          <w:color w:val="9E1B32"/>
-          <w:sz w:val="20"/>
-          <w:vertAlign w:val="superscript"/>
-        </w:rPr>
-        <w:t>5</w:t>
-      </w:r>
-      <w:r>
-        <w:rPr>
-          <w:b/>
-          <w:i/>
-          <w:color w:val="9E1B32"/>
-          <w:sz w:val="20"/>
-        </w:rPr>
-        <w:t xml:space="preserve"> is greater than 10</w:t>
-      </w:r>
-      <w:r>
-        <w:rPr>
-          <w:b/>
-          <w:i/>
-          <w:color w:val="9E1B32"/>
-          <w:sz w:val="20"/>
-          <w:vertAlign w:val="superscript"/>
-        </w:rPr>
-        <w:t>4</w:t>
-      </w:r>
-      <w:r>
-        <w:rPr>
-          <w:b/>
-          <w:i/>
-          <w:color w:val="9E1B32"/>
-          <w:sz w:val="20"/>
-        </w:rPr>
-        <w:t xml:space="preserve">; 210,000 &gt; 87,000.  (b) </w:t>
-      </w:r>
-      <w:r>
-        <w:drawing>
-          <wp:inline xmlns:a="http://schemas.openxmlformats.org/drawingml/2006/main" xmlns:pic="http://schemas.openxmlformats.org/drawingml/2006/picture">
-            <wp:extent cx="576072" cy="149352"/>
-            <wp:docPr id="34" name="Picture 34"/>
-            <wp:cNvGraphicFramePr>
-              <a:graphicFrameLocks noChangeAspect="1"/>
-            </wp:cNvGraphicFramePr>
-            <a:graphic>
-              <a:graphicData uri="http://schemas.openxmlformats.org/drawingml/2006/picture">
-                <pic:pic>
-                  <pic:nvPicPr>
-                    <pic:cNvPr id="0" name="bf907ac484cc246e.png"/>
-                    <pic:cNvPicPr/>
-                  </pic:nvPicPr>
-                  <pic:blipFill>
-                    <a:blip r:embed="rId40"/>
-                    <a:stretch>
-                      <a:fillRect/>
-                    </a:stretch>
-                  </pic:blipFill>
-                  <pic:spPr>
-                    <a:xfrm>
-                      <a:off x="0" y="0"/>
-                      <a:ext cx="576072" cy="149352"/>
-                    </a:xfrm>
-                    <a:prstGeom prst="rect"/>
-                  </pic:spPr>
-                </pic:pic>
-              </a:graphicData>
-            </a:graphic>
-          </wp:inline>
-        </w:drawing>
-      </w:r>
-      <w:r>
-        <w:rPr>
-          <w:b/>
-          <w:i/>
-          <w:color w:val="9E1B32"/>
-          <w:sz w:val="20"/>
-        </w:rPr>
-        <w:t xml:space="preserve"> — same power; 5.6 &gt; 5.09.</w:t>
-      </w:r>
-    </w:p>
-    <w:p>
-      <w:pPr>
-        <w:spacing w:before="0" w:after="60"/>
-        <w:ind w:left="360" w:hanging="360"/>
-      </w:pPr>
-      <w:r>
-        <w:rPr>
-          <w:b/>
-          <w:i w:val="0"/>
-          <w:color w:val="1A1A1A"/>
-          <w:sz w:val="20"/>
-        </w:rPr>
-        <w:t xml:space="preserve">11.  </w:t>
-      </w:r>
-      <w:r>
-        <w:rPr>
-          <w:b/>
-          <w:i/>
-          <w:color w:val="9E1B32"/>
-          <w:sz w:val="20"/>
-        </w:rPr>
-        <w:t>A  A</w:t>
-      </w:r>
-    </w:p>
-    <w:p>
-      <w:pPr>
-        <w:spacing w:before="0" w:after="60"/>
-        <w:ind w:left="360" w:hanging="360"/>
-      </w:pPr>
-      <w:r>
-        <w:rPr>
-          <w:b/>
-          <w:i w:val="0"/>
-          <w:color w:val="1A1A1A"/>
-          <w:sz w:val="20"/>
-        </w:rPr>
-        <w:t xml:space="preserve">12.  </w:t>
-      </w:r>
-      <w:r>
-        <w:rPr>
-          <w:b/>
-          <w:i/>
-          <w:color w:val="9E1B32"/>
-          <w:sz w:val="20"/>
-        </w:rPr>
-        <w:t>A, B, C, D  A, B, C and D</w:t>
-      </w:r>
-    </w:p>
-    <w:p>
-      <w:pPr>
-        <w:spacing w:before="0" w:after="60"/>
-        <w:ind w:left="360" w:hanging="360"/>
-      </w:pPr>
-      <w:r>
-        <w:rPr>
-          <w:b/>
-          <w:i w:val="0"/>
-          <w:color w:val="1A1A1A"/>
-          <w:sz w:val="20"/>
-        </w:rPr>
-        <w:t xml:space="preserve">13.  </w:t>
-      </w:r>
-      <w:r>
-        <w:drawing>
-          <wp:inline xmlns:a="http://schemas.openxmlformats.org/drawingml/2006/main" xmlns:pic="http://schemas.openxmlformats.org/drawingml/2006/picture">
-            <wp:extent cx="576072" cy="149352"/>
-            <wp:docPr id="35" name="Picture 35"/>
-            <wp:cNvGraphicFramePr>
-              <a:graphicFrameLocks noChangeAspect="1"/>
-            </wp:cNvGraphicFramePr>
-            <a:graphic>
-              <a:graphicData uri="http://schemas.openxmlformats.org/drawingml/2006/picture">
-                <pic:pic>
-                  <pic:nvPicPr>
-                    <pic:cNvPr id="0" name="9d3be8431ccecd1b.png"/>
-                    <pic:cNvPicPr/>
-                  </pic:nvPicPr>
-                  <pic:blipFill>
-                    <a:blip r:embed="rId41"/>
-                    <a:stretch>
-                      <a:fillRect/>
-                    </a:stretch>
-                  </pic:blipFill>
-                  <pic:spPr>
-                    <a:xfrm>
-                      <a:off x="0" y="0"/>
-                      <a:ext cx="576072" cy="149352"/>
-                    </a:xfrm>
-                    <a:prstGeom prst="rect"/>
-                  </pic:spPr>
-                </pic:pic>
-              </a:graphicData>
-            </a:graphic>
-          </wp:inline>
-        </w:drawing>
-      </w:r>
-      <w:r>
-        <w:rPr>
-          <w:b/>
-          <w:i/>
-          <w:color w:val="9E1B32"/>
-          <w:sz w:val="20"/>
-        </w:rPr>
-        <w:t>. The coefficient must be at least 1 and less than 10; 62, 620 and 0.62 are not.</w:t>
-      </w:r>
-    </w:p>
-    <w:p>
-      <w:pPr>
-        <w:keepNext/>
-        <w:spacing w:before="280" w:after="120"/>
-        <w:pBdr>
-          <w:bottom w:val="single" w:sz="8" w:space="2" w:color="1A1A1A"/>
-        </w:pBdr>
-      </w:pPr>
-      <w:r>
-        <w:rPr>
-          <w:b/>
-          <w:i w:val="0"/>
-          <w:color w:val="1A1A1A"/>
-          <w:sz w:val="30"/>
-        </w:rPr>
-        <w:t>What the audit against Math Nation found</w:t>
-      </w:r>
-    </w:p>
-    <w:p>
-      <w:pPr>
-        <w:spacing w:before="0" w:after="60"/>
-        <w:ind w:left="360" w:hanging="220"/>
-      </w:pPr>
-      <w:r>
-        <w:rPr>
-          <w:rFonts w:ascii="FreeSerif" w:hAnsi="FreeSerif" w:eastAsia="FreeSerif"/>
-          <w:b w:val="0"/>
-          <w:i w:val="0"/>
-          <w:color w:val="1A1A1A"/>
-          <w:sz w:val="16"/>
-        </w:rPr>
-        <w:t xml:space="preserve">●  </w:t>
+        <w:t xml:space="preserve">Board 8.  </w:t>
       </w:r>
       <w:r>
         <w:rPr>
@@ -8282,23 +3178,87 @@
           <w:color w:val="1A1A1A"/>
           <w:sz w:val="21"/>
         </w:rPr>
-        <w:t>Every item re-derived by sympy at build time (mathcheck: 0 findings); every scientific-notation coefficient scanned (capcheck: 0 findings outside tagged items).</w:t>
+        <w:t xml:space="preserve">A computer displays a number as  3.5E9.  Write the number in standard form.  →  </w:t>
+      </w:r>
+      <w:r>
+        <w:rPr>
+          <w:b/>
+          <w:i/>
+          <w:color w:val="9E1B32"/>
+          <w:sz w:val="21"/>
+        </w:rPr>
+        <w:t>3,500,000,000</w:t>
+      </w:r>
+      <w:r>
+        <w:rPr>
+          <w:b w:val="0"/>
+          <w:i/>
+          <w:color w:val="6B6B6B"/>
+          <w:sz w:val="19"/>
+        </w:rPr>
+        <w:t xml:space="preserve">   'error' or 3.5</w:t>
+      </w:r>
+      <w:r>
+        <w:rPr>
+          <w:b w:val="0"/>
+          <w:i/>
+          <w:color w:val="6B6B6B"/>
+          <w:sz w:val="19"/>
+          <w:vertAlign w:val="superscript"/>
+        </w:rPr>
+        <w:t>9</w:t>
+      </w:r>
+      <w:r>
+        <w:rPr>
+          <w:b w:val="0"/>
+          <w:i/>
+          <w:color w:val="6B6B6B"/>
+          <w:sz w:val="19"/>
+        </w:rPr>
+        <w:t xml:space="preserve"> — E read as something other than × 10</w:t>
+      </w:r>
+      <w:r>
+        <w:rPr>
+          <w:b w:val="0"/>
+          <w:i/>
+          <w:color w:val="6B6B6B"/>
+          <w:sz w:val="19"/>
+          <w:vertAlign w:val="superscript"/>
+        </w:rPr>
+        <w:t>9</w:t>
+      </w:r>
+      <w:r>
+        <w:rPr>
+          <w:b w:val="0"/>
+          <w:i/>
+          <w:color w:val="6B6B6B"/>
+          <w:sz w:val="19"/>
+        </w:rPr>
+        <w:t xml:space="preserve"> [B1G-M 8.NSO.1.4 misconception: calculator E notation]; 35,000,000,000 — point moved ten places</w:t>
       </w:r>
     </w:p>
     <w:p>
       <w:pPr>
-        <w:spacing w:before="0" w:after="60"/>
-        <w:ind w:left="360" w:hanging="220"/>
+        <w:spacing w:before="20" w:after="60"/>
+        <w:ind w:left="470" w:hanging="470"/>
       </w:pPr>
       <w:r>
         <w:rPr>
-          <w:rFonts w:ascii="FreeSerif" w:hAnsi="FreeSerif" w:eastAsia="FreeSerif"/>
-          <w:b w:val="0"/>
+          <w:b/>
           <w:i w:val="0"/>
           <w:color w:val="1A1A1A"/>
-          <w:sz w:val="16"/>
+          <w:sz w:val="21"/>
         </w:rPr>
-        <w:t xml:space="preserve">●  </w:t>
+        <w:t xml:space="preserve">31–32.  </w:t>
+      </w:r>
+      <w:r>
+        <w:rPr>
+          <w:b/>
+          <w:i w:val="0"/>
+          <w:color w:val="1A1A1A"/>
+          <w:sz w:val="21"/>
+        </w:rPr>
+        <w:t xml:space="preserve">Board 9.  </w:t>
       </w:r>
       <w:r>
         <w:rPr>
@@ -8307,102 +3267,7 @@
           <w:color w:val="1A1A1A"/>
           <w:sz w:val="21"/>
         </w:rPr>
-        <w:t>Math Nation 3.8 student pages verified: 2 × 10</w:t>
-      </w:r>
-      <w:r>
-        <w:rPr>
-          <w:b w:val="0"/>
-          <w:i w:val="0"/>
-          <w:color w:val="1A1A1A"/>
-          <w:sz w:val="21"/>
-          <w:vertAlign w:val="superscript"/>
-        </w:rPr>
-        <w:t>6</w:t>
-      </w:r>
-      <w:r>
-        <w:rPr>
-          <w:b w:val="0"/>
-          <w:i w:val="0"/>
-          <w:color w:val="1A1A1A"/>
-          <w:sz w:val="21"/>
-        </w:rPr>
-        <w:t>, 2.6 × 10</w:t>
-      </w:r>
-      <w:r>
-        <w:rPr>
-          <w:b w:val="0"/>
-          <w:i w:val="0"/>
-          <w:color w:val="1A1A1A"/>
-          <w:sz w:val="21"/>
-          <w:vertAlign w:val="superscript"/>
-        </w:rPr>
-        <w:t>7</w:t>
-      </w:r>
-      <w:r>
-        <w:rPr>
-          <w:b w:val="0"/>
-          <w:i w:val="0"/>
-          <w:color w:val="1A1A1A"/>
-          <w:sz w:val="21"/>
-        </w:rPr>
-        <w:t>, 3.01 × 10</w:t>
-      </w:r>
-      <w:r>
-        <w:rPr>
-          <w:b w:val="0"/>
-          <w:i w:val="0"/>
-          <w:color w:val="1A1A1A"/>
-          <w:sz w:val="21"/>
-          <w:vertAlign w:val="superscript"/>
-        </w:rPr>
-        <w:t>10</w:t>
-      </w:r>
-      <w:r>
-        <w:rPr>
-          <w:b w:val="0"/>
-          <w:i w:val="0"/>
-          <w:color w:val="1A1A1A"/>
-          <w:sz w:val="21"/>
-        </w:rPr>
-        <w:t>, 6.4 × 10</w:t>
-      </w:r>
-      <w:r>
-        <w:rPr>
-          <w:b w:val="0"/>
-          <w:i w:val="0"/>
-          <w:color w:val="1A1A1A"/>
-          <w:sz w:val="21"/>
-          <w:vertAlign w:val="superscript"/>
-        </w:rPr>
-        <w:t>7</w:t>
-      </w:r>
-      <w:r>
-        <w:rPr>
-          <w:b w:val="0"/>
-          <w:i w:val="0"/>
-          <w:color w:val="1A1A1A"/>
-          <w:sz w:val="21"/>
-        </w:rPr>
-        <w:t xml:space="preserve"> ÷ 3.2 × 10</w:t>
-      </w:r>
-      <w:r>
-        <w:rPr>
-          <w:b w:val="0"/>
-          <w:i w:val="0"/>
-          <w:color w:val="1A1A1A"/>
-          <w:sz w:val="21"/>
-          <w:vertAlign w:val="superscript"/>
-        </w:rPr>
-        <w:t>7</w:t>
-      </w:r>
-      <w:r>
-        <w:rPr>
-          <w:b w:val="0"/>
-          <w:i w:val="0"/>
-          <w:color w:val="1A1A1A"/>
-          <w:sz w:val="21"/>
-        </w:rPr>
-        <w:t xml:space="preserve"> = 2, 4.2 × 10</w:t>
+        <w:t>Marcus writes 2,000,000 as 20 × 10</w:t>
       </w:r>
       <w:r>
         <w:rPr>
@@ -8421,7 +3286,68 @@
           <w:color w:val="1A1A1A"/>
           <w:sz w:val="21"/>
         </w:rPr>
-        <w:t xml:space="preserve"> ÷ 2.1 × 10</w:t>
+        <w:t xml:space="preserve">. Is his expression equal to 2,000,000? Is it scientific notation? Explain.  →  </w:t>
+      </w:r>
+      <w:r>
+        <w:rPr>
+          <w:b/>
+          <w:i/>
+          <w:color w:val="9E1B32"/>
+          <w:sz w:val="21"/>
+        </w:rPr>
+        <w:t>Equal, yes. Scientific notation, no: 20 is not less than 10. 2 × 10</w:t>
+      </w:r>
+      <w:r>
+        <w:rPr>
+          <w:b/>
+          <w:i/>
+          <w:color w:val="9E1B32"/>
+          <w:sz w:val="21"/>
+          <w:vertAlign w:val="superscript"/>
+        </w:rPr>
+        <w:t>6</w:t>
+      </w:r>
+      <w:r>
+        <w:rPr>
+          <w:b/>
+          <w:i/>
+          <w:color w:val="9E1B32"/>
+          <w:sz w:val="21"/>
+        </w:rPr>
+        <w:t>.</w:t>
+      </w:r>
+      <w:r>
+        <w:rPr>
+          <w:b w:val="0"/>
+          <w:i/>
+          <w:color w:val="6B6B6B"/>
+          <w:sz w:val="19"/>
+        </w:rPr>
+        <w:t xml:space="preserve">   'not equal' — value confused with form [8.NSO.1.4: equivalent expressions can differ in form]; 'yes, it is scientific notation' — the coefficient constraint was not applied [B1G-M 8.NSO.1.4 misconception]</w:t>
+      </w:r>
+    </w:p>
+    <w:p>
+      <w:pPr>
+        <w:spacing w:before="20" w:after="60"/>
+        <w:ind w:left="470" w:hanging="470"/>
+      </w:pPr>
+      <w:r>
+        <w:rPr>
+          <w:b/>
+          <w:i w:val="0"/>
+          <w:color w:val="1A1A1A"/>
+          <w:sz w:val="21"/>
+        </w:rPr>
+        <w:t xml:space="preserve">33.  </w:t>
+      </w:r>
+      <w:r>
+        <w:rPr>
+          <w:b/>
+          <w:i w:val="0"/>
+          <w:color w:val="1A1A1A"/>
+          <w:sz w:val="21"/>
+        </w:rPr>
+        <w:t xml:space="preserve">Independent Set — Six questions. On your own, in silence..  </w:t>
       </w:r>
       <w:r>
         <w:rPr>
@@ -8429,6 +3355,133 @@
           <w:i w:val="0"/>
           <w:color w:val="1A1A1A"/>
           <w:sz w:val="21"/>
+        </w:rPr>
+        <w:t>Hand out the Independent Set.</w:t>
+      </w:r>
+    </w:p>
+    <w:p>
+      <w:pPr>
+        <w:spacing w:before="20" w:after="60"/>
+        <w:ind w:left="470" w:hanging="470"/>
+      </w:pPr>
+      <w:r>
+        <w:rPr>
+          <w:b/>
+          <w:i w:val="0"/>
+          <w:color w:val="1A1A1A"/>
+          <w:sz w:val="21"/>
+        </w:rPr>
+        <w:t xml:space="preserve">34.  </w:t>
+      </w:r>
+      <w:r>
+        <w:rPr>
+          <w:b/>
+          <w:i w:val="0"/>
+          <w:color w:val="1A1A1A"/>
+          <w:sz w:val="21"/>
+        </w:rPr>
+        <w:t xml:space="preserve">IXL — Last five minutes..  </w:t>
+      </w:r>
+      <w:r>
+        <w:rPr>
+          <w:b w:val="0"/>
+          <w:i w:val="0"/>
+          <w:color w:val="1A1A1A"/>
+          <w:sz w:val="21"/>
+        </w:rPr>
+        <w:t>IXL: every listed skill is required, SmartScore 67, due at the start of the next class.</w:t>
+      </w:r>
+    </w:p>
+    <w:p>
+      <w:pPr>
+        <w:keepNext/>
+        <w:spacing w:before="280" w:after="120"/>
+        <w:pBdr>
+          <w:bottom w:val="single" w:sz="8" w:space="2" w:color="1A1A1A"/>
+        </w:pBdr>
+      </w:pPr>
+      <w:r>
+        <w:rPr>
+          <w:b/>
+          <w:i w:val="0"/>
+          <w:color w:val="1A1A1A"/>
+          <w:sz w:val="30"/>
+        </w:rPr>
+        <w:t>Misconceptions to Watch</w:t>
+      </w:r>
+    </w:p>
+    <w:p>
+      <w:pPr>
+        <w:spacing w:before="0" w:after="40"/>
+        <w:ind w:left="360" w:hanging="360"/>
+      </w:pPr>
+      <w:r>
+        <w:rPr>
+          <w:b/>
+          <w:i w:val="0"/>
+          <w:color w:val="1A1A1A"/>
+          <w:sz w:val="20"/>
+        </w:rPr>
+        <w:t xml:space="preserve">Board 1.  </w:t>
+      </w:r>
+      <w:r>
+        <w:rPr>
+          <w:b w:val="0"/>
+          <w:i w:val="0"/>
+          <w:color w:val="1A1A1A"/>
+          <w:sz w:val="20"/>
+        </w:rPr>
+        <w:t>4 × 10</w:t>
+      </w:r>
+      <w:r>
+        <w:rPr>
+          <w:b w:val="0"/>
+          <w:i w:val="0"/>
+          <w:color w:val="1A1A1A"/>
+          <w:sz w:val="20"/>
+          <w:vertAlign w:val="superscript"/>
+        </w:rPr>
+        <w:t>7</w:t>
+      </w:r>
+      <w:r>
+        <w:rPr>
+          <w:b w:val="0"/>
+          <w:i w:val="0"/>
+          <w:color w:val="1A1A1A"/>
+          <w:sz w:val="20"/>
+        </w:rPr>
+        <w:t xml:space="preserve"> — counted the digits instead of the places the point moves [B1G-M 8.NSO.1.4: exponent = places moved]</w:t>
+      </w:r>
+    </w:p>
+    <w:p>
+      <w:pPr>
+        <w:spacing w:before="0" w:after="40"/>
+        <w:ind w:left="360" w:hanging="360"/>
+      </w:pPr>
+      <w:r>
+        <w:rPr>
+          <w:b/>
+          <w:i w:val="0"/>
+          <w:color w:val="1A1A1A"/>
+          <w:sz w:val="20"/>
+        </w:rPr>
+        <w:t xml:space="preserve">Board 2.  </w:t>
+      </w:r>
+      <w:r>
+        <w:rPr>
+          <w:b w:val="0"/>
+          <w:i w:val="0"/>
+          <w:color w:val="1A1A1A"/>
+          <w:sz w:val="20"/>
+        </w:rPr>
+        <w:t>720,000 — the point was moved five places [8.NSO.1.4: 10</w:t>
+      </w:r>
+      <w:r>
+        <w:rPr>
+          <w:b w:val="0"/>
+          <w:i w:val="0"/>
+          <w:color w:val="1A1A1A"/>
+          <w:sz w:val="20"/>
           <w:vertAlign w:val="superscript"/>
         </w:rPr>
         <w:t>4</w:t>
@@ -8438,35 +3491,169 @@
           <w:b w:val="0"/>
           <w:i w:val="0"/>
           <w:color w:val="1A1A1A"/>
-          <w:sz w:val="21"/>
+          <w:sz w:val="20"/>
         </w:rPr>
-        <w:t xml:space="preserve"> = 20, 8.4 × 10</w:t>
+        <w:t xml:space="preserve"> moves the point four places]</w:t>
+      </w:r>
+    </w:p>
+    <w:p>
+      <w:pPr>
+        <w:spacing w:before="0" w:after="40"/>
+        <w:ind w:left="360" w:hanging="360"/>
+      </w:pPr>
+      <w:r>
+        <w:rPr>
+          <w:b/>
+          <w:i w:val="0"/>
+          <w:color w:val="1A1A1A"/>
+          <w:sz w:val="20"/>
+        </w:rPr>
+        <w:t xml:space="preserve">Board 3.  </w:t>
       </w:r>
       <w:r>
         <w:rPr>
           <w:b w:val="0"/>
           <w:i w:val="0"/>
           <w:color w:val="1A1A1A"/>
-          <w:sz w:val="21"/>
-          <w:vertAlign w:val="superscript"/>
+          <w:sz w:val="20"/>
         </w:rPr>
-        <w:t>6</w:t>
+        <w:t>356 × 10</w:t>
       </w:r>
       <w:r>
         <w:rPr>
           <w:b w:val="0"/>
           <w:i w:val="0"/>
           <w:color w:val="1A1A1A"/>
-          <w:sz w:val="21"/>
+          <w:sz w:val="20"/>
+          <w:vertAlign w:val="superscript"/>
         </w:rPr>
-        <w:t xml:space="preserve"> ÷ 2.1 × 10</w:t>
+        <w:t>3</w:t>
       </w:r>
       <w:r>
         <w:rPr>
           <w:b w:val="0"/>
           <w:i w:val="0"/>
           <w:color w:val="1A1A1A"/>
-          <w:sz w:val="21"/>
+          <w:sz w:val="20"/>
+        </w:rPr>
+        <w:t xml:space="preserve"> — coefficient not in [1, 10) [B1G-M 8.NSO.1.4 misconception]</w:t>
+      </w:r>
+    </w:p>
+    <w:p>
+      <w:pPr>
+        <w:spacing w:before="0" w:after="40"/>
+        <w:ind w:left="360" w:hanging="360"/>
+      </w:pPr>
+      <w:r>
+        <w:rPr>
+          <w:b/>
+          <w:i w:val="0"/>
+          <w:color w:val="1A1A1A"/>
+          <w:sz w:val="20"/>
+        </w:rPr>
+        <w:t xml:space="preserve">Board 4.  </w:t>
+      </w:r>
+      <w:r>
+        <w:rPr>
+          <w:b w:val="0"/>
+          <w:i w:val="0"/>
+          <w:color w:val="1A1A1A"/>
+          <w:sz w:val="20"/>
+        </w:rPr>
+        <w:t>9.5 × 10</w:t>
+      </w:r>
+      <w:r>
+        <w:rPr>
+          <w:b w:val="0"/>
+          <w:i w:val="0"/>
+          <w:color w:val="1A1A1A"/>
+          <w:sz w:val="20"/>
+          <w:vertAlign w:val="superscript"/>
+        </w:rPr>
+        <w:t>5</w:t>
+      </w:r>
+      <w:r>
+        <w:rPr>
+          <w:b w:val="0"/>
+          <w:i w:val="0"/>
+          <w:color w:val="1A1A1A"/>
+          <w:sz w:val="20"/>
+        </w:rPr>
+        <w:t xml:space="preserve"> — compared the coefficients and ignored the powers [B1G-M 8.NSO.1.4: order of magnitude first]</w:t>
+      </w:r>
+    </w:p>
+    <w:p>
+      <w:pPr>
+        <w:spacing w:before="0" w:after="40"/>
+        <w:ind w:left="360" w:hanging="360"/>
+      </w:pPr>
+      <w:r>
+        <w:rPr>
+          <w:b/>
+          <w:i w:val="0"/>
+          <w:color w:val="1A1A1A"/>
+          <w:sz w:val="20"/>
+        </w:rPr>
+        <w:t xml:space="preserve">Board 5.  </w:t>
+      </w:r>
+      <w:r>
+        <w:rPr>
+          <w:b w:val="0"/>
+          <w:i w:val="0"/>
+          <w:color w:val="1A1A1A"/>
+          <w:sz w:val="20"/>
+        </w:rPr>
+        <w:t>equal in value, but the coefficient 52 is not less than 10 [B1G-M 8.NSO.1.4 misconception: coefficient outside 1 to 10]</w:t>
+      </w:r>
+    </w:p>
+    <w:p>
+      <w:pPr>
+        <w:spacing w:before="0" w:after="40"/>
+        <w:ind w:left="360" w:hanging="360"/>
+      </w:pPr>
+      <w:r>
+        <w:rPr>
+          <w:b/>
+          <w:i w:val="0"/>
+          <w:color w:val="1A1A1A"/>
+          <w:sz w:val="20"/>
+        </w:rPr>
+        <w:t xml:space="preserve">Board 6.  </w:t>
+      </w:r>
+      <w:r>
+        <w:rPr>
+          <w:b w:val="0"/>
+          <w:i w:val="0"/>
+          <w:color w:val="1A1A1A"/>
+          <w:sz w:val="20"/>
+        </w:rPr>
+        <w:t>10</w:t>
+      </w:r>
+      <w:r>
+        <w:rPr>
+          <w:b w:val="0"/>
+          <w:i w:val="0"/>
+          <w:color w:val="1A1A1A"/>
+          <w:sz w:val="20"/>
+          <w:vertAlign w:val="superscript"/>
+        </w:rPr>
+        <w:t>3</w:t>
+      </w:r>
+      <w:r>
+        <w:rPr>
+          <w:b w:val="0"/>
+          <w:i w:val="0"/>
+          <w:color w:val="1A1A1A"/>
+          <w:sz w:val="20"/>
+        </w:rPr>
+        <w:t xml:space="preserve"> times read as 3 times [B1G-M 8.NSO.1.4 misconception: '10</w:t>
+      </w:r>
+      <w:r>
+        <w:rPr>
+          <w:b w:val="0"/>
+          <w:i w:val="0"/>
+          <w:color w:val="1A1A1A"/>
+          <w:sz w:val="20"/>
           <w:vertAlign w:val="superscript"/>
         </w:rPr>
         <w:t>4</w:t>
@@ -8476,19 +3663,133 @@
           <w:b w:val="0"/>
           <w:i w:val="0"/>
           <w:color w:val="1A1A1A"/>
-          <w:sz w:val="21"/>
+          <w:sz w:val="20"/>
         </w:rPr>
-        <w:t xml:space="preserve"> = 400; the Earth–Sun/Moon approximation (9.3 × 10</w:t>
+        <w:t xml:space="preserve"> times' read as '4 times']</w:t>
+      </w:r>
+    </w:p>
+    <w:p>
+      <w:pPr>
+        <w:spacing w:before="0" w:after="40"/>
+        <w:ind w:left="360" w:hanging="360"/>
+      </w:pPr>
+      <w:r>
+        <w:rPr>
+          <w:b/>
+          <w:i w:val="0"/>
+          <w:color w:val="1A1A1A"/>
+          <w:sz w:val="20"/>
+        </w:rPr>
+        <w:t xml:space="preserve">Board 7.  </w:t>
       </w:r>
       <w:r>
         <w:rPr>
           <w:b w:val="0"/>
           <w:i w:val="0"/>
           <w:color w:val="1A1A1A"/>
-          <w:sz w:val="21"/>
+          <w:sz w:val="20"/>
+        </w:rPr>
+        <w:t>4 — coefficients only [8.NSO.1.4: both factors are compared]</w:t>
+      </w:r>
+    </w:p>
+    <w:p>
+      <w:pPr>
+        <w:spacing w:before="0" w:after="40"/>
+        <w:ind w:left="360" w:hanging="360"/>
+      </w:pPr>
+      <w:r>
+        <w:rPr>
+          <w:b/>
+          <w:i w:val="0"/>
+          <w:color w:val="1A1A1A"/>
+          <w:sz w:val="20"/>
+        </w:rPr>
+        <w:t xml:space="preserve">Board 8.  </w:t>
+      </w:r>
+      <w:r>
+        <w:rPr>
+          <w:b w:val="0"/>
+          <w:i w:val="0"/>
+          <w:color w:val="1A1A1A"/>
+          <w:sz w:val="20"/>
+        </w:rPr>
+        <w:t>'error' or 3.5</w:t>
+      </w:r>
+      <w:r>
+        <w:rPr>
+          <w:b w:val="0"/>
+          <w:i w:val="0"/>
+          <w:color w:val="1A1A1A"/>
+          <w:sz w:val="20"/>
           <w:vertAlign w:val="superscript"/>
         </w:rPr>
-        <w:t>7</w:t>
+        <w:t>9</w:t>
+      </w:r>
+      <w:r>
+        <w:rPr>
+          <w:b w:val="0"/>
+          <w:i w:val="0"/>
+          <w:color w:val="1A1A1A"/>
+          <w:sz w:val="20"/>
+        </w:rPr>
+        <w:t xml:space="preserve"> — E read as something other than × 10</w:t>
+      </w:r>
+      <w:r>
+        <w:rPr>
+          <w:b w:val="0"/>
+          <w:i w:val="0"/>
+          <w:color w:val="1A1A1A"/>
+          <w:sz w:val="20"/>
+          <w:vertAlign w:val="superscript"/>
+        </w:rPr>
+        <w:t>9</w:t>
+      </w:r>
+      <w:r>
+        <w:rPr>
+          <w:b w:val="0"/>
+          <w:i w:val="0"/>
+          <w:color w:val="1A1A1A"/>
+          <w:sz w:val="20"/>
+        </w:rPr>
+        <w:t xml:space="preserve"> [B1G-M 8.NSO.1.4 misconception: calculator E notation]</w:t>
+      </w:r>
+    </w:p>
+    <w:p>
+      <w:pPr>
+        <w:spacing w:before="0" w:after="40"/>
+        <w:ind w:left="360" w:hanging="360"/>
+      </w:pPr>
+      <w:r>
+        <w:rPr>
+          <w:b/>
+          <w:i w:val="0"/>
+          <w:color w:val="1A1A1A"/>
+          <w:sz w:val="20"/>
+        </w:rPr>
+        <w:t xml:space="preserve">Board 9.  </w:t>
+      </w:r>
+      <w:r>
+        <w:rPr>
+          <w:b w:val="0"/>
+          <w:i w:val="0"/>
+          <w:color w:val="1A1A1A"/>
+          <w:sz w:val="20"/>
+        </w:rPr>
+        <w:t>'not equal' — value confused with form [8.NSO.1.4: equivalent expressions can differ in form]</w:t>
+      </w:r>
+    </w:p>
+    <w:p>
+      <w:pPr>
+        <w:spacing w:before="0" w:after="40"/>
+      </w:pPr>
+      <w:r>
+        <w:rPr>
+          <w:b/>
+          <w:i w:val="0"/>
+          <w:color w:val="1A1A1A"/>
+          <w:sz w:val="21"/>
+        </w:rPr>
+        <w:t xml:space="preserve">Materials  </w:t>
       </w:r>
       <w:r>
         <w:rPr>
@@ -8497,354 +3798,7 @@
           <w:color w:val="1A1A1A"/>
           <w:sz w:val="21"/>
         </w:rPr>
-        <w:t xml:space="preserve"> ÷ 2.38855 × 10</w:t>
-      </w:r>
-      <w:r>
-        <w:rPr>
-          <w:b w:val="0"/>
-          <w:i w:val="0"/>
-          <w:color w:val="1A1A1A"/>
-          <w:sz w:val="21"/>
-          <w:vertAlign w:val="superscript"/>
-        </w:rPr>
-        <w:t>5</w:t>
-      </w:r>
-      <w:r>
-        <w:rPr>
-          <w:b w:val="0"/>
-          <w:i w:val="0"/>
-          <w:color w:val="1A1A1A"/>
-          <w:sz w:val="21"/>
-        </w:rPr>
-        <w:t xml:space="preserve"> ≈ 389) is stated in the book as 'about 4 × 10</w:t>
-      </w:r>
-      <w:r>
-        <w:rPr>
-          <w:b w:val="0"/>
-          <w:i w:val="0"/>
-          <w:color w:val="1A1A1A"/>
-          <w:sz w:val="21"/>
-          <w:vertAlign w:val="superscript"/>
-        </w:rPr>
-        <w:t>2</w:t>
-      </w:r>
-      <w:r>
-        <w:rPr>
-          <w:b w:val="0"/>
-          <w:i w:val="0"/>
-          <w:color w:val="1A1A1A"/>
-          <w:sz w:val="21"/>
-        </w:rPr>
-        <w:t>'.</w:t>
-      </w:r>
-    </w:p>
-    <w:p>
-      <w:pPr>
-        <w:spacing w:before="0" w:after="60"/>
-        <w:ind w:left="360" w:hanging="220"/>
-      </w:pPr>
-      <w:r>
-        <w:rPr>
-          <w:rFonts w:ascii="FreeSerif" w:hAnsi="FreeSerif" w:eastAsia="FreeSerif"/>
-          <w:b w:val="0"/>
-          <w:i w:val="0"/>
-          <w:color w:val="1A1A1A"/>
-          <w:sz w:val="16"/>
-        </w:rPr>
-        <w:t xml:space="preserve">●  </w:t>
-      </w:r>
-      <w:r>
-        <w:rPr>
-          <w:b w:val="0"/>
-          <w:i w:val="0"/>
-          <w:color w:val="1A1A1A"/>
-          <w:sz w:val="21"/>
-        </w:rPr>
-        <w:t>Homework L8 keys: 1.67 × 10</w:t>
-      </w:r>
-      <w:r>
-        <w:rPr>
-          <w:b w:val="0"/>
-          <w:i w:val="0"/>
-          <w:color w:val="1A1A1A"/>
-          <w:sz w:val="21"/>
-          <w:vertAlign w:val="superscript"/>
-        </w:rPr>
-        <w:t>21</w:t>
-      </w:r>
-      <w:r>
-        <w:rPr>
-          <w:b w:val="0"/>
-          <w:i w:val="0"/>
-          <w:color w:val="1A1A1A"/>
-          <w:sz w:val="21"/>
-        </w:rPr>
-        <w:t>, $1.105 × 10</w:t>
-      </w:r>
-      <w:r>
-        <w:rPr>
-          <w:b w:val="0"/>
-          <w:i w:val="0"/>
-          <w:color w:val="1A1A1A"/>
-          <w:sz w:val="21"/>
-          <w:vertAlign w:val="superscript"/>
-        </w:rPr>
-        <w:t>8</w:t>
-      </w:r>
-      <w:r>
-        <w:rPr>
-          <w:b w:val="0"/>
-          <w:i w:val="0"/>
-          <w:color w:val="1A1A1A"/>
-          <w:sz w:val="21"/>
-        </w:rPr>
-        <w:t>, 7.5 — all verified. Homework 1a's table (10</w:t>
-      </w:r>
-      <w:r>
-        <w:rPr>
-          <w:b w:val="0"/>
-          <w:i w:val="0"/>
-          <w:color w:val="1A1A1A"/>
-          <w:sz w:val="21"/>
-          <w:vertAlign w:val="superscript"/>
-        </w:rPr>
-        <w:t>14</w:t>
-      </w:r>
-      <w:r>
-        <w:rPr>
-          <w:b w:val="0"/>
-          <w:i w:val="0"/>
-          <w:color w:val="1A1A1A"/>
-          <w:sz w:val="21"/>
-        </w:rPr>
-        <w:t xml:space="preserve"> ÷ 10</w:t>
-      </w:r>
-      <w:r>
-        <w:rPr>
-          <w:b w:val="0"/>
-          <w:i w:val="0"/>
-          <w:color w:val="1A1A1A"/>
-          <w:sz w:val="21"/>
-          <w:vertAlign w:val="superscript"/>
-        </w:rPr>
-        <w:t>13</w:t>
-      </w:r>
-      <w:r>
-        <w:rPr>
-          <w:b w:val="0"/>
-          <w:i w:val="0"/>
-          <w:color w:val="1A1A1A"/>
-          <w:sz w:val="21"/>
-        </w:rPr>
-        <w:t xml:space="preserve"> = 10, 10</w:t>
-      </w:r>
-      <w:r>
-        <w:rPr>
-          <w:b w:val="0"/>
-          <w:i w:val="0"/>
-          <w:color w:val="1A1A1A"/>
-          <w:sz w:val="21"/>
-          <w:vertAlign w:val="superscript"/>
-        </w:rPr>
-        <w:t>24</w:t>
-      </w:r>
-      <w:r>
-        <w:rPr>
-          <w:b w:val="0"/>
-          <w:i w:val="0"/>
-          <w:color w:val="1A1A1A"/>
-          <w:sz w:val="21"/>
-        </w:rPr>
-        <w:t>, 10</w:t>
-      </w:r>
-      <w:r>
-        <w:rPr>
-          <w:b w:val="0"/>
-          <w:i w:val="0"/>
-          <w:color w:val="1A1A1A"/>
-          <w:sz w:val="21"/>
-          <w:vertAlign w:val="superscript"/>
-        </w:rPr>
-        <w:t>16</w:t>
-      </w:r>
-      <w:r>
-        <w:rPr>
-          <w:b w:val="0"/>
-          <w:i w:val="0"/>
-          <w:color w:val="1A1A1A"/>
-          <w:sz w:val="21"/>
-        </w:rPr>
-        <w:t>, 10</w:t>
-      </w:r>
-      <w:r>
-        <w:rPr>
-          <w:b w:val="0"/>
-          <w:i w:val="0"/>
-          <w:color w:val="1A1A1A"/>
-          <w:sz w:val="21"/>
-          <w:vertAlign w:val="superscript"/>
-        </w:rPr>
-        <w:t>-1</w:t>
-      </w:r>
-      <w:r>
-        <w:rPr>
-          <w:b w:val="0"/>
-          <w:i w:val="0"/>
-          <w:color w:val="1A1A1A"/>
-          <w:sz w:val="21"/>
-        </w:rPr>
-        <w:t>, 10,000,100, 999,990,000,000,000,000,000) verified.</w:t>
-      </w:r>
-    </w:p>
-    <w:p>
-      <w:pPr>
-        <w:spacing w:before="0" w:after="60"/>
-        <w:ind w:left="360" w:hanging="220"/>
-      </w:pPr>
-      <w:r>
-        <w:rPr>
-          <w:rFonts w:ascii="FreeSerif" w:hAnsi="FreeSerif" w:eastAsia="FreeSerif"/>
-          <w:b w:val="0"/>
-          <w:i w:val="0"/>
-          <w:color w:val="1A1A1A"/>
-          <w:sz w:val="16"/>
-        </w:rPr>
-        <w:t xml:space="preserve">●  </w:t>
-      </w:r>
-      <w:r>
-        <w:rPr>
-          <w:b w:val="0"/>
-          <w:i w:val="0"/>
-          <w:color w:val="1A1A1A"/>
-          <w:sz w:val="21"/>
-        </w:rPr>
-        <w:t>Additional Practice L8 #2 key: 10</w:t>
-      </w:r>
-      <w:r>
-        <w:rPr>
-          <w:b w:val="0"/>
-          <w:i w:val="0"/>
-          <w:color w:val="1A1A1A"/>
-          <w:sz w:val="21"/>
-          <w:vertAlign w:val="superscript"/>
-        </w:rPr>
-        <w:t>6</w:t>
-      </w:r>
-      <w:r>
-        <w:rPr>
-          <w:b w:val="0"/>
-          <w:i w:val="0"/>
-          <w:color w:val="1A1A1A"/>
-          <w:sz w:val="21"/>
-        </w:rPr>
-        <w:t xml:space="preserve"> + 10</w:t>
-      </w:r>
-      <w:r>
-        <w:rPr>
-          <w:b w:val="0"/>
-          <w:i w:val="0"/>
-          <w:color w:val="1A1A1A"/>
-          <w:sz w:val="21"/>
-          <w:vertAlign w:val="superscript"/>
-        </w:rPr>
-        <w:t>4</w:t>
-      </w:r>
-      <w:r>
-        <w:rPr>
-          <w:b w:val="0"/>
-          <w:i w:val="0"/>
-          <w:color w:val="1A1A1A"/>
-          <w:sz w:val="21"/>
-        </w:rPr>
-        <w:t xml:space="preserve"> = 101000 is wrong (1,010,000). Not reused (audit D2).</w:t>
-      </w:r>
-    </w:p>
-    <w:p>
-      <w:pPr>
-        <w:spacing w:before="0" w:after="60"/>
-        <w:ind w:left="360" w:hanging="220"/>
-      </w:pPr>
-      <w:r>
-        <w:rPr>
-          <w:rFonts w:ascii="FreeSerif" w:hAnsi="FreeSerif" w:eastAsia="FreeSerif"/>
-          <w:b w:val="0"/>
-          <w:i w:val="0"/>
-          <w:color w:val="1A1A1A"/>
-          <w:sz w:val="16"/>
-        </w:rPr>
-        <w:t xml:space="preserve">●  </w:t>
-      </w:r>
-      <w:r>
-        <w:rPr>
-          <w:b w:val="0"/>
-          <w:i w:val="0"/>
-          <w:color w:val="1A1A1A"/>
-          <w:sz w:val="21"/>
-        </w:rPr>
-        <w:t>Homework L8 #2 scaffold (a, b) does not lead to its part (c); see Read This First. Rebuilt as bank 8.</w:t>
-      </w:r>
-    </w:p>
-    <w:p>
-      <w:pPr>
-        <w:spacing w:before="0" w:after="60"/>
-        <w:ind w:left="360" w:hanging="220"/>
-      </w:pPr>
-      <w:r>
-        <w:rPr>
-          <w:rFonts w:ascii="FreeSerif" w:hAnsi="FreeSerif" w:eastAsia="FreeSerif"/>
-          <w:b w:val="0"/>
-          <w:i w:val="0"/>
-          <w:color w:val="1A1A1A"/>
-          <w:sz w:val="16"/>
-        </w:rPr>
-        <w:t xml:space="preserve">●  </w:t>
-      </w:r>
-      <w:r>
-        <w:rPr>
-          <w:b w:val="0"/>
-          <w:i w:val="0"/>
-          <w:color w:val="1A1A1A"/>
-          <w:sz w:val="21"/>
-        </w:rPr>
-        <w:t>B1G-M items verified: 4 × 10</w:t>
-      </w:r>
-      <w:r>
-        <w:rPr>
-          <w:b w:val="0"/>
-          <w:i w:val="0"/>
-          <w:color w:val="1A1A1A"/>
-          <w:sz w:val="21"/>
-          <w:vertAlign w:val="superscript"/>
-        </w:rPr>
-        <w:t>5</w:t>
-      </w:r>
-      <w:r>
-        <w:rPr>
-          <w:b w:val="0"/>
-          <w:i w:val="0"/>
-          <w:color w:val="1A1A1A"/>
-          <w:sz w:val="21"/>
-        </w:rPr>
-        <w:t xml:space="preserve"> ÷ 1 × 10</w:t>
-      </w:r>
-      <w:r>
-        <w:rPr>
-          <w:b w:val="0"/>
-          <w:i w:val="0"/>
-          <w:color w:val="1A1A1A"/>
-          <w:sz w:val="21"/>
-          <w:vertAlign w:val="superscript"/>
-        </w:rPr>
-        <w:t>4</w:t>
-      </w:r>
-      <w:r>
-        <w:rPr>
-          <w:b w:val="0"/>
-          <w:i w:val="0"/>
-          <w:color w:val="1A1A1A"/>
-          <w:sz w:val="21"/>
-        </w:rPr>
-        <w:t xml:space="preserve"> = 40; 65,000 ÷ 730 = 89.04; 1.44 × 10</w:t>
+        <w:t>Whiteboards and markers. Calculators are allowed on everything; today is the day to show the class what E means on the display — enter 3.5 × 10</w:t>
       </w:r>
       <w:r>
         <w:rPr>
@@ -8863,166 +3817,7 @@
           <w:color w:val="1A1A1A"/>
           <w:sz w:val="21"/>
         </w:rPr>
-        <w:t xml:space="preserve"> ÷ 1.292 × 10</w:t>
-      </w:r>
-      <w:r>
-        <w:rPr>
-          <w:b w:val="0"/>
-          <w:i w:val="0"/>
-          <w:color w:val="1A1A1A"/>
-          <w:sz w:val="21"/>
-          <w:vertAlign w:val="superscript"/>
-        </w:rPr>
-        <w:t>8</w:t>
-      </w:r>
-      <w:r>
-        <w:rPr>
-          <w:b w:val="0"/>
-          <w:i w:val="0"/>
-          <w:color w:val="1A1A1A"/>
-          <w:sz w:val="21"/>
-        </w:rPr>
-        <w:t xml:space="preserve"> = 11.15.</w:t>
-      </w:r>
-    </w:p>
-    <w:p>
-      <w:pPr>
-        <w:keepNext/>
-        <w:spacing w:before="200" w:after="60"/>
-      </w:pPr>
-      <w:r>
-        <w:rPr>
-          <w:b/>
-          <w:i w:val="0"/>
-          <w:color w:val="1A1A1A"/>
-          <w:sz w:val="23"/>
-        </w:rPr>
-        <w:t>What changed from the book</w:t>
-      </w:r>
-    </w:p>
-    <w:p>
-      <w:pPr>
-        <w:spacing w:before="0" w:after="60"/>
-        <w:ind w:left="360" w:hanging="220"/>
-      </w:pPr>
-      <w:r>
-        <w:rPr>
-          <w:rFonts w:ascii="FreeSerif" w:hAnsi="FreeSerif" w:eastAsia="FreeSerif"/>
-          <w:b w:val="0"/>
-          <w:i w:val="0"/>
-          <w:color w:val="1A1A1A"/>
-          <w:sz w:val="16"/>
-        </w:rPr>
-        <w:t xml:space="preserve">●  </w:t>
-      </w:r>
-      <w:r>
-        <w:rPr>
-          <w:b w:val="0"/>
-          <w:i w:val="0"/>
-          <w:color w:val="1A1A1A"/>
-          <w:sz w:val="21"/>
-        </w:rPr>
-        <w:t>3.8.1 grains-of-sand warm-up → spaced retrieval; the sand number kept in Notes I and Additional 7a.</w:t>
-      </w:r>
-    </w:p>
-    <w:p>
-      <w:pPr>
-        <w:spacing w:before="0" w:after="60"/>
-        <w:ind w:left="360" w:hanging="220"/>
-      </w:pPr>
-      <w:r>
-        <w:rPr>
-          <w:rFonts w:ascii="FreeSerif" w:hAnsi="FreeSerif" w:eastAsia="FreeSerif"/>
-          <w:b w:val="0"/>
-          <w:i w:val="0"/>
-          <w:color w:val="1A1A1A"/>
-          <w:sz w:val="16"/>
-        </w:rPr>
-        <w:t xml:space="preserve">●  </w:t>
-      </w:r>
-      <w:r>
-        <w:rPr>
-          <w:b w:val="0"/>
-          <w:i w:val="0"/>
-          <w:color w:val="1A1A1A"/>
-          <w:sz w:val="21"/>
-        </w:rPr>
-        <w:t>3.8.2–3.8.3 partner explorations (powers of ten, patterns) → Notes I–II from the front.</w:t>
-      </w:r>
-    </w:p>
-    <w:p>
-      <w:pPr>
-        <w:spacing w:before="0" w:after="60"/>
-        <w:ind w:left="360" w:hanging="220"/>
-      </w:pPr>
-      <w:r>
-        <w:rPr>
-          <w:rFonts w:ascii="FreeSerif" w:hAnsi="FreeSerif" w:eastAsia="FreeSerif"/>
-          <w:b w:val="0"/>
-          <w:i w:val="0"/>
-          <w:color w:val="1A1A1A"/>
-          <w:sz w:val="16"/>
-        </w:rPr>
-        <w:t xml:space="preserve">●  </w:t>
-      </w:r>
-      <w:r>
-        <w:rPr>
-          <w:b w:val="0"/>
-          <w:i w:val="0"/>
-          <w:color w:val="1A1A1A"/>
-          <w:sz w:val="21"/>
-        </w:rPr>
-        <w:t>3.8.4 Guided Instruction → Notes II and Example 1; its item 3 (Marcus and the coefficient rule) → whiteboard 9, written.</w:t>
-      </w:r>
-    </w:p>
-    <w:p>
-      <w:pPr>
-        <w:spacing w:before="0" w:after="60"/>
-        <w:ind w:left="360" w:hanging="220"/>
-      </w:pPr>
-      <w:r>
-        <w:rPr>
-          <w:rFonts w:ascii="FreeSerif" w:hAnsi="FreeSerif" w:eastAsia="FreeSerif"/>
-          <w:b w:val="0"/>
-          <w:i w:val="0"/>
-          <w:color w:val="1A1A1A"/>
-          <w:sz w:val="16"/>
-        </w:rPr>
-        <w:t xml:space="preserve">●  </w:t>
-      </w:r>
-      <w:r>
-        <w:rPr>
-          <w:b w:val="0"/>
-          <w:i w:val="0"/>
-          <w:color w:val="1A1A1A"/>
-          <w:sz w:val="21"/>
-        </w:rPr>
-        <w:t>3.8.5 partner collaboration (comparing) → Notes III, Example 2 and whiteboards 6–7.</w:t>
-      </w:r>
-    </w:p>
-    <w:p>
-      <w:pPr>
-        <w:spacing w:before="0" w:after="60"/>
-        <w:ind w:left="360" w:hanging="220"/>
-      </w:pPr>
-      <w:r>
-        <w:rPr>
-          <w:rFonts w:ascii="FreeSerif" w:hAnsi="FreeSerif" w:eastAsia="FreeSerif"/>
-          <w:b w:val="0"/>
-          <w:i w:val="0"/>
-          <w:color w:val="1A1A1A"/>
-          <w:sz w:val="16"/>
-        </w:rPr>
-        <w:t xml:space="preserve">●  </w:t>
-      </w:r>
-      <w:r>
-        <w:rPr>
-          <w:b w:val="0"/>
-          <w:i w:val="0"/>
-          <w:color w:val="1A1A1A"/>
-          <w:sz w:val="21"/>
-        </w:rPr>
-        <w:t>3.8.6 Cool Down ('explain in your own words') → replaced by whiteboard 9, which asks the same thing about a specific case.</w:t>
+        <w:t xml:space="preserve"> and 35,000,000,000 and look.</w:t>
       </w:r>
     </w:p>
     <w:sectPr>

--- a/a7/packages/A7 Unit 3 - Exponents and Scientific Notation/Teacher Editions/A7 3.08  Teacher Edition.docx
+++ b/a7/packages/A7 Unit 3 - Exponents and Scientific Notation/Teacher Editions/A7 3.08  Teacher Edition.docx
@@ -2291,7 +2291,7 @@
           <w:color w:val="6B6B6B"/>
           <w:sz w:val="19"/>
         </w:rPr>
-        <w:t xml:space="preserve"> — counted the digits instead of the places the point moves [B1G-M 8.NSO.1.4: exponent = places moved]; 40 × 10</w:t>
+        <w:t xml:space="preserve"> — counted the digits instead of the places the point moves [8.NSO.1.4: the exponent counts the places the point moves]; 40 × 10</w:t>
       </w:r>
       <w:r>
         <w:rPr>
@@ -2716,7 +2716,7 @@
           <w:color w:val="6B6B6B"/>
           <w:sz w:val="19"/>
         </w:rPr>
-        <w:t xml:space="preserve"> — compared the coefficients and ignored the powers [B1G-M 8.NSO.1.4: order of magnitude first]</w:t>
+        <w:t xml:space="preserve"> — compared the coefficients and ignored the powers [8.NSO.1.4: compare the powers of 10 first]</w:t>
       </w:r>
     </w:p>
     <w:p>
@@ -3145,7 +3145,7 @@
           <w:color w:val="6B6B6B"/>
           <w:sz w:val="19"/>
         </w:rPr>
-        <w:t xml:space="preserve"> read as 10 [B1G-M 8.NSO.1.4 misconception: exponent read as the multiplier]</w:t>
+        <w:t xml:space="preserve"> read as 10 [B1G-M 8.NSO.1.4 misconception: comparing two numbers in scientific notation incorrectly]</w:t>
       </w:r>
     </w:p>
     <w:p>
@@ -3450,7 +3450,7 @@
           <w:color w:val="1A1A1A"/>
           <w:sz w:val="20"/>
         </w:rPr>
-        <w:t xml:space="preserve"> — counted the digits instead of the places the point moves [B1G-M 8.NSO.1.4: exponent = places moved]</w:t>
+        <w:t xml:space="preserve"> — counted the digits instead of the places the point moves [8.NSO.1.4: the exponent counts the places the point moves]</w:t>
       </w:r>
     </w:p>
     <w:p>
@@ -3579,7 +3579,7 @@
           <w:color w:val="1A1A1A"/>
           <w:sz w:val="20"/>
         </w:rPr>
-        <w:t xml:space="preserve"> — compared the coefficients and ignored the powers [B1G-M 8.NSO.1.4: order of magnitude first]</w:t>
+        <w:t xml:space="preserve"> — compared the coefficients and ignored the powers [8.NSO.1.4: compare the powers of 10 first]</w:t>
       </w:r>
     </w:p>
     <w:p>

--- a/a7/packages/A7 Unit 3 - Exponents and Scientific Notation/Teacher Editions/A7 3.08  Teacher Edition.docx
+++ b/a7/packages/A7 Unit 3 - Exponents and Scientific Notation/Teacher Editions/A7 3.08  Teacher Edition.docx
@@ -273,7 +273,7 @@
           <w:color w:val="1A1A1A"/>
           <w:sz w:val="21"/>
         </w:rPr>
-        <w:t xml:space="preserve"> — Every board and the bank   ·   </w:t>
+        <w:t xml:space="preserve"> — Example 1, both Your Turns, boards 3 and 8, and the bank   ·   </w:t>
       </w:r>
       <w:r>
         <w:rPr>
@@ -3389,7 +3389,7 @@
           <w:color w:val="1A1A1A"/>
           <w:sz w:val="21"/>
         </w:rPr>
-        <w:t>IXL: every listed skill is required, SmartScore 67, due at the start of the next class.</w:t>
+        <w:t>IXL: every listed skill is required, SmartScore 67.</w:t>
       </w:r>
     </w:p>
     <w:p>

--- a/a7/packages/A7 Unit 3 - Exponents and Scientific Notation/Teacher Editions/A7 3.08  Teacher Edition.docx
+++ b/a7/packages/A7 Unit 3 - Exponents and Scientific Notation/Teacher Editions/A7 3.08  Teacher Edition.docx
@@ -348,6 +348,7 @@
           </w:tcPr>
           <w:p>
             <w:pPr>
+              <w:keepNext/>
               <w:spacing w:after="0"/>
               <w:jc w:val="center"/>
             </w:pPr>
@@ -381,6 +382,7 @@
           </w:tcPr>
           <w:p>
             <w:pPr>
+              <w:keepNext/>
               <w:spacing w:after="0"/>
               <w:jc w:val="center"/>
             </w:pPr>
@@ -414,6 +416,7 @@
           </w:tcPr>
           <w:p>
             <w:pPr>
+              <w:keepNext/>
               <w:spacing w:after="0"/>
               <w:jc w:val="center"/>
             </w:pPr>
@@ -1673,7 +1676,7 @@
           <w:color w:val="1A1A1A"/>
           <w:sz w:val="21"/>
         </w:rPr>
-        <w:t xml:space="preserve">Warm-Up — On your own. Four minutes. No notes..  </w:t>
+        <w:t xml:space="preserve">Warm-Up — On your own. Four minutes. No notes.  </w:t>
       </w:r>
       <w:r>
         <w:rPr>
@@ -1706,7 +1709,7 @@
           <w:color w:val="1A1A1A"/>
           <w:sz w:val="21"/>
         </w:rPr>
-        <w:t xml:space="preserve">Warm-Up — Answers..  </w:t>
+        <w:t xml:space="preserve">Warm-Up — Answers.  </w:t>
       </w:r>
       <w:r>
         <w:rPr>
@@ -1777,7 +1780,7 @@
           <w:color w:val="1A1A1A"/>
           <w:sz w:val="21"/>
         </w:rPr>
-        <w:t xml:space="preserve">Notes — Copy the table..  </w:t>
+        <w:t xml:space="preserve">Notes — Copy the table.  </w:t>
       </w:r>
       <w:r>
         <w:rPr>
@@ -1914,7 +1917,7 @@
           <w:color w:val="1A1A1A"/>
           <w:sz w:val="21"/>
         </w:rPr>
-        <w:t xml:space="preserve">Example 1 — Standard form to scientific notation..  </w:t>
+        <w:t xml:space="preserve">Example 1 — Standard form to scientific notation.  </w:t>
       </w:r>
       <w:r>
         <w:rPr>
@@ -1947,7 +1950,7 @@
           <w:color w:val="1A1A1A"/>
           <w:sz w:val="21"/>
         </w:rPr>
-        <w:t xml:space="preserve">Example 1 — Worked..  </w:t>
+        <w:t xml:space="preserve">Example 1 — Worked.  </w:t>
       </w:r>
       <w:r>
         <w:rPr>
@@ -1999,7 +2002,7 @@
           <w:color w:val="1A1A1A"/>
           <w:sz w:val="21"/>
         </w:rPr>
-        <w:t xml:space="preserve">Your Turn — Same steps, your numbers. Boards up when done..  </w:t>
+        <w:t xml:space="preserve">Your Turn — Same steps, your numbers. Boards up when done.  </w:t>
       </w:r>
       <w:r>
         <w:rPr>
@@ -2032,7 +2035,7 @@
           <w:color w:val="1A1A1A"/>
           <w:sz w:val="21"/>
         </w:rPr>
-        <w:t xml:space="preserve">Your Turn — Answer..  </w:t>
+        <w:t xml:space="preserve">Your Turn — Answer.  </w:t>
       </w:r>
       <w:r>
         <w:rPr>
@@ -2065,7 +2068,7 @@
           <w:color w:val="1A1A1A"/>
           <w:sz w:val="21"/>
         </w:rPr>
-        <w:t xml:space="preserve">Example 2 — How many times larger?.  </w:t>
+        <w:t xml:space="preserve">Example 2 — How many times larger?  </w:t>
       </w:r>
       <w:r>
         <w:rPr>
@@ -2098,7 +2101,7 @@
           <w:color w:val="1A1A1A"/>
           <w:sz w:val="21"/>
         </w:rPr>
-        <w:t xml:space="preserve">Example 2 — Worked..  </w:t>
+        <w:t xml:space="preserve">Example 2 — Worked.  </w:t>
       </w:r>
       <w:r>
         <w:rPr>
@@ -2169,7 +2172,7 @@
           <w:color w:val="1A1A1A"/>
           <w:sz w:val="21"/>
         </w:rPr>
-        <w:t xml:space="preserve">Your Turn — Same steps, your numbers. Boards up when done..  </w:t>
+        <w:t xml:space="preserve">Your Turn — Same steps, your numbers. Boards up when done.  </w:t>
       </w:r>
       <w:r>
         <w:rPr>
@@ -2202,7 +2205,7 @@
           <w:color w:val="1A1A1A"/>
           <w:sz w:val="21"/>
         </w:rPr>
-        <w:t xml:space="preserve">Your Turn — Answer..  </w:t>
+        <w:t xml:space="preserve">Your Turn — Answer.  </w:t>
       </w:r>
       <w:r>
         <w:rPr>
@@ -3347,7 +3350,7 @@
           <w:color w:val="1A1A1A"/>
           <w:sz w:val="21"/>
         </w:rPr>
-        <w:t xml:space="preserve">Independent Set — Six questions. On your own, in silence..  </w:t>
+        <w:t xml:space="preserve">Independent Set — Six questions. On your own, in silence.  </w:t>
       </w:r>
       <w:r>
         <w:rPr>
@@ -3380,7 +3383,7 @@
           <w:color w:val="1A1A1A"/>
           <w:sz w:val="21"/>
         </w:rPr>
-        <w:t xml:space="preserve">IXL — Last five minutes..  </w:t>
+        <w:t xml:space="preserve">IXL — Last five minutes.  </w:t>
       </w:r>
       <w:r>
         <w:rPr>

--- a/a7/packages/A7 Unit 3 - Exponents and Scientific Notation/Teacher Editions/A7 3.08  Teacher Edition.docx
+++ b/a7/packages/A7 Unit 3 - Exponents and Scientific Notation/Teacher Editions/A7 3.08  Teacher Edition.docx
@@ -2761,7 +2761,7 @@
           <w:color w:val="9E1B32"/>
           <w:sz w:val="21"/>
         </w:rPr>
-        <w:t>A — 5.2 × 10</w:t>
+        <w:t>B — 5.2 × 10</w:t>
       </w:r>
       <w:r>
         <w:rPr>
@@ -2780,7 +2780,7 @@
           <w:color w:val="6B6B6B"/>
           <w:sz w:val="19"/>
         </w:rPr>
-        <w:t xml:space="preserve">   (B) equal in value, but the coefficient 52 is not less than 10 [B1G-M 8.NSO.1.4 misconception: coefficient outside 1 to 10]; (C) counted the six zeros instead of the seven places the point moves [8.NSO.1.4: exponent = places moved]; (D) counted the eight digits [8.NSO.1.4: exponent = places moved]</w:t>
+        <w:t xml:space="preserve">   (A) counted the eight digits [8.NSO.1.4: exponent = places moved]; (C) equal in value, but the coefficient 52 is not less than 10 [B1G-M 8.NSO.1.4 misconception: coefficient outside 1 to 10]; (D) counted the six zeros instead of the seven places the point moves [8.NSO.1.4: exponent = places moved]</w:t>
       </w:r>
       <w:r>
         <w:rPr>
@@ -2917,7 +2917,7 @@
           <w:color w:val="9E1B32"/>
           <w:sz w:val="21"/>
         </w:rPr>
-        <w:t>A — 1,000</w:t>
+        <w:t>C — 1,000</w:t>
       </w:r>
       <w:r>
         <w:rPr>
@@ -2926,7 +2926,7 @@
           <w:color w:val="6B6B6B"/>
           <w:sz w:val="19"/>
         </w:rPr>
-        <w:t xml:space="preserve">   (B) 10</w:t>
+        <w:t xml:space="preserve">   (A) 8 ÷ 5 — the exponents were divided [8.NSO.1.3: quotient of powers subtracts the exponents]; (B) 10</w:t>
       </w:r>
       <w:r>
         <w:rPr>
@@ -2964,7 +2964,7 @@
           <w:color w:val="6B6B6B"/>
           <w:sz w:val="19"/>
         </w:rPr>
-        <w:t xml:space="preserve"> times' read as '4 times']; (C) 3 × 100 — the exponent difference multiplied by a stray 100 [8.NSO.1.4: the ratio of the powers is 10</w:t>
+        <w:t xml:space="preserve"> times' read as '4 times']; (D) 3 × 100 — the exponent difference multiplied by a stray 100 [8.NSO.1.4: the ratio of the powers is 10</w:t>
       </w:r>
       <w:r>
         <w:rPr>
@@ -2983,7 +2983,7 @@
           <w:color w:val="6B6B6B"/>
           <w:sz w:val="19"/>
         </w:rPr>
-        <w:t>]; (D) 8 ÷ 5 — the exponents were divided [8.NSO.1.3: quotient of powers subtracts the exponents]</w:t>
+        <w:t>]</w:t>
       </w:r>
       <w:r>
         <w:rPr>
@@ -3606,7 +3606,7 @@
           <w:color w:val="1A1A1A"/>
           <w:sz w:val="20"/>
         </w:rPr>
-        <w:t>equal in value, but the coefficient 52 is not less than 10 [B1G-M 8.NSO.1.4 misconception: coefficient outside 1 to 10]</w:t>
+        <w:t>counted the eight digits [8.NSO.1.4: exponent = places moved]</w:t>
       </w:r>
     </w:p>
     <w:p>
@@ -3630,45 +3630,7 @@
           <w:color w:val="1A1A1A"/>
           <w:sz w:val="20"/>
         </w:rPr>
-        <w:t>10</w:t>
-      </w:r>
-      <w:r>
-        <w:rPr>
-          <w:b w:val="0"/>
-          <w:i w:val="0"/>
-          <w:color w:val="1A1A1A"/>
-          <w:sz w:val="20"/>
-          <w:vertAlign w:val="superscript"/>
-        </w:rPr>
-        <w:t>3</w:t>
-      </w:r>
-      <w:r>
-        <w:rPr>
-          <w:b w:val="0"/>
-          <w:i w:val="0"/>
-          <w:color w:val="1A1A1A"/>
-          <w:sz w:val="20"/>
-        </w:rPr>
-        <w:t xml:space="preserve"> times read as 3 times [B1G-M 8.NSO.1.4 misconception: '10</w:t>
-      </w:r>
-      <w:r>
-        <w:rPr>
-          <w:b w:val="0"/>
-          <w:i w:val="0"/>
-          <w:color w:val="1A1A1A"/>
-          <w:sz w:val="20"/>
-          <w:vertAlign w:val="superscript"/>
-        </w:rPr>
-        <w:t>4</w:t>
-      </w:r>
-      <w:r>
-        <w:rPr>
-          <w:b w:val="0"/>
-          <w:i w:val="0"/>
-          <w:color w:val="1A1A1A"/>
-          <w:sz w:val="20"/>
-        </w:rPr>
-        <w:t xml:space="preserve"> times' read as '4 times']</w:t>
+        <w:t>8 ÷ 5 — the exponents were divided [8.NSO.1.3: quotient of powers subtracts the exponents]</w:t>
       </w:r>
     </w:p>
     <w:p>
